--- a/Assets/Docs/User_Manual.docx
+++ b/Assets/Docs/User_Manual.docx
@@ -1111,7 +1111,7 @@
           <w:noProof/>
         </w:rPr>
         <w:drawing>
-          <wp:anchor distT="0" distB="0" distL="114300" distR="114300" simplePos="0" relativeHeight="251669504" behindDoc="0" locked="0" layoutInCell="1" allowOverlap="1" wp14:anchorId="1C8CDE4D" wp14:editId="433C8961">
+          <wp:anchor distT="0" distB="0" distL="114300" distR="114300" simplePos="0" relativeHeight="251669504" behindDoc="0" locked="0" layoutInCell="1" allowOverlap="1" wp14:anchorId="1C8CDE4D" wp14:editId="4AE0058E">
             <wp:simplePos x="0" y="0"/>
             <wp:positionH relativeFrom="column">
               <wp:posOffset>333872</wp:posOffset>
@@ -1618,7 +1618,7 @@
           <w:szCs w:val="20"/>
         </w:rPr>
         <w:drawing>
-          <wp:anchor distT="0" distB="0" distL="114300" distR="114300" simplePos="0" relativeHeight="251660288" behindDoc="0" locked="0" layoutInCell="1" allowOverlap="1" wp14:anchorId="14EA7D7A" wp14:editId="19CF5D57">
+          <wp:anchor distT="0" distB="0" distL="114300" distR="114300" simplePos="0" relativeHeight="251660288" behindDoc="0" locked="0" layoutInCell="1" allowOverlap="1" wp14:anchorId="14EA7D7A" wp14:editId="4874FB78">
             <wp:simplePos x="0" y="0"/>
             <wp:positionH relativeFrom="column">
               <wp:posOffset>-27239</wp:posOffset>
@@ -2050,7 +2050,7 @@
           <w:szCs w:val="24"/>
         </w:rPr>
         <w:drawing>
-          <wp:anchor distT="0" distB="0" distL="114300" distR="114300" simplePos="0" relativeHeight="251661312" behindDoc="0" locked="0" layoutInCell="1" allowOverlap="1" wp14:anchorId="04B563D7" wp14:editId="7F5C7A5E">
+          <wp:anchor distT="0" distB="0" distL="114300" distR="114300" simplePos="0" relativeHeight="251661312" behindDoc="0" locked="0" layoutInCell="1" allowOverlap="1" wp14:anchorId="04B563D7" wp14:editId="2381DFD7">
             <wp:simplePos x="0" y="0"/>
             <wp:positionH relativeFrom="column">
               <wp:posOffset>0</wp:posOffset>
@@ -2904,7 +2904,7 @@
           <w:szCs w:val="24"/>
         </w:rPr>
         <w:drawing>
-          <wp:inline distT="0" distB="0" distL="0" distR="0" wp14:anchorId="001D3EBD" wp14:editId="351846AF">
+          <wp:inline distT="0" distB="0" distL="0" distR="0" wp14:anchorId="001D3EBD" wp14:editId="2954565C">
             <wp:extent cx="5072932" cy="3170583"/>
             <wp:effectExtent l="0" t="0" r="0" b="0"/>
             <wp:docPr id="1734709723" name="Picture 3"/>
@@ -3301,7 +3301,7 @@
           <w:szCs w:val="24"/>
         </w:rPr>
         <w:drawing>
-          <wp:anchor distT="0" distB="0" distL="114300" distR="114300" simplePos="0" relativeHeight="251664384" behindDoc="1" locked="0" layoutInCell="1" allowOverlap="1" wp14:anchorId="2A8ACD2B" wp14:editId="0B32C0BA">
+          <wp:anchor distT="0" distB="0" distL="114300" distR="114300" simplePos="0" relativeHeight="251664384" behindDoc="1" locked="0" layoutInCell="1" allowOverlap="1" wp14:anchorId="2A8ACD2B" wp14:editId="4D8CB04D">
             <wp:simplePos x="0" y="0"/>
             <wp:positionH relativeFrom="column">
               <wp:posOffset>3537751</wp:posOffset>
@@ -3718,7 +3718,7 @@
           <w:szCs w:val="24"/>
         </w:rPr>
         <w:drawing>
-          <wp:anchor distT="0" distB="0" distL="114300" distR="114300" simplePos="0" relativeHeight="251665408" behindDoc="0" locked="0" layoutInCell="1" allowOverlap="1" wp14:anchorId="18CB229D" wp14:editId="0E0C5C04">
+          <wp:anchor distT="0" distB="0" distL="114300" distR="114300" simplePos="0" relativeHeight="251665408" behindDoc="0" locked="0" layoutInCell="1" allowOverlap="1" wp14:anchorId="18CB229D" wp14:editId="7175C17C">
             <wp:simplePos x="0" y="0"/>
             <wp:positionH relativeFrom="column">
               <wp:posOffset>94291</wp:posOffset>
@@ -4122,7 +4122,7 @@
         </w:rPr>
         <w:lastRenderedPageBreak/>
         <w:drawing>
-          <wp:inline distT="0" distB="0" distL="0" distR="0" wp14:anchorId="26856F0E" wp14:editId="6D4F1603">
+          <wp:inline distT="0" distB="0" distL="0" distR="0" wp14:anchorId="26856F0E" wp14:editId="70B52C6A">
             <wp:extent cx="5332021" cy="3161051"/>
             <wp:effectExtent l="0" t="0" r="2540" b="1270"/>
             <wp:docPr id="1380285379" name="Picture 12"/>
@@ -4192,45 +4192,55 @@
       <w:r>
         <w:rPr>
           <w:rFonts w:ascii="Times New Roman" w:hAnsi="Times New Roman" w:cs="Times New Roman"/>
-          <w:b/>
-          <w:bCs/>
           <w:i/>
           <w:iCs/>
           <w:sz w:val="24"/>
           <w:szCs w:val="24"/>
         </w:rPr>
-        <w:t>Divide Key</w:t>
-      </w:r>
-      <w:r>
-        <w:rPr>
-          <w:rFonts w:ascii="Times New Roman" w:hAnsi="Times New Roman" w:cs="Times New Roman"/>
+        <w:t xml:space="preserve">the </w:t>
+      </w:r>
+      <w:r>
+        <w:rPr>
+          <w:rFonts w:ascii="Times New Roman" w:hAnsi="Times New Roman" w:cs="Times New Roman"/>
+          <w:b/>
+          <w:bCs/>
           <w:i/>
           <w:iCs/>
           <w:sz w:val="24"/>
           <w:szCs w:val="24"/>
         </w:rPr>
-        <w:t xml:space="preserve"> or the </w:t>
-      </w:r>
-      <w:r>
-        <w:rPr>
-          <w:rFonts w:ascii="Times New Roman" w:hAnsi="Times New Roman" w:cs="Times New Roman"/>
-          <w:b/>
-          <w:bCs/>
+        <w:t>Divide Key</w:t>
+      </w:r>
+      <w:r>
+        <w:rPr>
+          <w:rFonts w:ascii="Times New Roman" w:hAnsi="Times New Roman" w:cs="Times New Roman"/>
           <w:i/>
           <w:iCs/>
           <w:sz w:val="24"/>
           <w:szCs w:val="24"/>
         </w:rPr>
-        <w:t>Payment button</w:t>
-      </w:r>
-      <w:r>
-        <w:rPr>
-          <w:rFonts w:ascii="Times New Roman" w:hAnsi="Times New Roman" w:cs="Times New Roman"/>
+        <w:t xml:space="preserve"> or the </w:t>
+      </w:r>
+      <w:r>
+        <w:rPr>
+          <w:rFonts w:ascii="Times New Roman" w:hAnsi="Times New Roman" w:cs="Times New Roman"/>
+          <w:b/>
+          <w:bCs/>
           <w:i/>
           <w:iCs/>
           <w:sz w:val="24"/>
           <w:szCs w:val="24"/>
         </w:rPr>
+        <w:t>Payment button</w:t>
+      </w:r>
+      <w:r>
+        <w:rPr>
+          <w:rFonts w:ascii="Times New Roman" w:hAnsi="Times New Roman" w:cs="Times New Roman"/>
+          <w:i/>
+          <w:iCs/>
+          <w:sz w:val="24"/>
+          <w:szCs w:val="24"/>
+        </w:rPr>
         <w:t xml:space="preserve"> to move to the Payment section</w:t>
       </w:r>
     </w:p>
@@ -4316,7 +4326,23 @@
           <w:sz w:val="24"/>
           <w:szCs w:val="24"/>
         </w:rPr>
-        <w:t xml:space="preserve"> in the sales process. After all items are added to the invoice, this </w:t>
+        <w:t xml:space="preserve"> in the sales process. After all items are added to the invoice, </w:t>
+      </w:r>
+      <w:r>
+        <w:rPr>
+          <w:rFonts w:ascii="Times New Roman" w:hAnsi="Times New Roman" w:cs="Times New Roman"/>
+          <w:sz w:val="24"/>
+          <w:szCs w:val="24"/>
+        </w:rPr>
+        <w:t>the</w:t>
+      </w:r>
+      <w:r>
+        <w:rPr>
+          <w:rFonts w:ascii="Times New Roman" w:hAnsi="Times New Roman" w:cs="Times New Roman"/>
+          <w:sz w:val="24"/>
+          <w:szCs w:val="24"/>
+        </w:rPr>
+        <w:t xml:space="preserve"> </w:t>
       </w:r>
       <w:r>
         <w:rPr>
@@ -4398,7 +4424,27 @@
           <w:sz w:val="24"/>
           <w:szCs w:val="24"/>
         </w:rPr>
-        <w:t>enter amount received</w:t>
+        <w:t xml:space="preserve">enter </w:t>
+      </w:r>
+      <w:r>
+        <w:rPr>
+          <w:rFonts w:ascii="Times New Roman" w:hAnsi="Times New Roman" w:cs="Times New Roman"/>
+          <w:b/>
+          <w:bCs/>
+          <w:sz w:val="24"/>
+          <w:szCs w:val="24"/>
+        </w:rPr>
+        <w:t xml:space="preserve">the </w:t>
+      </w:r>
+      <w:r>
+        <w:rPr>
+          <w:rFonts w:ascii="Times New Roman" w:hAnsi="Times New Roman" w:cs="Times New Roman"/>
+          <w:b/>
+          <w:bCs/>
+          <w:sz w:val="24"/>
+          <w:szCs w:val="24"/>
+        </w:rPr>
+        <w:t>amount received</w:t>
       </w:r>
       <w:r>
         <w:rPr>
@@ -4444,9 +4490,17 @@
           <w:szCs w:val="24"/>
         </w:rPr>
         <w:drawing>
-          <wp:inline distT="0" distB="0" distL="0" distR="0" wp14:anchorId="7DE95F9D" wp14:editId="5837BCB3">
-            <wp:extent cx="5322627" cy="1501375"/>
-            <wp:effectExtent l="0" t="0" r="0" b="3810"/>
+          <wp:anchor distT="0" distB="0" distL="114300" distR="114300" simplePos="0" relativeHeight="251687936" behindDoc="0" locked="0" layoutInCell="1" allowOverlap="1" wp14:anchorId="7DE95F9D" wp14:editId="68134BAA">
+            <wp:simplePos x="0" y="0"/>
+            <wp:positionH relativeFrom="column">
+              <wp:posOffset>0</wp:posOffset>
+            </wp:positionH>
+            <wp:positionV relativeFrom="paragraph">
+              <wp:posOffset>207010</wp:posOffset>
+            </wp:positionV>
+            <wp:extent cx="5715000" cy="2620645"/>
+            <wp:effectExtent l="0" t="0" r="0" b="8255"/>
+            <wp:wrapTopAndBottom/>
             <wp:docPr id="2118095727" name="Picture 13"/>
             <wp:cNvGraphicFramePr>
               <a:graphicFrameLocks xmlns:a="http://schemas.openxmlformats.org/drawingml/2006/main" noChangeAspect="1"/>
@@ -4455,11 +4509,534 @@
               <a:graphicData uri="http://schemas.openxmlformats.org/drawingml/2006/picture">
                 <pic:pic xmlns:pic="http://schemas.openxmlformats.org/drawingml/2006/picture">
                   <pic:nvPicPr>
-                    <pic:cNvPr id="2118095727" name="Picture 2118095727"/>
+                    <pic:cNvPr id="2118095727" name="Picture 13"/>
+                    <pic:cNvPicPr/>
+                  </pic:nvPicPr>
+                  <pic:blipFill rotWithShape="1">
+                    <a:blip r:embed="rId16">
+                      <a:extLst>
+                        <a:ext uri="{28A0092B-C50C-407E-A947-70E740481C1C}">
+                          <a14:useLocalDpi xmlns:a14="http://schemas.microsoft.com/office/drawing/2010/main" val="0"/>
+                        </a:ext>
+                      </a:extLst>
+                    </a:blip>
+                    <a:srcRect l="9800" t="15244" r="9928" b="38727"/>
+                    <a:stretch>
+                      <a:fillRect/>
+                    </a:stretch>
+                  </pic:blipFill>
+                  <pic:spPr bwMode="auto">
+                    <a:xfrm>
+                      <a:off x="0" y="0"/>
+                      <a:ext cx="5715000" cy="2620645"/>
+                    </a:xfrm>
+                    <a:prstGeom prst="rect">
+                      <a:avLst/>
+                    </a:prstGeom>
+                    <a:ln>
+                      <a:noFill/>
+                    </a:ln>
+                    <a:extLst>
+                      <a:ext uri="{53640926-AAD7-44D8-BBD7-CCE9431645EC}">
+                        <a14:shadowObscured xmlns:a14="http://schemas.microsoft.com/office/drawing/2010/main"/>
+                      </a:ext>
+                    </a:extLst>
+                  </pic:spPr>
+                </pic:pic>
+              </a:graphicData>
+            </a:graphic>
+            <wp14:sizeRelH relativeFrom="margin">
+              <wp14:pctWidth>0</wp14:pctWidth>
+            </wp14:sizeRelH>
+            <wp14:sizeRelV relativeFrom="margin">
+              <wp14:pctHeight>0</wp14:pctHeight>
+            </wp14:sizeRelV>
+          </wp:anchor>
+        </w:drawing>
+      </w:r>
+    </w:p>
+    <w:p>
+      <w:pPr>
+        <w:rPr>
+          <w:rFonts w:ascii="Times New Roman" w:hAnsi="Times New Roman" w:cs="Times New Roman"/>
+          <w:noProof/>
+          <w:sz w:val="24"/>
+          <w:szCs w:val="24"/>
+        </w:rPr>
+      </w:pPr>
+    </w:p>
+    <w:p>
+      <w:pPr>
+        <w:rPr>
+          <w:rFonts w:ascii="Times New Roman" w:hAnsi="Times New Roman" w:cs="Times New Roman"/>
+          <w:b/>
+          <w:bCs/>
+          <w:sz w:val="24"/>
+          <w:szCs w:val="24"/>
+        </w:rPr>
+      </w:pPr>
+      <w:r>
+        <w:rPr>
+          <w:rFonts w:ascii="Times New Roman" w:hAnsi="Times New Roman" w:cs="Times New Roman"/>
+          <w:b/>
+          <w:bCs/>
+          <w:sz w:val="24"/>
+          <w:szCs w:val="24"/>
+        </w:rPr>
+        <w:br w:type="page"/>
+      </w:r>
+    </w:p>
+    <w:p>
+      <w:pPr>
+        <w:rPr>
+          <w:rFonts w:ascii="Times New Roman" w:hAnsi="Times New Roman" w:cs="Times New Roman"/>
+          <w:b/>
+          <w:bCs/>
+          <w:sz w:val="24"/>
+          <w:szCs w:val="24"/>
+        </w:rPr>
+      </w:pPr>
+      <w:r>
+        <w:rPr>
+          <w:rFonts w:ascii="Times New Roman" w:hAnsi="Times New Roman" w:cs="Times New Roman"/>
+          <w:b/>
+          <w:bCs/>
+          <w:sz w:val="24"/>
+          <w:szCs w:val="24"/>
+        </w:rPr>
+        <w:lastRenderedPageBreak/>
+        <w:t xml:space="preserve">Elements </w:t>
+      </w:r>
+      <w:r>
+        <w:rPr>
+          <w:rFonts w:ascii="Times New Roman" w:hAnsi="Times New Roman" w:cs="Times New Roman"/>
+          <w:b/>
+          <w:bCs/>
+          <w:sz w:val="24"/>
+          <w:szCs w:val="24"/>
+        </w:rPr>
+        <w:t>Explained:</w:t>
+      </w:r>
+    </w:p>
+    <w:p>
+      <w:pPr>
+        <w:rPr>
+          <w:rFonts w:ascii="Times New Roman" w:hAnsi="Times New Roman" w:cs="Times New Roman"/>
+          <w:b/>
+          <w:bCs/>
+          <w:sz w:val="24"/>
+          <w:szCs w:val="24"/>
+        </w:rPr>
+      </w:pPr>
+      <w:r>
+        <w:rPr>
+          <w:rFonts w:ascii="Times New Roman" w:hAnsi="Times New Roman" w:cs="Times New Roman"/>
+          <w:b/>
+          <w:bCs/>
+          <w:sz w:val="24"/>
+          <w:szCs w:val="24"/>
+        </w:rPr>
+        <w:t>7.2.</w:t>
+      </w:r>
+      <w:r>
+        <w:rPr>
+          <w:rFonts w:ascii="Times New Roman" w:hAnsi="Times New Roman" w:cs="Times New Roman"/>
+          <w:b/>
+          <w:bCs/>
+          <w:sz w:val="24"/>
+          <w:szCs w:val="24"/>
+        </w:rPr>
+        <w:t>1. Payment Amount Section</w:t>
+      </w:r>
+    </w:p>
+    <w:p>
+      <w:pPr>
+        <w:rPr>
+          <w:rFonts w:ascii="Times New Roman" w:hAnsi="Times New Roman" w:cs="Times New Roman"/>
+        </w:rPr>
+      </w:pPr>
+      <w:r>
+        <w:rPr>
+          <w:rFonts w:ascii="Times New Roman" w:hAnsi="Times New Roman" w:cs="Times New Roman"/>
+          <w:b/>
+          <w:bCs/>
+          <w:sz w:val="24"/>
+          <w:szCs w:val="24"/>
+        </w:rPr>
+        <w:t xml:space="preserve">Invoice Total / Payable Amount </w:t>
+      </w:r>
+      <w:r>
+        <w:rPr>
+          <w:rFonts w:ascii="Times New Roman" w:hAnsi="Times New Roman" w:cs="Times New Roman"/>
+          <w:b/>
+          <w:bCs/>
+          <w:i/>
+          <w:iCs/>
+          <w:sz w:val="24"/>
+          <w:szCs w:val="24"/>
+        </w:rPr>
+        <w:t>(Read-only)</w:t>
+      </w:r>
+      <w:r>
+        <w:rPr>
+          <w:rFonts w:ascii="Times New Roman" w:hAnsi="Times New Roman" w:cs="Times New Roman"/>
+          <w:b/>
+          <w:bCs/>
+          <w:sz w:val="24"/>
+          <w:szCs w:val="24"/>
+        </w:rPr>
+        <w:t>:</w:t>
+      </w:r>
+      <w:r>
+        <w:rPr>
+          <w:rFonts w:ascii="Times New Roman" w:hAnsi="Times New Roman" w:cs="Times New Roman"/>
+          <w:b/>
+          <w:bCs/>
+          <w:sz w:val="24"/>
+          <w:szCs w:val="24"/>
+        </w:rPr>
+        <w:br/>
+      </w:r>
+      <w:r>
+        <w:rPr>
+          <w:rFonts w:ascii="Times New Roman" w:hAnsi="Times New Roman" w:cs="Times New Roman"/>
+        </w:rPr>
+        <w:t xml:space="preserve">Displays the </w:t>
+      </w:r>
+      <w:r>
+        <w:rPr>
+          <w:rFonts w:ascii="Times New Roman" w:hAnsi="Times New Roman" w:cs="Times New Roman"/>
+          <w:b/>
+          <w:bCs/>
+        </w:rPr>
+        <w:t>final amount</w:t>
+      </w:r>
+      <w:r>
+        <w:rPr>
+          <w:rFonts w:ascii="Times New Roman" w:hAnsi="Times New Roman" w:cs="Times New Roman"/>
+        </w:rPr>
+        <w:t xml:space="preserve"> to be paid after discounts and item totals.</w:t>
+      </w:r>
+      <w:r>
+        <w:rPr>
+          <w:rFonts w:ascii="Times New Roman" w:hAnsi="Times New Roman" w:cs="Times New Roman"/>
+        </w:rPr>
+        <w:br/>
+        <w:t xml:space="preserve">Example: </w:t>
+      </w:r>
+      <w:r>
+        <w:rPr>
+          <w:rFonts w:ascii="Times New Roman" w:hAnsi="Times New Roman" w:cs="Times New Roman"/>
+        </w:rPr>
+        <w:t xml:space="preserve">RS </w:t>
+      </w:r>
+      <w:r>
+        <w:rPr>
+          <w:rFonts w:ascii="Times New Roman" w:hAnsi="Times New Roman" w:cs="Times New Roman"/>
+        </w:rPr>
+        <w:t>2100.00</w:t>
+      </w:r>
+    </w:p>
+    <w:p>
+      <w:pPr>
+        <w:rPr>
+          <w:rFonts w:ascii="Times New Roman" w:hAnsi="Times New Roman" w:cs="Times New Roman"/>
+          <w:sz w:val="24"/>
+          <w:szCs w:val="24"/>
+        </w:rPr>
+      </w:pPr>
+      <w:r>
+        <w:rPr>
+          <w:rFonts w:ascii="Times New Roman" w:hAnsi="Times New Roman" w:cs="Times New Roman"/>
+          <w:b/>
+          <w:bCs/>
+          <w:sz w:val="24"/>
+          <w:szCs w:val="24"/>
+        </w:rPr>
+        <w:t>Amount Received Field</w:t>
+      </w:r>
+      <w:r>
+        <w:rPr>
+          <w:rFonts w:ascii="Times New Roman" w:hAnsi="Times New Roman" w:cs="Times New Roman"/>
+          <w:sz w:val="24"/>
+          <w:szCs w:val="24"/>
+        </w:rPr>
+        <w:t>:</w:t>
+      </w:r>
+      <w:r>
+        <w:rPr>
+          <w:rFonts w:ascii="Times New Roman" w:hAnsi="Times New Roman" w:cs="Times New Roman"/>
+          <w:sz w:val="24"/>
+          <w:szCs w:val="24"/>
+        </w:rPr>
+        <w:br/>
+      </w:r>
+      <w:r>
+        <w:rPr>
+          <w:rFonts w:ascii="Times New Roman" w:hAnsi="Times New Roman" w:cs="Times New Roman"/>
+          <w:sz w:val="24"/>
+          <w:szCs w:val="24"/>
+        </w:rPr>
+        <w:t xml:space="preserve">Typically, the cashier </w:t>
+      </w:r>
+      <w:r>
+        <w:rPr>
+          <w:rFonts w:ascii="Times New Roman" w:hAnsi="Times New Roman" w:cs="Times New Roman"/>
+          <w:b/>
+          <w:bCs/>
+          <w:sz w:val="24"/>
+          <w:szCs w:val="24"/>
+        </w:rPr>
+        <w:t>selects the desired payment method</w:t>
+      </w:r>
+      <w:r>
+        <w:rPr>
+          <w:rFonts w:ascii="Times New Roman" w:hAnsi="Times New Roman" w:cs="Times New Roman"/>
+          <w:sz w:val="24"/>
+          <w:szCs w:val="24"/>
+        </w:rPr>
+        <w:t xml:space="preserve"> and </w:t>
+      </w:r>
+      <w:r>
+        <w:rPr>
+          <w:rFonts w:ascii="Times New Roman" w:hAnsi="Times New Roman" w:cs="Times New Roman"/>
+          <w:b/>
+          <w:bCs/>
+          <w:sz w:val="24"/>
+          <w:szCs w:val="24"/>
+        </w:rPr>
+        <w:t>enters the amount tendered</w:t>
+      </w:r>
+      <w:r>
+        <w:rPr>
+          <w:rFonts w:ascii="Times New Roman" w:hAnsi="Times New Roman" w:cs="Times New Roman"/>
+          <w:sz w:val="24"/>
+          <w:szCs w:val="24"/>
+        </w:rPr>
+        <w:t xml:space="preserve"> by the customer underneath.</w:t>
+      </w:r>
+      <w:r>
+        <w:rPr>
+          <w:rFonts w:ascii="Times New Roman" w:hAnsi="Times New Roman" w:cs="Times New Roman"/>
+          <w:sz w:val="24"/>
+          <w:szCs w:val="24"/>
+        </w:rPr>
+        <w:br/>
+      </w:r>
+      <w:r>
+        <w:rPr>
+          <w:rFonts w:ascii="Times New Roman" w:hAnsi="Times New Roman" w:cs="Times New Roman"/>
+        </w:rPr>
+        <w:t xml:space="preserve">Example: Customer gives </w:t>
+      </w:r>
+      <w:r>
+        <w:rPr>
+          <w:rFonts w:ascii="Times New Roman" w:hAnsi="Times New Roman" w:cs="Times New Roman"/>
+        </w:rPr>
+        <w:t xml:space="preserve">RS </w:t>
+      </w:r>
+      <w:r>
+        <w:rPr>
+          <w:rFonts w:ascii="Times New Roman" w:hAnsi="Times New Roman" w:cs="Times New Roman"/>
+        </w:rPr>
+        <w:t>25</w:t>
+      </w:r>
+      <w:r>
+        <w:rPr>
+          <w:rFonts w:ascii="Times New Roman" w:hAnsi="Times New Roman" w:cs="Times New Roman"/>
+        </w:rPr>
+        <w:t>00 → cashier enters</w:t>
+      </w:r>
+      <w:r>
+        <w:rPr>
+          <w:rFonts w:ascii="Times New Roman" w:hAnsi="Times New Roman" w:cs="Times New Roman"/>
+        </w:rPr>
+        <w:t xml:space="preserve"> </w:t>
+      </w:r>
+      <w:r>
+        <w:rPr>
+          <w:rFonts w:ascii="Times New Roman" w:hAnsi="Times New Roman" w:cs="Times New Roman"/>
+        </w:rPr>
+        <w:t>25</w:t>
+      </w:r>
+      <w:r>
+        <w:rPr>
+          <w:rFonts w:ascii="Times New Roman" w:hAnsi="Times New Roman" w:cs="Times New Roman"/>
+        </w:rPr>
+        <w:t>00</w:t>
+      </w:r>
+    </w:p>
+    <w:p>
+      <w:pPr>
+        <w:rPr>
+          <w:rFonts w:ascii="Times New Roman" w:hAnsi="Times New Roman" w:cs="Times New Roman"/>
+          <w:b/>
+          <w:bCs/>
+          <w:sz w:val="24"/>
+          <w:szCs w:val="24"/>
+        </w:rPr>
+      </w:pPr>
+      <w:r>
+        <w:rPr>
+          <w:rFonts w:ascii="Times New Roman" w:hAnsi="Times New Roman" w:cs="Times New Roman"/>
+          <w:b/>
+          <w:bCs/>
+          <w:sz w:val="24"/>
+          <w:szCs w:val="24"/>
+        </w:rPr>
+        <w:t>Calculate the change:</w:t>
+      </w:r>
+    </w:p>
+    <w:p>
+      <w:pPr>
+        <w:pStyle w:val="ListParagraph"/>
+        <w:numPr>
+          <w:ilvl w:val="0"/>
+          <w:numId w:val="26"/>
+        </w:numPr>
+        <w:jc w:val="both"/>
+        <w:rPr>
+          <w:rFonts w:ascii="Times New Roman" w:hAnsi="Times New Roman" w:cs="Times New Roman"/>
+          <w:sz w:val="24"/>
+          <w:szCs w:val="24"/>
+        </w:rPr>
+      </w:pPr>
+      <w:r>
+        <w:rPr>
+          <w:rFonts w:ascii="Times New Roman" w:hAnsi="Times New Roman" w:cs="Times New Roman"/>
+          <w:i/>
+          <w:iCs/>
+          <w:sz w:val="24"/>
+          <w:szCs w:val="24"/>
+        </w:rPr>
+        <w:t xml:space="preserve">After entering the amount received and pressing the </w:t>
+      </w:r>
+      <w:r>
+        <w:rPr>
+          <w:rFonts w:ascii="Times New Roman" w:hAnsi="Times New Roman" w:cs="Times New Roman"/>
+          <w:b/>
+          <w:bCs/>
+          <w:i/>
+          <w:iCs/>
+          <w:sz w:val="24"/>
+          <w:szCs w:val="24"/>
+        </w:rPr>
+        <w:t>Enter key</w:t>
+      </w:r>
+      <w:r>
+        <w:rPr>
+          <w:rFonts w:ascii="Times New Roman" w:hAnsi="Times New Roman" w:cs="Times New Roman"/>
+          <w:i/>
+          <w:iCs/>
+          <w:sz w:val="24"/>
+          <w:szCs w:val="24"/>
+        </w:rPr>
+        <w:t xml:space="preserve"> or clicking the </w:t>
+      </w:r>
+      <w:r>
+        <w:rPr>
+          <w:rFonts w:ascii="Times New Roman" w:hAnsi="Times New Roman" w:cs="Times New Roman"/>
+          <w:b/>
+          <w:bCs/>
+          <w:i/>
+          <w:iCs/>
+          <w:sz w:val="24"/>
+          <w:szCs w:val="24"/>
+        </w:rPr>
+        <w:t>"Calculate Invoice" button</w:t>
+      </w:r>
+      <w:r>
+        <w:rPr>
+          <w:rFonts w:ascii="Times New Roman" w:hAnsi="Times New Roman" w:cs="Times New Roman"/>
+          <w:i/>
+          <w:iCs/>
+          <w:sz w:val="24"/>
+          <w:szCs w:val="24"/>
+        </w:rPr>
+        <w:t>, the system will automatically calculate and display the change to be returned to the customer.</w:t>
+      </w:r>
+    </w:p>
+    <w:p>
+      <w:pPr>
+        <w:rPr>
+          <w:rFonts w:ascii="Times New Roman" w:hAnsi="Times New Roman" w:cs="Times New Roman"/>
+        </w:rPr>
+      </w:pPr>
+      <w:r>
+        <w:rPr>
+          <w:rFonts w:ascii="Times New Roman" w:hAnsi="Times New Roman" w:cs="Times New Roman"/>
+        </w:rPr>
+        <w:t xml:space="preserve">Example: Rs. </w:t>
+      </w:r>
+      <w:r>
+        <w:rPr>
+          <w:rFonts w:ascii="Times New Roman" w:hAnsi="Times New Roman" w:cs="Times New Roman"/>
+        </w:rPr>
+        <w:t>2</w:t>
+      </w:r>
+      <w:r>
+        <w:rPr>
+          <w:rFonts w:ascii="Times New Roman" w:hAnsi="Times New Roman" w:cs="Times New Roman"/>
+        </w:rPr>
+        <w:t xml:space="preserve">500 received – Rs. </w:t>
+      </w:r>
+      <w:r>
+        <w:rPr>
+          <w:rFonts w:ascii="Times New Roman" w:hAnsi="Times New Roman" w:cs="Times New Roman"/>
+        </w:rPr>
+        <w:t>2100</w:t>
+      </w:r>
+      <w:r>
+        <w:rPr>
+          <w:rFonts w:ascii="Times New Roman" w:hAnsi="Times New Roman" w:cs="Times New Roman"/>
+        </w:rPr>
+        <w:t xml:space="preserve"> = Rs. </w:t>
+      </w:r>
+      <w:r>
+        <w:rPr>
+          <w:rFonts w:ascii="Times New Roman" w:hAnsi="Times New Roman" w:cs="Times New Roman"/>
+        </w:rPr>
+        <w:t>400.00</w:t>
+      </w:r>
+      <w:r>
+        <w:rPr>
+          <w:rFonts w:ascii="Times New Roman" w:hAnsi="Times New Roman" w:cs="Times New Roman"/>
+        </w:rPr>
+        <w:t xml:space="preserve"> change</w:t>
+      </w:r>
+    </w:p>
+    <w:p>
+      <w:pPr>
+        <w:rPr>
+          <w:rFonts w:ascii="Times New Roman" w:hAnsi="Times New Roman" w:cs="Times New Roman"/>
+          <w:sz w:val="24"/>
+          <w:szCs w:val="24"/>
+        </w:rPr>
+      </w:pPr>
+      <w:r>
+        <w:rPr>
+          <w:rFonts w:ascii="Times New Roman" w:hAnsi="Times New Roman" w:cs="Times New Roman"/>
+          <w:noProof/>
+          <w:sz w:val="24"/>
+          <w:szCs w:val="24"/>
+        </w:rPr>
+        <w:drawing>
+          <wp:inline distT="0" distB="0" distL="0" distR="0" wp14:anchorId="65019DA2" wp14:editId="38899140">
+            <wp:extent cx="5741789" cy="1619609"/>
+            <wp:effectExtent l="0" t="0" r="0" b="0"/>
+            <wp:docPr id="1450632933" name="Picture 6"/>
+            <wp:cNvGraphicFramePr>
+              <a:graphicFrameLocks xmlns:a="http://schemas.openxmlformats.org/drawingml/2006/main" noChangeAspect="1"/>
+            </wp:cNvGraphicFramePr>
+            <a:graphic xmlns:a="http://schemas.openxmlformats.org/drawingml/2006/main">
+              <a:graphicData uri="http://schemas.openxmlformats.org/drawingml/2006/picture">
+                <pic:pic xmlns:pic="http://schemas.openxmlformats.org/drawingml/2006/picture">
+                  <pic:nvPicPr>
+                    <pic:cNvPr id="1450632933" name="Picture 1450632933"/>
                     <pic:cNvPicPr/>
                   </pic:nvPicPr>
                   <pic:blipFill>
-                    <a:blip r:embed="rId16" cstate="print">
+                    <a:blip r:embed="rId17" cstate="print">
                       <a:extLst>
                         <a:ext uri="{28A0092B-C50C-407E-A947-70E740481C1C}">
                           <a14:useLocalDpi xmlns:a14="http://schemas.microsoft.com/office/drawing/2010/main" val="0"/>
@@ -4473,7 +5050,7 @@
                   <pic:spPr>
                     <a:xfrm>
                       <a:off x="0" y="0"/>
-                      <a:ext cx="5375607" cy="1516319"/>
+                      <a:ext cx="5791964" cy="1633762"/>
                     </a:xfrm>
                     <a:prstGeom prst="rect">
                       <a:avLst/>
@@ -4504,489 +5081,26 @@
           <w:sz w:val="24"/>
           <w:szCs w:val="24"/>
         </w:rPr>
-        <w:t xml:space="preserve">Elements </w:t>
-      </w:r>
-      <w:r>
-        <w:rPr>
-          <w:rFonts w:ascii="Times New Roman" w:hAnsi="Times New Roman" w:cs="Times New Roman"/>
-          <w:b/>
-          <w:bCs/>
-          <w:sz w:val="24"/>
-          <w:szCs w:val="24"/>
-        </w:rPr>
-        <w:t>Explained:</w:t>
-      </w:r>
-    </w:p>
-    <w:p>
-      <w:pPr>
-        <w:rPr>
-          <w:rFonts w:ascii="Times New Roman" w:hAnsi="Times New Roman" w:cs="Times New Roman"/>
-          <w:b/>
-          <w:bCs/>
-          <w:sz w:val="24"/>
-          <w:szCs w:val="24"/>
-        </w:rPr>
-      </w:pPr>
-      <w:r>
-        <w:rPr>
-          <w:rFonts w:ascii="Times New Roman" w:hAnsi="Times New Roman" w:cs="Times New Roman"/>
-          <w:b/>
-          <w:bCs/>
-          <w:sz w:val="24"/>
-          <w:szCs w:val="24"/>
-        </w:rPr>
-        <w:t>7.2.</w:t>
-      </w:r>
-      <w:r>
-        <w:rPr>
-          <w:rFonts w:ascii="Times New Roman" w:hAnsi="Times New Roman" w:cs="Times New Roman"/>
-          <w:b/>
-          <w:bCs/>
-          <w:sz w:val="24"/>
-          <w:szCs w:val="24"/>
-        </w:rPr>
-        <w:t>1. Payment Amount Section</w:t>
-      </w:r>
-    </w:p>
-    <w:p>
-      <w:pPr>
-        <w:rPr>
-          <w:rFonts w:ascii="Times New Roman" w:hAnsi="Times New Roman" w:cs="Times New Roman"/>
-        </w:rPr>
-      </w:pPr>
-      <w:r>
-        <w:rPr>
-          <w:rFonts w:ascii="Times New Roman" w:hAnsi="Times New Roman" w:cs="Times New Roman"/>
-          <w:b/>
-          <w:bCs/>
-          <w:sz w:val="24"/>
-          <w:szCs w:val="24"/>
-        </w:rPr>
-        <w:t xml:space="preserve">Invoice Total / Payable Amount </w:t>
-      </w:r>
-      <w:r>
-        <w:rPr>
-          <w:rFonts w:ascii="Times New Roman" w:hAnsi="Times New Roman" w:cs="Times New Roman"/>
-          <w:b/>
-          <w:bCs/>
-          <w:i/>
-          <w:iCs/>
-          <w:sz w:val="24"/>
-          <w:szCs w:val="24"/>
-        </w:rPr>
-        <w:t>(Read-only)</w:t>
-      </w:r>
-      <w:r>
-        <w:rPr>
-          <w:rFonts w:ascii="Times New Roman" w:hAnsi="Times New Roman" w:cs="Times New Roman"/>
-          <w:b/>
-          <w:bCs/>
-          <w:sz w:val="24"/>
-          <w:szCs w:val="24"/>
-        </w:rPr>
-        <w:t>:</w:t>
-      </w:r>
-      <w:r>
-        <w:rPr>
-          <w:rFonts w:ascii="Times New Roman" w:hAnsi="Times New Roman" w:cs="Times New Roman"/>
-          <w:b/>
-          <w:bCs/>
-          <w:sz w:val="24"/>
-          <w:szCs w:val="24"/>
-        </w:rPr>
-        <w:br/>
-      </w:r>
-      <w:r>
-        <w:rPr>
-          <w:rFonts w:ascii="Times New Roman" w:hAnsi="Times New Roman" w:cs="Times New Roman"/>
-        </w:rPr>
-        <w:t xml:space="preserve">Displays the </w:t>
-      </w:r>
-      <w:r>
-        <w:rPr>
-          <w:rFonts w:ascii="Times New Roman" w:hAnsi="Times New Roman" w:cs="Times New Roman"/>
-          <w:b/>
-          <w:bCs/>
-        </w:rPr>
-        <w:t>final amount</w:t>
-      </w:r>
-      <w:r>
-        <w:rPr>
-          <w:rFonts w:ascii="Times New Roman" w:hAnsi="Times New Roman" w:cs="Times New Roman"/>
-        </w:rPr>
-        <w:t xml:space="preserve"> to be paid after discounts, and item totals.</w:t>
-      </w:r>
-      <w:r>
-        <w:rPr>
-          <w:rFonts w:ascii="Times New Roman" w:hAnsi="Times New Roman" w:cs="Times New Roman"/>
-        </w:rPr>
-        <w:br/>
-        <w:t xml:space="preserve">Example: </w:t>
-      </w:r>
-      <w:r>
-        <w:rPr>
-          <w:rFonts w:ascii="Times New Roman" w:hAnsi="Times New Roman" w:cs="Times New Roman"/>
-        </w:rPr>
-        <w:t xml:space="preserve">RS </w:t>
-      </w:r>
-      <w:r>
-        <w:rPr>
-          <w:rFonts w:ascii="Times New Roman" w:hAnsi="Times New Roman" w:cs="Times New Roman"/>
-        </w:rPr>
-        <w:t>2100.00</w:t>
-      </w:r>
-    </w:p>
-    <w:p>
-      <w:pPr>
-        <w:rPr>
-          <w:rFonts w:ascii="Times New Roman" w:hAnsi="Times New Roman" w:cs="Times New Roman"/>
-          <w:sz w:val="24"/>
-          <w:szCs w:val="24"/>
-        </w:rPr>
-      </w:pPr>
-      <w:r>
-        <w:rPr>
-          <w:rFonts w:ascii="Times New Roman" w:hAnsi="Times New Roman" w:cs="Times New Roman"/>
-          <w:b/>
-          <w:bCs/>
-          <w:sz w:val="24"/>
-          <w:szCs w:val="24"/>
-        </w:rPr>
-        <w:t>Amount Received Field</w:t>
-      </w:r>
-      <w:r>
-        <w:rPr>
-          <w:rFonts w:ascii="Times New Roman" w:hAnsi="Times New Roman" w:cs="Times New Roman"/>
-          <w:sz w:val="24"/>
-          <w:szCs w:val="24"/>
-        </w:rPr>
-        <w:t>:</w:t>
-      </w:r>
-      <w:r>
-        <w:rPr>
-          <w:rFonts w:ascii="Times New Roman" w:hAnsi="Times New Roman" w:cs="Times New Roman"/>
-          <w:sz w:val="24"/>
-          <w:szCs w:val="24"/>
-        </w:rPr>
-        <w:br/>
-      </w:r>
-      <w:r>
-        <w:rPr>
-          <w:rFonts w:ascii="Times New Roman" w:hAnsi="Times New Roman" w:cs="Times New Roman"/>
-          <w:sz w:val="24"/>
-          <w:szCs w:val="24"/>
-        </w:rPr>
-        <w:t xml:space="preserve">Typically, the cashier </w:t>
-      </w:r>
-      <w:r>
-        <w:rPr>
-          <w:rFonts w:ascii="Times New Roman" w:hAnsi="Times New Roman" w:cs="Times New Roman"/>
-          <w:b/>
-          <w:bCs/>
-          <w:sz w:val="24"/>
-          <w:szCs w:val="24"/>
-        </w:rPr>
-        <w:t>selects the desired payment method</w:t>
-      </w:r>
-      <w:r>
-        <w:rPr>
-          <w:rFonts w:ascii="Times New Roman" w:hAnsi="Times New Roman" w:cs="Times New Roman"/>
-          <w:sz w:val="24"/>
-          <w:szCs w:val="24"/>
-        </w:rPr>
-        <w:t xml:space="preserve"> and </w:t>
-      </w:r>
-      <w:r>
-        <w:rPr>
-          <w:rFonts w:ascii="Times New Roman" w:hAnsi="Times New Roman" w:cs="Times New Roman"/>
-          <w:b/>
-          <w:bCs/>
-          <w:sz w:val="24"/>
-          <w:szCs w:val="24"/>
-        </w:rPr>
-        <w:t>enters the amount tendered</w:t>
-      </w:r>
-      <w:r>
-        <w:rPr>
-          <w:rFonts w:ascii="Times New Roman" w:hAnsi="Times New Roman" w:cs="Times New Roman"/>
-          <w:sz w:val="24"/>
-          <w:szCs w:val="24"/>
-        </w:rPr>
-        <w:t xml:space="preserve"> </w:t>
-      </w:r>
-      <w:r>
-        <w:rPr>
-          <w:rFonts w:ascii="Times New Roman" w:hAnsi="Times New Roman" w:cs="Times New Roman"/>
+        <w:br w:type="page"/>
+      </w:r>
+    </w:p>
+    <w:p>
+      <w:pPr>
+        <w:rPr>
+          <w:rFonts w:ascii="Times New Roman" w:hAnsi="Times New Roman" w:cs="Times New Roman"/>
+          <w:sz w:val="24"/>
+          <w:szCs w:val="24"/>
+        </w:rPr>
+      </w:pPr>
+      <w:r>
+        <w:rPr>
+          <w:rFonts w:ascii="Times New Roman" w:hAnsi="Times New Roman" w:cs="Times New Roman"/>
+          <w:b/>
+          <w:bCs/>
           <w:sz w:val="24"/>
           <w:szCs w:val="24"/>
         </w:rPr>
         <w:lastRenderedPageBreak/>
-        <w:t>by the customer underneath.</w:t>
-      </w:r>
-      <w:r>
-        <w:rPr>
-          <w:rFonts w:ascii="Times New Roman" w:hAnsi="Times New Roman" w:cs="Times New Roman"/>
-          <w:sz w:val="24"/>
-          <w:szCs w:val="24"/>
-        </w:rPr>
-        <w:br/>
-      </w:r>
-      <w:r>
-        <w:rPr>
-          <w:rFonts w:ascii="Times New Roman" w:hAnsi="Times New Roman" w:cs="Times New Roman"/>
-        </w:rPr>
-        <w:t xml:space="preserve">Example: Customer gives </w:t>
-      </w:r>
-      <w:r>
-        <w:rPr>
-          <w:rFonts w:ascii="Times New Roman" w:hAnsi="Times New Roman" w:cs="Times New Roman"/>
-        </w:rPr>
-        <w:t xml:space="preserve">RS </w:t>
-      </w:r>
-      <w:r>
-        <w:rPr>
-          <w:rFonts w:ascii="Times New Roman" w:hAnsi="Times New Roman" w:cs="Times New Roman"/>
-        </w:rPr>
-        <w:t>25</w:t>
-      </w:r>
-      <w:r>
-        <w:rPr>
-          <w:rFonts w:ascii="Times New Roman" w:hAnsi="Times New Roman" w:cs="Times New Roman"/>
-        </w:rPr>
-        <w:t>00 → cashier enters</w:t>
-      </w:r>
-      <w:r>
-        <w:rPr>
-          <w:rFonts w:ascii="Times New Roman" w:hAnsi="Times New Roman" w:cs="Times New Roman"/>
-        </w:rPr>
-        <w:t xml:space="preserve"> </w:t>
-      </w:r>
-      <w:r>
-        <w:rPr>
-          <w:rFonts w:ascii="Times New Roman" w:hAnsi="Times New Roman" w:cs="Times New Roman"/>
-        </w:rPr>
-        <w:t>25</w:t>
-      </w:r>
-      <w:r>
-        <w:rPr>
-          <w:rFonts w:ascii="Times New Roman" w:hAnsi="Times New Roman" w:cs="Times New Roman"/>
-        </w:rPr>
-        <w:t>00</w:t>
-      </w:r>
-    </w:p>
-    <w:p>
-      <w:pPr>
-        <w:rPr>
-          <w:rFonts w:ascii="Times New Roman" w:hAnsi="Times New Roman" w:cs="Times New Roman"/>
-          <w:b/>
-          <w:bCs/>
-          <w:sz w:val="24"/>
-          <w:szCs w:val="24"/>
-        </w:rPr>
-      </w:pPr>
-      <w:r>
-        <w:rPr>
-          <w:rFonts w:ascii="Times New Roman" w:hAnsi="Times New Roman" w:cs="Times New Roman"/>
-          <w:b/>
-          <w:bCs/>
-          <w:sz w:val="24"/>
-          <w:szCs w:val="24"/>
-        </w:rPr>
-        <w:t>Calculate the change:</w:t>
-      </w:r>
-    </w:p>
-    <w:p>
-      <w:pPr>
-        <w:pStyle w:val="ListParagraph"/>
-        <w:numPr>
-          <w:ilvl w:val="0"/>
-          <w:numId w:val="26"/>
-        </w:numPr>
-        <w:jc w:val="both"/>
-        <w:rPr>
-          <w:rFonts w:ascii="Times New Roman" w:hAnsi="Times New Roman" w:cs="Times New Roman"/>
-          <w:sz w:val="24"/>
-          <w:szCs w:val="24"/>
-        </w:rPr>
-      </w:pPr>
-      <w:r>
-        <w:rPr>
-          <w:rFonts w:ascii="Times New Roman" w:hAnsi="Times New Roman" w:cs="Times New Roman"/>
-          <w:i/>
-          <w:iCs/>
-          <w:sz w:val="24"/>
-          <w:szCs w:val="24"/>
-        </w:rPr>
-        <w:t xml:space="preserve">After entering the amount received and pressing the </w:t>
-      </w:r>
-      <w:r>
-        <w:rPr>
-          <w:rFonts w:ascii="Times New Roman" w:hAnsi="Times New Roman" w:cs="Times New Roman"/>
-          <w:b/>
-          <w:bCs/>
-          <w:i/>
-          <w:iCs/>
-          <w:sz w:val="24"/>
-          <w:szCs w:val="24"/>
-        </w:rPr>
-        <w:t>Enter key</w:t>
-      </w:r>
-      <w:r>
-        <w:rPr>
-          <w:rFonts w:ascii="Times New Roman" w:hAnsi="Times New Roman" w:cs="Times New Roman"/>
-          <w:i/>
-          <w:iCs/>
-          <w:sz w:val="24"/>
-          <w:szCs w:val="24"/>
-        </w:rPr>
-        <w:t xml:space="preserve"> or clicking the </w:t>
-      </w:r>
-      <w:r>
-        <w:rPr>
-          <w:rFonts w:ascii="Times New Roman" w:hAnsi="Times New Roman" w:cs="Times New Roman"/>
-          <w:b/>
-          <w:bCs/>
-          <w:i/>
-          <w:iCs/>
-          <w:sz w:val="24"/>
-          <w:szCs w:val="24"/>
-        </w:rPr>
-        <w:t>"Calculate Invoice" button</w:t>
-      </w:r>
-      <w:r>
-        <w:rPr>
-          <w:rFonts w:ascii="Times New Roman" w:hAnsi="Times New Roman" w:cs="Times New Roman"/>
-          <w:i/>
-          <w:iCs/>
-          <w:sz w:val="24"/>
-          <w:szCs w:val="24"/>
-        </w:rPr>
-        <w:t>, the system will automatically calculate and display the change to be returned to the customer.</w:t>
-      </w:r>
-    </w:p>
-    <w:p>
-      <w:pPr>
-        <w:rPr>
-          <w:rFonts w:ascii="Times New Roman" w:hAnsi="Times New Roman" w:cs="Times New Roman"/>
-        </w:rPr>
-      </w:pPr>
-      <w:r>
-        <w:rPr>
-          <w:rFonts w:ascii="Times New Roman" w:hAnsi="Times New Roman" w:cs="Times New Roman"/>
-        </w:rPr>
-        <w:t xml:space="preserve">Example: Rs. </w:t>
-      </w:r>
-      <w:r>
-        <w:rPr>
-          <w:rFonts w:ascii="Times New Roman" w:hAnsi="Times New Roman" w:cs="Times New Roman"/>
-        </w:rPr>
-        <w:t>2</w:t>
-      </w:r>
-      <w:r>
-        <w:rPr>
-          <w:rFonts w:ascii="Times New Roman" w:hAnsi="Times New Roman" w:cs="Times New Roman"/>
-        </w:rPr>
-        <w:t xml:space="preserve">500 received – Rs. </w:t>
-      </w:r>
-      <w:r>
-        <w:rPr>
-          <w:rFonts w:ascii="Times New Roman" w:hAnsi="Times New Roman" w:cs="Times New Roman"/>
-        </w:rPr>
-        <w:t>2100</w:t>
-      </w:r>
-      <w:r>
-        <w:rPr>
-          <w:rFonts w:ascii="Times New Roman" w:hAnsi="Times New Roman" w:cs="Times New Roman"/>
-        </w:rPr>
-        <w:t xml:space="preserve"> = Rs. </w:t>
-      </w:r>
-      <w:r>
-        <w:rPr>
-          <w:rFonts w:ascii="Times New Roman" w:hAnsi="Times New Roman" w:cs="Times New Roman"/>
-        </w:rPr>
-        <w:t>400.00</w:t>
-      </w:r>
-      <w:r>
-        <w:rPr>
-          <w:rFonts w:ascii="Times New Roman" w:hAnsi="Times New Roman" w:cs="Times New Roman"/>
-        </w:rPr>
-        <w:t xml:space="preserve"> change</w:t>
-      </w:r>
-    </w:p>
-    <w:p>
-      <w:pPr>
-        <w:rPr>
-          <w:rFonts w:ascii="Times New Roman" w:hAnsi="Times New Roman" w:cs="Times New Roman"/>
-          <w:sz w:val="24"/>
-          <w:szCs w:val="24"/>
-        </w:rPr>
-      </w:pPr>
-      <w:r>
-        <w:rPr>
-          <w:rFonts w:ascii="Times New Roman" w:hAnsi="Times New Roman" w:cs="Times New Roman"/>
-          <w:noProof/>
-          <w:sz w:val="24"/>
-          <w:szCs w:val="24"/>
-        </w:rPr>
-        <w:drawing>
-          <wp:inline distT="0" distB="0" distL="0" distR="0" wp14:anchorId="65019DA2" wp14:editId="2ED5B970">
-            <wp:extent cx="5268036" cy="1485976"/>
-            <wp:effectExtent l="0" t="0" r="8890" b="0"/>
-            <wp:docPr id="1450632933" name="Picture 6"/>
-            <wp:cNvGraphicFramePr>
-              <a:graphicFrameLocks xmlns:a="http://schemas.openxmlformats.org/drawingml/2006/main" noChangeAspect="1"/>
-            </wp:cNvGraphicFramePr>
-            <a:graphic xmlns:a="http://schemas.openxmlformats.org/drawingml/2006/main">
-              <a:graphicData uri="http://schemas.openxmlformats.org/drawingml/2006/picture">
-                <pic:pic xmlns:pic="http://schemas.openxmlformats.org/drawingml/2006/picture">
-                  <pic:nvPicPr>
-                    <pic:cNvPr id="1450632933" name="Picture 1450632933"/>
-                    <pic:cNvPicPr/>
-                  </pic:nvPicPr>
-                  <pic:blipFill>
-                    <a:blip r:embed="rId16" cstate="print">
-                      <a:extLst>
-                        <a:ext uri="{28A0092B-C50C-407E-A947-70E740481C1C}">
-                          <a14:useLocalDpi xmlns:a14="http://schemas.microsoft.com/office/drawing/2010/main" val="0"/>
-                        </a:ext>
-                      </a:extLst>
-                    </a:blip>
-                    <a:stretch>
-                      <a:fillRect/>
-                    </a:stretch>
-                  </pic:blipFill>
-                  <pic:spPr>
-                    <a:xfrm>
-                      <a:off x="0" y="0"/>
-                      <a:ext cx="5298207" cy="1494486"/>
-                    </a:xfrm>
-                    <a:prstGeom prst="rect">
-                      <a:avLst/>
-                    </a:prstGeom>
-                  </pic:spPr>
-                </pic:pic>
-              </a:graphicData>
-            </a:graphic>
-          </wp:inline>
-        </w:drawing>
-      </w:r>
-    </w:p>
-    <w:p>
-      <w:pPr>
-        <w:rPr>
-          <w:rFonts w:ascii="Times New Roman" w:hAnsi="Times New Roman" w:cs="Times New Roman"/>
-          <w:sz w:val="24"/>
-          <w:szCs w:val="24"/>
-        </w:rPr>
-      </w:pPr>
-      <w:r>
-        <w:rPr>
-          <w:rFonts w:ascii="Times New Roman" w:hAnsi="Times New Roman" w:cs="Times New Roman"/>
-          <w:b/>
-          <w:bCs/>
-          <w:sz w:val="24"/>
-          <w:szCs w:val="24"/>
-        </w:rPr>
         <w:t>Print Bill</w:t>
       </w:r>
       <w:r>
@@ -5042,19 +5156,83 @@
       <w:r>
         <w:rPr>
           <w:rFonts w:ascii="Times New Roman" w:hAnsi="Times New Roman" w:cs="Times New Roman"/>
+          <w:i/>
+          <w:iCs/>
+          <w:sz w:val="24"/>
+          <w:szCs w:val="24"/>
+        </w:rPr>
+        <w:t xml:space="preserve">After displaying the difference to be returned to the customer, press the </w:t>
+      </w:r>
+      <w:r>
+        <w:rPr>
+          <w:rFonts w:ascii="Times New Roman" w:hAnsi="Times New Roman" w:cs="Times New Roman"/>
+          <w:b/>
+          <w:bCs/>
+          <w:i/>
+          <w:iCs/>
+          <w:sz w:val="24"/>
+          <w:szCs w:val="24"/>
+        </w:rPr>
+        <w:t>Enter Key</w:t>
+      </w:r>
+      <w:r>
+        <w:rPr>
+          <w:rFonts w:ascii="Times New Roman" w:hAnsi="Times New Roman" w:cs="Times New Roman"/>
+          <w:i/>
+          <w:iCs/>
+          <w:sz w:val="24"/>
+          <w:szCs w:val="24"/>
+        </w:rPr>
+        <w:t xml:space="preserve"> or click the “</w:t>
+      </w:r>
+      <w:r>
+        <w:rPr>
+          <w:rFonts w:ascii="Times New Roman" w:hAnsi="Times New Roman" w:cs="Times New Roman"/>
+          <w:b/>
+          <w:bCs/>
+          <w:i/>
+          <w:iCs/>
+          <w:sz w:val="24"/>
+          <w:szCs w:val="24"/>
+        </w:rPr>
+        <w:t>Print Invoice” button</w:t>
+      </w:r>
+      <w:r>
+        <w:rPr>
+          <w:rFonts w:ascii="Times New Roman" w:hAnsi="Times New Roman" w:cs="Times New Roman"/>
+          <w:i/>
+          <w:iCs/>
+          <w:sz w:val="24"/>
+          <w:szCs w:val="24"/>
+        </w:rPr>
+        <w:t>. The bill related to the invoice will be printed.</w:t>
+      </w:r>
+    </w:p>
+    <w:p>
+      <w:pPr>
+        <w:rPr>
+          <w:rFonts w:ascii="Times New Roman" w:hAnsi="Times New Roman" w:cs="Times New Roman"/>
+          <w:b/>
+          <w:bCs/>
+          <w:sz w:val="24"/>
+          <w:szCs w:val="24"/>
+        </w:rPr>
+      </w:pPr>
+      <w:r>
+        <w:rPr>
           <w:noProof/>
         </w:rPr>
         <w:drawing>
-          <wp:anchor distT="0" distB="0" distL="114300" distR="114300" simplePos="0" relativeHeight="251663360" behindDoc="0" locked="0" layoutInCell="1" allowOverlap="1" wp14:anchorId="6E3A32F4" wp14:editId="384E7591">
+          <wp:anchor distT="0" distB="0" distL="114300" distR="114300" simplePos="0" relativeHeight="251663360" behindDoc="0" locked="0" layoutInCell="1" allowOverlap="1" wp14:anchorId="6E3A32F4" wp14:editId="2BAAEB5F">
             <wp:simplePos x="0" y="0"/>
             <wp:positionH relativeFrom="column">
-              <wp:posOffset>1403985</wp:posOffset>
+              <wp:posOffset>1269456</wp:posOffset>
             </wp:positionH>
             <wp:positionV relativeFrom="paragraph">
-              <wp:posOffset>383086</wp:posOffset>
+              <wp:posOffset>382361</wp:posOffset>
             </wp:positionV>
-            <wp:extent cx="2229327" cy="3524250"/>
-            <wp:effectExtent l="133350" t="114300" r="133350" b="171450"/>
+            <wp:extent cx="3288665" cy="5202555"/>
+            <wp:effectExtent l="133350" t="114300" r="121285" b="169545"/>
             <wp:wrapTopAndBottom/>
             <wp:docPr id="964300806" name="Picture 7"/>
             <wp:cNvGraphicFramePr>
@@ -5068,11 +5246,11 @@
                     <pic:cNvPicPr/>
                   </pic:nvPicPr>
                   <pic:blipFill>
-                    <a:blip r:embed="rId17">
+                    <a:blip r:embed="rId18">
                       <a:extLst>
                         <a:ext uri="{BEBA8EAE-BF5A-486C-A8C5-ECC9F3942E4B}">
                           <a14:imgProps xmlns:a14="http://schemas.microsoft.com/office/drawing/2010/main">
-                            <a14:imgLayer r:embed="rId18">
+                            <a14:imgLayer r:embed="rId19">
                               <a14:imgEffect>
                                 <a14:saturation sat="0"/>
                               </a14:imgEffect>
@@ -5091,7 +5269,7 @@
                   <pic:spPr>
                     <a:xfrm>
                       <a:off x="0" y="0"/>
-                      <a:ext cx="2229327" cy="3524250"/>
+                      <a:ext cx="3288665" cy="5202555"/>
                     </a:xfrm>
                     <a:prstGeom prst="rect">
                       <a:avLst/>
@@ -5128,79 +5306,15 @@
                 </pic:pic>
               </a:graphicData>
             </a:graphic>
+            <wp14:sizeRelH relativeFrom="margin">
+              <wp14:pctWidth>0</wp14:pctWidth>
+            </wp14:sizeRelH>
+            <wp14:sizeRelV relativeFrom="margin">
+              <wp14:pctHeight>0</wp14:pctHeight>
+            </wp14:sizeRelV>
           </wp:anchor>
         </w:drawing>
       </w:r>
-      <w:r>
-        <w:rPr>
-          <w:rFonts w:ascii="Times New Roman" w:hAnsi="Times New Roman" w:cs="Times New Roman"/>
-          <w:i/>
-          <w:iCs/>
-          <w:sz w:val="24"/>
-          <w:szCs w:val="24"/>
-        </w:rPr>
-        <w:t xml:space="preserve">After displaying the difference to be returned to the customer, press the </w:t>
-      </w:r>
-      <w:r>
-        <w:rPr>
-          <w:rFonts w:ascii="Times New Roman" w:hAnsi="Times New Roman" w:cs="Times New Roman"/>
-          <w:b/>
-          <w:bCs/>
-          <w:i/>
-          <w:iCs/>
-          <w:sz w:val="24"/>
-          <w:szCs w:val="24"/>
-        </w:rPr>
-        <w:t>Enter Key</w:t>
-      </w:r>
-      <w:r>
-        <w:rPr>
-          <w:rFonts w:ascii="Times New Roman" w:hAnsi="Times New Roman" w:cs="Times New Roman"/>
-          <w:i/>
-          <w:iCs/>
-          <w:sz w:val="24"/>
-          <w:szCs w:val="24"/>
-        </w:rPr>
-        <w:t xml:space="preserve"> or click the “</w:t>
-      </w:r>
-      <w:r>
-        <w:rPr>
-          <w:rFonts w:ascii="Times New Roman" w:hAnsi="Times New Roman" w:cs="Times New Roman"/>
-          <w:b/>
-          <w:bCs/>
-          <w:i/>
-          <w:iCs/>
-          <w:sz w:val="24"/>
-          <w:szCs w:val="24"/>
-        </w:rPr>
-        <w:t>Print Invoice” button</w:t>
-      </w:r>
-      <w:r>
-        <w:rPr>
-          <w:rFonts w:ascii="Times New Roman" w:hAnsi="Times New Roman" w:cs="Times New Roman"/>
-          <w:i/>
-          <w:iCs/>
-          <w:sz w:val="24"/>
-          <w:szCs w:val="24"/>
-        </w:rPr>
-        <w:t>. The bill related to the invoice will be printed.</w:t>
-      </w:r>
-    </w:p>
-    <w:p>
-      <w:pPr>
-        <w:pStyle w:val="ListParagraph"/>
-        <w:numPr>
-          <w:ilvl w:val="1"/>
-          <w:numId w:val="3"/>
-        </w:numPr>
-        <w:rPr>
-          <w:rFonts w:ascii="Times New Roman" w:hAnsi="Times New Roman" w:cs="Times New Roman"/>
-          <w:b/>
-          <w:bCs/>
-          <w:sz w:val="24"/>
-          <w:szCs w:val="24"/>
-        </w:rPr>
-      </w:pPr>
       <w:r>
         <w:rPr>
           <w:rFonts w:ascii="Times New Roman" w:hAnsi="Times New Roman" w:cs="Times New Roman"/>
@@ -5465,7 +5579,7 @@
                     <pic:cNvPicPr/>
                   </pic:nvPicPr>
                   <pic:blipFill>
-                    <a:blip r:embed="rId19" cstate="print">
+                    <a:blip r:embed="rId20" cstate="print">
                       <a:extLst>
                         <a:ext uri="{28A0092B-C50C-407E-A947-70E740481C1C}">
                           <a14:useLocalDpi xmlns:a14="http://schemas.microsoft.com/office/drawing/2010/main" val="0"/>
@@ -5841,7 +5955,7 @@
           <w:szCs w:val="24"/>
         </w:rPr>
         <w:drawing>
-          <wp:anchor distT="0" distB="0" distL="114300" distR="114300" simplePos="0" relativeHeight="251667456" behindDoc="0" locked="0" layoutInCell="1" allowOverlap="1" wp14:anchorId="0A3146E9" wp14:editId="44F2B9FB">
+          <wp:anchor distT="0" distB="0" distL="114300" distR="114300" simplePos="0" relativeHeight="251667456" behindDoc="0" locked="0" layoutInCell="1" allowOverlap="1" wp14:anchorId="0A3146E9" wp14:editId="701306D9">
             <wp:simplePos x="0" y="0"/>
             <wp:positionH relativeFrom="column">
               <wp:posOffset>270662</wp:posOffset>
@@ -5864,7 +5978,7 @@
                     <pic:cNvPicPr/>
                   </pic:nvPicPr>
                   <pic:blipFill rotWithShape="1">
-                    <a:blip r:embed="rId20" cstate="print">
+                    <a:blip r:embed="rId21" cstate="print">
                       <a:extLst>
                         <a:ext uri="{28A0092B-C50C-407E-A947-70E740481C1C}">
                           <a14:useLocalDpi xmlns:a14="http://schemas.microsoft.com/office/drawing/2010/main" val="0"/>
@@ -6648,7 +6762,7 @@
                     </pic:cNvPicPr>
                   </pic:nvPicPr>
                   <pic:blipFill rotWithShape="1">
-                    <a:blip r:embed="rId21" cstate="print">
+                    <a:blip r:embed="rId22" cstate="print">
                       <a:extLst>
                         <a:ext uri="{28A0092B-C50C-407E-A947-70E740481C1C}">
                           <a14:useLocalDpi xmlns:a14="http://schemas.microsoft.com/office/drawing/2010/main" val="0"/>
@@ -7011,7 +7125,7 @@
                     </pic:cNvPicPr>
                   </pic:nvPicPr>
                   <pic:blipFill>
-                    <a:blip r:embed="rId22" cstate="print">
+                    <a:blip r:embed="rId23" cstate="print">
                       <a:extLst>
                         <a:ext uri="{28A0092B-C50C-407E-A947-70E740481C1C}">
                           <a14:useLocalDpi xmlns:a14="http://schemas.microsoft.com/office/drawing/2010/main" val="0"/>
@@ -7476,7 +7590,7 @@
                     </pic:cNvPicPr>
                   </pic:nvPicPr>
                   <pic:blipFill>
-                    <a:blip r:embed="rId23" cstate="print">
+                    <a:blip r:embed="rId24" cstate="print">
                       <a:extLst>
                         <a:ext uri="{28A0092B-C50C-407E-A947-70E740481C1C}">
                           <a14:useLocalDpi xmlns:a14="http://schemas.microsoft.com/office/drawing/2010/main" val="0"/>
@@ -8060,7 +8174,7 @@
                     </pic:cNvPicPr>
                   </pic:nvPicPr>
                   <pic:blipFill>
-                    <a:blip r:embed="rId24" cstate="print">
+                    <a:blip r:embed="rId25" cstate="print">
                       <a:extLst>
                         <a:ext uri="{28A0092B-C50C-407E-A947-70E740481C1C}">
                           <a14:useLocalDpi xmlns:a14="http://schemas.microsoft.com/office/drawing/2010/main" val="0"/>
@@ -8240,7 +8354,7 @@
                     </pic:cNvPicPr>
                   </pic:nvPicPr>
                   <pic:blipFill>
-                    <a:blip r:embed="rId25" cstate="print">
+                    <a:blip r:embed="rId26" cstate="print">
                       <a:extLst>
                         <a:ext uri="{28A0092B-C50C-407E-A947-70E740481C1C}">
                           <a14:useLocalDpi xmlns:a14="http://schemas.microsoft.com/office/drawing/2010/main" val="0"/>
@@ -8564,7 +8678,7 @@
                     </pic:cNvPicPr>
                   </pic:nvPicPr>
                   <pic:blipFill>
-                    <a:blip r:embed="rId26" cstate="print">
+                    <a:blip r:embed="rId27" cstate="print">
                       <a:extLst>
                         <a:ext uri="{28A0092B-C50C-407E-A947-70E740481C1C}">
                           <a14:useLocalDpi xmlns:a14="http://schemas.microsoft.com/office/drawing/2010/main" val="0"/>
@@ -9094,7 +9208,7 @@
                     <pic:cNvPicPr/>
                   </pic:nvPicPr>
                   <pic:blipFill>
-                    <a:blip r:embed="rId27" cstate="print">
+                    <a:blip r:embed="rId28" cstate="print">
                       <a:extLst>
                         <a:ext uri="{28A0092B-C50C-407E-A947-70E740481C1C}">
                           <a14:useLocalDpi xmlns:a14="http://schemas.microsoft.com/office/drawing/2010/main" val="0"/>
@@ -9460,946 +9574,6 @@
                 <pic:pic xmlns:pic="http://schemas.openxmlformats.org/drawingml/2006/picture">
                   <pic:nvPicPr>
                     <pic:cNvPr id="2047055834" name="Picture 2047055834"/>
-                    <pic:cNvPicPr/>
-                  </pic:nvPicPr>
-                  <pic:blipFill>
-                    <a:blip r:embed="rId28" cstate="print">
-                      <a:extLst>
-                        <a:ext uri="{28A0092B-C50C-407E-A947-70E740481C1C}">
-                          <a14:useLocalDpi xmlns:a14="http://schemas.microsoft.com/office/drawing/2010/main" val="0"/>
-                        </a:ext>
-                      </a:extLst>
-                    </a:blip>
-                    <a:stretch>
-                      <a:fillRect/>
-                    </a:stretch>
-                  </pic:blipFill>
-                  <pic:spPr>
-                    <a:xfrm>
-                      <a:off x="0" y="0"/>
-                      <a:ext cx="5731510" cy="3223895"/>
-                    </a:xfrm>
-                    <a:prstGeom prst="rect">
-                      <a:avLst/>
-                    </a:prstGeom>
-                  </pic:spPr>
-                </pic:pic>
-              </a:graphicData>
-            </a:graphic>
-          </wp:anchor>
-        </w:drawing>
-      </w:r>
-      <w:r>
-        <w:rPr>
-          <w:rFonts w:ascii="Times New Roman" w:hAnsi="Times New Roman" w:cs="Times New Roman"/>
-          <w:sz w:val="24"/>
-          <w:szCs w:val="24"/>
-          <w:lang w:bidi="ar-SA"/>
-        </w:rPr>
-        <w:t>This GRN page is used by the admin to log new stock received from suppliers into the system. It captures key supplier details, product information, and pricing, which are essential for inventory accuracy and purchase tracking. It also allows loading past GRNs for reference or editing.</w:t>
-      </w:r>
-    </w:p>
-    <w:p>
-      <w:pPr>
-        <w:rPr>
-          <w:rFonts w:ascii="Times New Roman" w:hAnsi="Times New Roman" w:cs="Times New Roman"/>
-          <w:color w:val="000000" w:themeColor="text1"/>
-          <w:sz w:val="24"/>
-          <w:szCs w:val="24"/>
-        </w:rPr>
-      </w:pPr>
-    </w:p>
-    <w:p>
-      <w:pPr>
-        <w:rPr>
-          <w:rFonts w:ascii="Times New Roman" w:hAnsi="Times New Roman" w:cs="Times New Roman"/>
-          <w:b/>
-          <w:bCs/>
-          <w:color w:val="000000" w:themeColor="text1"/>
-          <w:sz w:val="24"/>
-          <w:szCs w:val="24"/>
-        </w:rPr>
-      </w:pPr>
-      <w:r>
-        <w:rPr>
-          <w:rFonts w:ascii="Times New Roman" w:hAnsi="Times New Roman" w:cs="Times New Roman"/>
-          <w:b/>
-          <w:bCs/>
-          <w:color w:val="000000" w:themeColor="text1"/>
-          <w:sz w:val="24"/>
-          <w:szCs w:val="24"/>
-        </w:rPr>
-        <w:t>Elements Explained:</w:t>
-      </w:r>
-    </w:p>
-    <w:p>
-      <w:pPr>
-        <w:rPr>
-          <w:rFonts w:ascii="Times New Roman" w:hAnsi="Times New Roman" w:cs="Times New Roman"/>
-          <w:color w:val="000000" w:themeColor="text1"/>
-          <w:sz w:val="24"/>
-          <w:szCs w:val="24"/>
-        </w:rPr>
-      </w:pPr>
-      <w:r>
-        <w:rPr>
-          <w:rFonts w:ascii="Times New Roman" w:hAnsi="Times New Roman" w:cs="Times New Roman"/>
-          <w:b/>
-          <w:bCs/>
-          <w:color w:val="000000" w:themeColor="text1"/>
-          <w:sz w:val="24"/>
-          <w:szCs w:val="24"/>
-        </w:rPr>
-        <w:t>Company Dropdown (Ex: ABC Company)</w:t>
-      </w:r>
-      <w:r>
-        <w:rPr>
-          <w:rFonts w:ascii="Times New Roman" w:hAnsi="Times New Roman" w:cs="Times New Roman"/>
-          <w:color w:val="000000" w:themeColor="text1"/>
-          <w:sz w:val="24"/>
-          <w:szCs w:val="24"/>
-        </w:rPr>
-        <w:br/>
-        <w:t xml:space="preserve">A </w:t>
-      </w:r>
-      <w:r>
-        <w:rPr>
-          <w:rFonts w:ascii="Times New Roman" w:hAnsi="Times New Roman" w:cs="Times New Roman"/>
-          <w:color w:val="000000" w:themeColor="text1"/>
-          <w:sz w:val="24"/>
-          <w:szCs w:val="24"/>
-        </w:rPr>
-        <w:t>drop-down</w:t>
-      </w:r>
-      <w:r>
-        <w:rPr>
-          <w:rFonts w:ascii="Times New Roman" w:hAnsi="Times New Roman" w:cs="Times New Roman"/>
-          <w:color w:val="000000" w:themeColor="text1"/>
-          <w:sz w:val="24"/>
-          <w:szCs w:val="24"/>
-        </w:rPr>
-        <w:t xml:space="preserve"> menu to select the supplier company delivering the goods. This ensures the stock received is correctly associated with the supplying organization.</w:t>
-      </w:r>
-    </w:p>
-    <w:p>
-      <w:pPr>
-        <w:rPr>
-          <w:rFonts w:ascii="Times New Roman" w:hAnsi="Times New Roman" w:cs="Times New Roman"/>
-          <w:color w:val="000000" w:themeColor="text1"/>
-          <w:sz w:val="24"/>
-          <w:szCs w:val="24"/>
-        </w:rPr>
-      </w:pPr>
-      <w:r>
-        <w:rPr>
-          <w:rFonts w:ascii="Times New Roman" w:hAnsi="Times New Roman" w:cs="Times New Roman"/>
-          <w:b/>
-          <w:bCs/>
-          <w:color w:val="000000" w:themeColor="text1"/>
-          <w:sz w:val="24"/>
-          <w:szCs w:val="24"/>
-        </w:rPr>
-        <w:t>Supplier Field (Ex: John Doe)</w:t>
-      </w:r>
-      <w:r>
-        <w:rPr>
-          <w:rFonts w:ascii="Times New Roman" w:hAnsi="Times New Roman" w:cs="Times New Roman"/>
-          <w:color w:val="000000" w:themeColor="text1"/>
-          <w:sz w:val="24"/>
-          <w:szCs w:val="24"/>
-        </w:rPr>
-        <w:br/>
-        <w:t>A field to select or search for the specific individual supplier or delivery representative related to the current stock receipt.</w:t>
-      </w:r>
-    </w:p>
-    <w:p>
-      <w:pPr>
-        <w:rPr>
-          <w:rFonts w:ascii="Times New Roman" w:hAnsi="Times New Roman" w:cs="Times New Roman"/>
-          <w:color w:val="000000" w:themeColor="text1"/>
-          <w:sz w:val="24"/>
-          <w:szCs w:val="24"/>
-        </w:rPr>
-      </w:pPr>
-      <w:r>
-        <w:rPr>
-          <w:rFonts w:ascii="Times New Roman" w:hAnsi="Times New Roman" w:cs="Times New Roman"/>
-          <w:b/>
-          <w:bCs/>
-          <w:color w:val="000000" w:themeColor="text1"/>
-          <w:sz w:val="24"/>
-          <w:szCs w:val="24"/>
-        </w:rPr>
-        <w:t>GRN ID Field (Ex: 12457823)</w:t>
-      </w:r>
-      <w:r>
-        <w:rPr>
-          <w:rFonts w:ascii="Times New Roman" w:hAnsi="Times New Roman" w:cs="Times New Roman"/>
-          <w:color w:val="000000" w:themeColor="text1"/>
-          <w:sz w:val="24"/>
-          <w:szCs w:val="24"/>
-        </w:rPr>
-        <w:br/>
-        <w:t>This field is used to either:</w:t>
-      </w:r>
-    </w:p>
-    <w:p>
-      <w:pPr>
-        <w:pStyle w:val="ListParagraph"/>
-        <w:numPr>
-          <w:ilvl w:val="0"/>
-          <w:numId w:val="36"/>
-        </w:numPr>
-        <w:rPr>
-          <w:rFonts w:ascii="Times New Roman" w:hAnsi="Times New Roman" w:cs="Times New Roman"/>
-          <w:color w:val="000000" w:themeColor="text1"/>
-          <w:sz w:val="24"/>
-          <w:szCs w:val="24"/>
-        </w:rPr>
-      </w:pPr>
-      <w:r>
-        <w:rPr>
-          <w:rFonts w:ascii="Times New Roman" w:hAnsi="Times New Roman" w:cs="Times New Roman"/>
-          <w:color w:val="000000" w:themeColor="text1"/>
-          <w:sz w:val="24"/>
-          <w:szCs w:val="24"/>
-        </w:rPr>
-        <w:t>View the GRN list (by pressing Enter), or load a previously saved GRN for review or editing.</w:t>
-      </w:r>
-    </w:p>
-    <w:p>
-      <w:pPr>
-        <w:pStyle w:val="ListParagraph"/>
-        <w:numPr>
-          <w:ilvl w:val="0"/>
-          <w:numId w:val="36"/>
-        </w:numPr>
-        <w:rPr>
-          <w:rFonts w:ascii="Times New Roman" w:hAnsi="Times New Roman" w:cs="Times New Roman"/>
-          <w:color w:val="000000" w:themeColor="text1"/>
-          <w:sz w:val="24"/>
-          <w:szCs w:val="24"/>
-        </w:rPr>
-      </w:pPr>
-      <w:r>
-        <w:rPr>
-          <w:rFonts w:ascii="Times New Roman" w:hAnsi="Times New Roman" w:cs="Times New Roman"/>
-          <w:color w:val="000000" w:themeColor="text1"/>
-          <w:sz w:val="24"/>
-          <w:szCs w:val="24"/>
-        </w:rPr>
-        <w:t>This feature is useful for referencing past entries.</w:t>
-      </w:r>
-    </w:p>
-    <w:p>
-      <w:pPr>
-        <w:rPr>
-          <w:rFonts w:ascii="Times New Roman" w:hAnsi="Times New Roman" w:cs="Times New Roman"/>
-          <w:color w:val="000000" w:themeColor="text1"/>
-          <w:sz w:val="24"/>
-          <w:szCs w:val="24"/>
-        </w:rPr>
-      </w:pPr>
-      <w:r>
-        <w:rPr>
-          <w:rFonts w:ascii="Times New Roman" w:hAnsi="Times New Roman" w:cs="Times New Roman"/>
-          <w:b/>
-          <w:bCs/>
-          <w:color w:val="000000" w:themeColor="text1"/>
-          <w:sz w:val="24"/>
-          <w:szCs w:val="24"/>
-        </w:rPr>
-        <w:t>Product Entry Section (Top Grid Inputs):</w:t>
-      </w:r>
-      <w:r>
-        <w:rPr>
-          <w:rFonts w:ascii="Times New Roman" w:hAnsi="Times New Roman" w:cs="Times New Roman"/>
-          <w:color w:val="000000" w:themeColor="text1"/>
-          <w:sz w:val="24"/>
-          <w:szCs w:val="24"/>
-        </w:rPr>
-        <w:br/>
-        <w:t>Here</w:t>
-      </w:r>
-      <w:r>
-        <w:rPr>
-          <w:rFonts w:ascii="Times New Roman" w:hAnsi="Times New Roman" w:cs="Times New Roman"/>
-          <w:color w:val="000000" w:themeColor="text1"/>
-          <w:sz w:val="24"/>
-          <w:szCs w:val="24"/>
-        </w:rPr>
-        <w:t>,</w:t>
-      </w:r>
-      <w:r>
-        <w:rPr>
-          <w:rFonts w:ascii="Times New Roman" w:hAnsi="Times New Roman" w:cs="Times New Roman"/>
-          <w:color w:val="000000" w:themeColor="text1"/>
-          <w:sz w:val="24"/>
-          <w:szCs w:val="24"/>
-        </w:rPr>
-        <w:t xml:space="preserve"> the admin can enter the product information for each item received:</w:t>
-      </w:r>
-      <w:r>
-        <w:rPr>
-          <w:rFonts w:ascii="Times New Roman" w:hAnsi="Times New Roman" w:cs="Times New Roman"/>
-          <w:color w:val="000000" w:themeColor="text1"/>
-          <w:sz w:val="24"/>
-          <w:szCs w:val="24"/>
-        </w:rPr>
-        <w:br/>
-      </w:r>
-      <w:r>
-        <w:rPr>
-          <w:rFonts w:ascii="Times New Roman" w:hAnsi="Times New Roman" w:cs="Times New Roman"/>
-          <w:color w:val="000000" w:themeColor="text1"/>
-          <w:sz w:val="24"/>
-          <w:szCs w:val="24"/>
-        </w:rPr>
-        <w:t>(Product ID, Product Name, Generic Name, Cost Price, Qty (Quantity), Amount)</w:t>
-      </w:r>
-    </w:p>
-    <w:p>
-      <w:pPr>
-        <w:rPr>
-          <w:rFonts w:ascii="Times New Roman" w:hAnsi="Times New Roman" w:cs="Times New Roman"/>
-          <w:color w:val="000000" w:themeColor="text1"/>
-          <w:sz w:val="24"/>
-          <w:szCs w:val="24"/>
-        </w:rPr>
-      </w:pPr>
-      <w:r>
-        <w:rPr>
-          <w:rFonts w:ascii="Times New Roman" w:hAnsi="Times New Roman" w:cs="Times New Roman"/>
-          <w:b/>
-          <w:bCs/>
-          <w:color w:val="000000" w:themeColor="text1"/>
-          <w:sz w:val="24"/>
-          <w:szCs w:val="24"/>
-        </w:rPr>
-        <w:lastRenderedPageBreak/>
-        <w:t>Product List Table (Below Input Fields)</w:t>
-      </w:r>
-      <w:r>
-        <w:rPr>
-          <w:rFonts w:ascii="Times New Roman" w:hAnsi="Times New Roman" w:cs="Times New Roman"/>
-          <w:b/>
-          <w:bCs/>
-          <w:color w:val="000000" w:themeColor="text1"/>
-          <w:sz w:val="24"/>
-          <w:szCs w:val="24"/>
-        </w:rPr>
-        <w:t>:</w:t>
-      </w:r>
-      <w:r>
-        <w:rPr>
-          <w:rFonts w:ascii="Times New Roman" w:hAnsi="Times New Roman" w:cs="Times New Roman"/>
-          <w:color w:val="000000" w:themeColor="text1"/>
-          <w:sz w:val="24"/>
-          <w:szCs w:val="24"/>
-        </w:rPr>
-        <w:br/>
-        <w:t>As products are entered, they appear in this list. This acts as a running record of all items included in the current GRN</w:t>
-      </w:r>
-      <w:r>
-        <w:rPr>
-          <w:rFonts w:ascii="Times New Roman" w:hAnsi="Times New Roman" w:cs="Times New Roman"/>
-          <w:color w:val="000000" w:themeColor="text1"/>
-          <w:sz w:val="24"/>
-          <w:szCs w:val="24"/>
-        </w:rPr>
-        <w:t>.</w:t>
-      </w:r>
-    </w:p>
-    <w:p>
-      <w:pPr>
-        <w:rPr>
-          <w:rFonts w:ascii="Times New Roman" w:hAnsi="Times New Roman" w:cs="Times New Roman"/>
-          <w:color w:val="000000" w:themeColor="text1"/>
-          <w:sz w:val="24"/>
-          <w:szCs w:val="24"/>
-        </w:rPr>
-      </w:pPr>
-      <w:r>
-        <w:rPr>
-          <w:rFonts w:ascii="Times New Roman" w:hAnsi="Times New Roman" w:cs="Times New Roman"/>
-          <w:b/>
-          <w:bCs/>
-          <w:color w:val="000000" w:themeColor="text1"/>
-          <w:sz w:val="24"/>
-          <w:szCs w:val="24"/>
-        </w:rPr>
-        <w:t>Delete Item</w:t>
-      </w:r>
-      <w:r>
-        <w:rPr>
-          <w:rFonts w:ascii="Times New Roman" w:hAnsi="Times New Roman" w:cs="Times New Roman"/>
-          <w:b/>
-          <w:bCs/>
-          <w:color w:val="000000" w:themeColor="text1"/>
-          <w:sz w:val="24"/>
-          <w:szCs w:val="24"/>
-        </w:rPr>
-        <w:t>:</w:t>
-      </w:r>
-      <w:r>
-        <w:rPr>
-          <w:rFonts w:ascii="Times New Roman" w:hAnsi="Times New Roman" w:cs="Times New Roman"/>
-          <w:color w:val="000000" w:themeColor="text1"/>
-          <w:sz w:val="24"/>
-          <w:szCs w:val="24"/>
-        </w:rPr>
-        <w:br/>
-      </w:r>
-      <w:r>
-        <w:rPr>
-          <w:rFonts w:ascii="Times New Roman" w:hAnsi="Times New Roman" w:cs="Times New Roman"/>
-          <w:color w:val="000000" w:themeColor="text1"/>
-          <w:sz w:val="24"/>
-          <w:szCs w:val="24"/>
-        </w:rPr>
-        <w:t>To remove an unwanted item or correct a mistake</w:t>
-      </w:r>
-    </w:p>
-    <w:p>
-      <w:pPr>
-        <w:pStyle w:val="ListParagraph"/>
-        <w:numPr>
-          <w:ilvl w:val="0"/>
-          <w:numId w:val="30"/>
-        </w:numPr>
-        <w:rPr>
-          <w:rFonts w:ascii="Times New Roman" w:hAnsi="Times New Roman" w:cs="Times New Roman"/>
-          <w:b/>
-          <w:bCs/>
-          <w:i/>
-          <w:iCs/>
-          <w:color w:val="000000" w:themeColor="text1"/>
-          <w:sz w:val="24"/>
-          <w:szCs w:val="24"/>
-        </w:rPr>
-      </w:pPr>
-      <w:r>
-        <w:rPr>
-          <w:rFonts w:ascii="Times New Roman" w:hAnsi="Times New Roman" w:cs="Times New Roman"/>
-          <w:i/>
-          <w:iCs/>
-          <w:color w:val="000000" w:themeColor="text1"/>
-          <w:sz w:val="24"/>
-          <w:szCs w:val="24"/>
-        </w:rPr>
-        <w:t>Simply</w:t>
-      </w:r>
-      <w:r>
-        <w:rPr>
-          <w:rFonts w:ascii="Times New Roman" w:hAnsi="Times New Roman" w:cs="Times New Roman"/>
-          <w:b/>
-          <w:bCs/>
-          <w:i/>
-          <w:iCs/>
-          <w:color w:val="000000" w:themeColor="text1"/>
-          <w:sz w:val="24"/>
-          <w:szCs w:val="24"/>
-        </w:rPr>
-        <w:t xml:space="preserve"> double-click</w:t>
-      </w:r>
-      <w:r>
-        <w:rPr>
-          <w:rFonts w:ascii="Times New Roman" w:hAnsi="Times New Roman" w:cs="Times New Roman"/>
-          <w:i/>
-          <w:iCs/>
-          <w:color w:val="000000" w:themeColor="text1"/>
-          <w:sz w:val="24"/>
-          <w:szCs w:val="24"/>
-        </w:rPr>
-        <w:t xml:space="preserve"> </w:t>
-      </w:r>
-      <w:r>
-        <w:rPr>
-          <w:rFonts w:ascii="Times New Roman" w:hAnsi="Times New Roman" w:cs="Times New Roman"/>
-          <w:i/>
-          <w:iCs/>
-          <w:color w:val="000000" w:themeColor="text1"/>
-          <w:sz w:val="24"/>
-          <w:szCs w:val="24"/>
-        </w:rPr>
-        <w:t>on</w:t>
-      </w:r>
-      <w:r>
-        <w:rPr>
-          <w:rFonts w:ascii="Times New Roman" w:hAnsi="Times New Roman" w:cs="Times New Roman"/>
-          <w:i/>
-          <w:iCs/>
-          <w:color w:val="000000" w:themeColor="text1"/>
-          <w:sz w:val="24"/>
-          <w:szCs w:val="24"/>
-        </w:rPr>
-        <w:t xml:space="preserve"> the item </w:t>
-      </w:r>
-      <w:r>
-        <w:rPr>
-          <w:rFonts w:ascii="Times New Roman" w:hAnsi="Times New Roman" w:cs="Times New Roman"/>
-          <w:i/>
-          <w:iCs/>
-          <w:color w:val="000000" w:themeColor="text1"/>
-          <w:sz w:val="24"/>
-          <w:szCs w:val="24"/>
-        </w:rPr>
-        <w:t>in the GRN table</w:t>
-      </w:r>
-    </w:p>
-    <w:p>
-      <w:pPr>
-        <w:rPr>
-          <w:rFonts w:ascii="Times New Roman" w:hAnsi="Times New Roman" w:cs="Times New Roman"/>
-          <w:color w:val="000000" w:themeColor="text1"/>
-          <w:sz w:val="24"/>
-          <w:szCs w:val="24"/>
-        </w:rPr>
-      </w:pPr>
-      <w:r>
-        <w:rPr>
-          <w:rFonts w:ascii="Times New Roman" w:hAnsi="Times New Roman" w:cs="Times New Roman"/>
-          <w:b/>
-          <w:bCs/>
-          <w:color w:val="000000" w:themeColor="text1"/>
-          <w:sz w:val="24"/>
-          <w:szCs w:val="24"/>
-        </w:rPr>
-        <w:t>Discount Field</w:t>
-      </w:r>
-      <w:r>
-        <w:rPr>
-          <w:rFonts w:ascii="Times New Roman" w:hAnsi="Times New Roman" w:cs="Times New Roman"/>
-          <w:b/>
-          <w:bCs/>
-          <w:color w:val="000000" w:themeColor="text1"/>
-          <w:sz w:val="24"/>
-          <w:szCs w:val="24"/>
-        </w:rPr>
-        <w:t>:</w:t>
-      </w:r>
-      <w:r>
-        <w:rPr>
-          <w:rFonts w:ascii="Times New Roman" w:hAnsi="Times New Roman" w:cs="Times New Roman"/>
-          <w:color w:val="000000" w:themeColor="text1"/>
-          <w:sz w:val="24"/>
-          <w:szCs w:val="24"/>
-        </w:rPr>
-        <w:br/>
-        <w:t>An optional field to apply a discount to the entire GRN total (e.g., if the supplier provided a bulk discount).</w:t>
-      </w:r>
-    </w:p>
-    <w:p>
-      <w:pPr>
-        <w:rPr>
-          <w:rFonts w:ascii="Times New Roman" w:hAnsi="Times New Roman" w:cs="Times New Roman"/>
-          <w:color w:val="000000" w:themeColor="text1"/>
-          <w:sz w:val="24"/>
-          <w:szCs w:val="24"/>
-        </w:rPr>
-      </w:pPr>
-      <w:r>
-        <w:rPr>
-          <w:rFonts w:ascii="Times New Roman" w:hAnsi="Times New Roman" w:cs="Times New Roman"/>
-          <w:b/>
-          <w:bCs/>
-          <w:color w:val="000000" w:themeColor="text1"/>
-          <w:sz w:val="24"/>
-          <w:szCs w:val="24"/>
-        </w:rPr>
-        <w:t>Total Field</w:t>
-      </w:r>
-      <w:r>
-        <w:rPr>
-          <w:rFonts w:ascii="Times New Roman" w:hAnsi="Times New Roman" w:cs="Times New Roman"/>
-          <w:b/>
-          <w:bCs/>
-          <w:color w:val="000000" w:themeColor="text1"/>
-          <w:sz w:val="24"/>
-          <w:szCs w:val="24"/>
-        </w:rPr>
-        <w:t>:</w:t>
-      </w:r>
-      <w:r>
-        <w:rPr>
-          <w:rFonts w:ascii="Times New Roman" w:hAnsi="Times New Roman" w:cs="Times New Roman"/>
-          <w:color w:val="000000" w:themeColor="text1"/>
-          <w:sz w:val="24"/>
-          <w:szCs w:val="24"/>
-        </w:rPr>
-        <w:br/>
-        <w:t>Automatically calculates the total value of all products received, minus any discounts.</w:t>
-      </w:r>
-    </w:p>
-    <w:p>
-      <w:pPr>
-        <w:rPr>
-          <w:rFonts w:ascii="Times New Roman" w:hAnsi="Times New Roman" w:cs="Times New Roman"/>
-          <w:color w:val="000000" w:themeColor="text1"/>
-          <w:sz w:val="24"/>
-          <w:szCs w:val="24"/>
-        </w:rPr>
-      </w:pPr>
-      <w:r>
-        <w:rPr>
-          <w:rFonts w:ascii="Times New Roman" w:hAnsi="Times New Roman" w:cs="Times New Roman"/>
-          <w:b/>
-          <w:bCs/>
-          <w:color w:val="000000" w:themeColor="text1"/>
-          <w:sz w:val="24"/>
-          <w:szCs w:val="24"/>
-        </w:rPr>
-        <w:t>Apply Button</w:t>
-      </w:r>
-      <w:r>
-        <w:rPr>
-          <w:rFonts w:ascii="Times New Roman" w:hAnsi="Times New Roman" w:cs="Times New Roman"/>
-          <w:b/>
-          <w:bCs/>
-          <w:color w:val="000000" w:themeColor="text1"/>
-          <w:sz w:val="24"/>
-          <w:szCs w:val="24"/>
-        </w:rPr>
-        <w:t>:</w:t>
-      </w:r>
-      <w:r>
-        <w:rPr>
-          <w:rFonts w:ascii="Times New Roman" w:hAnsi="Times New Roman" w:cs="Times New Roman"/>
-          <w:color w:val="000000" w:themeColor="text1"/>
-          <w:sz w:val="24"/>
-          <w:szCs w:val="24"/>
-        </w:rPr>
-        <w:br/>
-        <w:t>Finalizes the GRN entry. When clicked, the entered stock details are saved</w:t>
-      </w:r>
-      <w:r>
-        <w:rPr>
-          <w:rFonts w:ascii="Times New Roman" w:hAnsi="Times New Roman" w:cs="Times New Roman"/>
-          <w:color w:val="000000" w:themeColor="text1"/>
-          <w:sz w:val="24"/>
-          <w:szCs w:val="24"/>
-        </w:rPr>
-        <w:t>,</w:t>
-      </w:r>
-      <w:r>
-        <w:rPr>
-          <w:rFonts w:ascii="Times New Roman" w:hAnsi="Times New Roman" w:cs="Times New Roman"/>
-          <w:color w:val="000000" w:themeColor="text1"/>
-          <w:sz w:val="24"/>
-          <w:szCs w:val="24"/>
-        </w:rPr>
-        <w:t xml:space="preserve"> and the inventory is updated accordingly.</w:t>
-      </w:r>
-    </w:p>
-    <w:p>
-      <w:pPr>
-        <w:rPr>
-          <w:rFonts w:ascii="Times New Roman" w:hAnsi="Times New Roman" w:cs="Times New Roman"/>
-          <w:b/>
-          <w:bCs/>
-          <w:color w:val="000000" w:themeColor="text1"/>
-          <w:sz w:val="24"/>
-          <w:szCs w:val="24"/>
-        </w:rPr>
-      </w:pPr>
-      <w:r>
-        <w:rPr>
-          <w:rFonts w:ascii="Times New Roman" w:hAnsi="Times New Roman" w:cs="Times New Roman"/>
-          <w:b/>
-          <w:bCs/>
-          <w:color w:val="000000" w:themeColor="text1"/>
-          <w:sz w:val="24"/>
-          <w:szCs w:val="24"/>
-        </w:rPr>
-        <w:t>This screen ensures:</w:t>
-      </w:r>
-    </w:p>
-    <w:p>
-      <w:pPr>
-        <w:pStyle w:val="ListParagraph"/>
-        <w:numPr>
-          <w:ilvl w:val="0"/>
-          <w:numId w:val="38"/>
-        </w:numPr>
-        <w:rPr>
-          <w:rFonts w:ascii="Times New Roman" w:hAnsi="Times New Roman" w:cs="Times New Roman"/>
-        </w:rPr>
-      </w:pPr>
-      <w:r>
-        <w:rPr>
-          <w:rFonts w:ascii="Times New Roman" w:hAnsi="Times New Roman" w:cs="Times New Roman"/>
-        </w:rPr>
-        <w:t>Proper tracking of incoming stock.</w:t>
-      </w:r>
-    </w:p>
-    <w:p>
-      <w:pPr>
-        <w:pStyle w:val="ListParagraph"/>
-        <w:numPr>
-          <w:ilvl w:val="0"/>
-          <w:numId w:val="38"/>
-        </w:numPr>
-        <w:rPr>
-          <w:rFonts w:ascii="Times New Roman" w:hAnsi="Times New Roman" w:cs="Times New Roman"/>
-        </w:rPr>
-      </w:pPr>
-      <w:r>
-        <w:rPr>
-          <w:rFonts w:ascii="Times New Roman" w:hAnsi="Times New Roman" w:cs="Times New Roman"/>
-        </w:rPr>
-        <w:t>Accountability by linking deliveries to suppliers.</w:t>
-      </w:r>
-    </w:p>
-    <w:p>
-      <w:pPr>
-        <w:pStyle w:val="ListParagraph"/>
-        <w:numPr>
-          <w:ilvl w:val="0"/>
-          <w:numId w:val="38"/>
-        </w:numPr>
-        <w:rPr>
-          <w:rFonts w:ascii="Times New Roman" w:hAnsi="Times New Roman" w:cs="Times New Roman"/>
-        </w:rPr>
-      </w:pPr>
-      <w:r>
-        <w:rPr>
-          <w:rFonts w:ascii="Times New Roman" w:hAnsi="Times New Roman" w:cs="Times New Roman"/>
-        </w:rPr>
-        <w:t>Accurate cost and inventory updates.</w:t>
-      </w:r>
-    </w:p>
-    <w:p>
-      <w:pPr>
-        <w:pStyle w:val="ListParagraph"/>
-        <w:numPr>
-          <w:ilvl w:val="0"/>
-          <w:numId w:val="38"/>
-        </w:numPr>
-        <w:rPr>
-          <w:rFonts w:ascii="Times New Roman" w:hAnsi="Times New Roman" w:cs="Times New Roman"/>
-        </w:rPr>
-      </w:pPr>
-      <w:r>
-        <w:rPr>
-          <w:rFonts w:ascii="Times New Roman" w:hAnsi="Times New Roman" w:cs="Times New Roman"/>
-        </w:rPr>
-        <w:t>A reference record for future reconciliation, stocktaking, or audits.</w:t>
-      </w:r>
-    </w:p>
-    <w:p>
-      <w:pPr>
-        <w:rPr>
-          <w:rFonts w:ascii="Times New Roman" w:hAnsi="Times New Roman" w:cs="Times New Roman"/>
-        </w:rPr>
-      </w:pPr>
-    </w:p>
-    <w:p>
-      <w:pPr>
-        <w:rPr>
-          <w:rFonts w:ascii="Times New Roman" w:hAnsi="Times New Roman" w:cs="Times New Roman"/>
-        </w:rPr>
-      </w:pPr>
-    </w:p>
-    <w:p>
-      <w:pPr>
-        <w:rPr>
-          <w:rFonts w:ascii="Times New Roman" w:hAnsi="Times New Roman" w:cs="Times New Roman"/>
-        </w:rPr>
-      </w:pPr>
-    </w:p>
-    <w:p>
-      <w:pPr>
-        <w:rPr>
-          <w:rFonts w:ascii="Times New Roman" w:hAnsi="Times New Roman" w:cs="Times New Roman"/>
-        </w:rPr>
-      </w:pPr>
-    </w:p>
-    <w:p>
-      <w:pPr>
-        <w:rPr>
-          <w:rFonts w:ascii="Times New Roman" w:hAnsi="Times New Roman" w:cs="Times New Roman"/>
-        </w:rPr>
-      </w:pPr>
-    </w:p>
-    <w:p>
-      <w:pPr>
-        <w:rPr>
-          <w:rFonts w:ascii="Times New Roman" w:hAnsi="Times New Roman" w:cs="Times New Roman"/>
-        </w:rPr>
-      </w:pPr>
-    </w:p>
-    <w:p>
-      <w:pPr>
-        <w:rPr>
-          <w:rFonts w:ascii="Times New Roman" w:hAnsi="Times New Roman" w:cs="Times New Roman"/>
-        </w:rPr>
-      </w:pPr>
-    </w:p>
-    <w:p>
-      <w:pPr>
-        <w:rPr>
-          <w:rFonts w:ascii="Times New Roman" w:hAnsi="Times New Roman" w:cs="Times New Roman"/>
-        </w:rPr>
-      </w:pPr>
-    </w:p>
-    <w:p>
-      <w:pPr>
-        <w:rPr>
-          <w:rFonts w:ascii="Times New Roman" w:hAnsi="Times New Roman" w:cs="Times New Roman"/>
-        </w:rPr>
-      </w:pPr>
-    </w:p>
-    <w:p>
-      <w:pPr>
-        <w:rPr>
-          <w:rFonts w:ascii="Times New Roman" w:hAnsi="Times New Roman" w:cs="Times New Roman"/>
-        </w:rPr>
-      </w:pPr>
-    </w:p>
-    <w:p>
-      <w:pPr>
-        <w:rPr>
-          <w:rFonts w:ascii="Times New Roman" w:hAnsi="Times New Roman" w:cs="Times New Roman"/>
-        </w:rPr>
-      </w:pPr>
-    </w:p>
-    <w:p>
-      <w:pPr>
-        <w:rPr>
-          <w:rFonts w:ascii="Times New Roman" w:hAnsi="Times New Roman" w:cs="Times New Roman"/>
-        </w:rPr>
-      </w:pPr>
-    </w:p>
-    <w:p>
-      <w:pPr>
-        <w:rPr>
-          <w:rFonts w:ascii="Times New Roman" w:hAnsi="Times New Roman" w:cs="Times New Roman"/>
-        </w:rPr>
-      </w:pPr>
-    </w:p>
-    <w:p>
-      <w:pPr>
-        <w:rPr>
-          <w:rFonts w:ascii="Times New Roman" w:hAnsi="Times New Roman" w:cs="Times New Roman"/>
-        </w:rPr>
-      </w:pPr>
-    </w:p>
-    <w:p>
-      <w:pPr>
-        <w:rPr>
-          <w:rFonts w:ascii="Times New Roman" w:hAnsi="Times New Roman" w:cs="Times New Roman"/>
-        </w:rPr>
-      </w:pPr>
-    </w:p>
-    <w:p>
-      <w:pPr>
-        <w:rPr>
-          <w:rFonts w:ascii="Times New Roman" w:hAnsi="Times New Roman" w:cs="Times New Roman"/>
-        </w:rPr>
-      </w:pPr>
-    </w:p>
-    <w:p>
-      <w:pPr>
-        <w:rPr>
-          <w:rFonts w:ascii="Times New Roman" w:hAnsi="Times New Roman" w:cs="Times New Roman"/>
-        </w:rPr>
-      </w:pPr>
-    </w:p>
-    <w:p>
-      <w:pPr>
-        <w:rPr>
-          <w:rFonts w:ascii="Times New Roman" w:hAnsi="Times New Roman" w:cs="Times New Roman"/>
-        </w:rPr>
-      </w:pPr>
-    </w:p>
-    <w:p>
-      <w:pPr>
-        <w:pStyle w:val="ListParagraph"/>
-        <w:numPr>
-          <w:ilvl w:val="1"/>
-          <w:numId w:val="3"/>
-        </w:numPr>
-        <w:rPr>
-          <w:rFonts w:ascii="Times New Roman" w:hAnsi="Times New Roman" w:cs="Times New Roman"/>
-          <w:b/>
-          <w:bCs/>
-          <w:sz w:val="24"/>
-          <w:szCs w:val="24"/>
-        </w:rPr>
-      </w:pPr>
-      <w:r>
-        <w:rPr>
-          <w:rFonts w:ascii="Times New Roman" w:hAnsi="Times New Roman" w:cs="Times New Roman"/>
-          <w:b/>
-          <w:bCs/>
-          <w:sz w:val="24"/>
-          <w:szCs w:val="24"/>
-        </w:rPr>
-        <w:t>Admin Panel – Supplier Company Management</w:t>
-      </w:r>
-    </w:p>
-    <w:p>
-      <w:pPr>
-        <w:rPr>
-          <w:rFonts w:ascii="Times New Roman" w:hAnsi="Times New Roman" w:cs="Times New Roman"/>
-          <w:b/>
-          <w:bCs/>
-          <w:sz w:val="24"/>
-          <w:szCs w:val="24"/>
-          <w:lang w:bidi="ar-SA"/>
-        </w:rPr>
-      </w:pPr>
-      <w:r>
-        <w:rPr>
-          <w:rFonts w:ascii="Times New Roman" w:hAnsi="Times New Roman" w:cs="Times New Roman"/>
-          <w:b/>
-          <w:bCs/>
-          <w:sz w:val="24"/>
-          <w:szCs w:val="24"/>
-          <w:lang w:bidi="ar-SA"/>
-        </w:rPr>
-        <w:t>Description:</w:t>
-      </w:r>
-    </w:p>
-    <w:p>
-      <w:pPr>
-        <w:jc w:val="both"/>
-        <w:rPr>
-          <w:rFonts w:ascii="Times New Roman" w:hAnsi="Times New Roman" w:cs="Times New Roman"/>
-          <w:sz w:val="24"/>
-          <w:szCs w:val="24"/>
-          <w:lang w:bidi="ar-SA"/>
-        </w:rPr>
-      </w:pPr>
-      <w:r>
-        <w:rPr>
-          <w:rFonts w:ascii="Times New Roman" w:hAnsi="Times New Roman" w:cs="Times New Roman"/>
-          <w:noProof/>
-          <w:color w:val="EE0000"/>
-          <w:sz w:val="24"/>
-          <w:szCs w:val="24"/>
-        </w:rPr>
-        <w:drawing>
-          <wp:anchor distT="0" distB="0" distL="114300" distR="114300" simplePos="0" relativeHeight="251678720" behindDoc="0" locked="0" layoutInCell="1" allowOverlap="1" wp14:anchorId="3FEE25E3" wp14:editId="4651A34E">
-            <wp:simplePos x="0" y="0"/>
-            <wp:positionH relativeFrom="column">
-              <wp:posOffset>0</wp:posOffset>
-            </wp:positionH>
-            <wp:positionV relativeFrom="paragraph">
-              <wp:posOffset>909955</wp:posOffset>
-            </wp:positionV>
-            <wp:extent cx="5731510" cy="3223895"/>
-            <wp:effectExtent l="0" t="0" r="2540" b="0"/>
-            <wp:wrapTopAndBottom/>
-            <wp:docPr id="1652982893" name="Picture 4"/>
-            <wp:cNvGraphicFramePr>
-              <a:graphicFrameLocks xmlns:a="http://schemas.openxmlformats.org/drawingml/2006/main" noChangeAspect="1"/>
-            </wp:cNvGraphicFramePr>
-            <a:graphic xmlns:a="http://schemas.openxmlformats.org/drawingml/2006/main">
-              <a:graphicData uri="http://schemas.openxmlformats.org/drawingml/2006/picture">
-                <pic:pic xmlns:pic="http://schemas.openxmlformats.org/drawingml/2006/picture">
-                  <pic:nvPicPr>
-                    <pic:cNvPr id="1652982893" name="Picture 1652982893"/>
                     <pic:cNvPicPr/>
                   </pic:nvPicPr>
                   <pic:blipFill>
@@ -10436,315 +9610,847 @@
           <w:szCs w:val="24"/>
           <w:lang w:bidi="ar-SA"/>
         </w:rPr>
-        <w:t>The Supplier Company Management screen allows the admin to register new supplier companies and manage existing ones. Supplier companies are the entities from which the pharmacy purchases stock. Maintaining this list ensures that inventory records are properly linked to their source and enables efficient supplier-related reporting and communication.</w:t>
-      </w:r>
-    </w:p>
-    <w:p>
-      <w:pPr>
-        <w:rPr>
-          <w:rFonts w:ascii="Times New Roman" w:hAnsi="Times New Roman" w:cs="Times New Roman"/>
-          <w:sz w:val="24"/>
-          <w:szCs w:val="24"/>
-        </w:rPr>
-      </w:pPr>
-    </w:p>
-    <w:p>
-      <w:pPr>
-        <w:rPr>
-          <w:rFonts w:ascii="Times New Roman" w:hAnsi="Times New Roman" w:cs="Times New Roman"/>
-          <w:b/>
-          <w:bCs/>
-          <w:sz w:val="24"/>
-          <w:szCs w:val="24"/>
-        </w:rPr>
-      </w:pPr>
-      <w:r>
-        <w:rPr>
-          <w:rFonts w:ascii="Times New Roman" w:hAnsi="Times New Roman" w:cs="Times New Roman"/>
-          <w:b/>
-          <w:bCs/>
-          <w:sz w:val="24"/>
-          <w:szCs w:val="24"/>
-        </w:rPr>
-        <w:t>15.1. Company Register</w:t>
-      </w:r>
-    </w:p>
-    <w:p>
-      <w:pPr>
-        <w:rPr>
-          <w:rFonts w:ascii="Times New Roman" w:hAnsi="Times New Roman" w:cs="Times New Roman"/>
-          <w:sz w:val="24"/>
-          <w:szCs w:val="24"/>
-        </w:rPr>
-      </w:pPr>
-      <w:r>
-        <w:rPr>
-          <w:rFonts w:ascii="Times New Roman" w:hAnsi="Times New Roman" w:cs="Times New Roman"/>
-          <w:sz w:val="24"/>
-          <w:szCs w:val="24"/>
-        </w:rPr>
-        <w:t xml:space="preserve">This section is used to </w:t>
-      </w:r>
-      <w:r>
-        <w:rPr>
-          <w:rFonts w:ascii="Times New Roman" w:hAnsi="Times New Roman" w:cs="Times New Roman"/>
-          <w:b/>
-          <w:bCs/>
-          <w:sz w:val="24"/>
-          <w:szCs w:val="24"/>
-        </w:rPr>
-        <w:t>add new supplier companies</w:t>
-      </w:r>
-      <w:r>
-        <w:rPr>
-          <w:rFonts w:ascii="Times New Roman" w:hAnsi="Times New Roman" w:cs="Times New Roman"/>
-          <w:sz w:val="24"/>
-          <w:szCs w:val="24"/>
-        </w:rPr>
-        <w:t xml:space="preserve"> to the system.</w:t>
-      </w:r>
-    </w:p>
-    <w:p>
-      <w:pPr>
+        <w:t>This GRN page is used by the admin to log new stock received from suppliers into the system. It captures key supplier details, product information, and pricing, which are essential for inventory accuracy and purchase tracking. It also allows loading past GRNs for reference or editing.</w:t>
+      </w:r>
+    </w:p>
+    <w:p>
+      <w:pPr>
+        <w:rPr>
+          <w:rFonts w:ascii="Times New Roman" w:hAnsi="Times New Roman" w:cs="Times New Roman"/>
+          <w:color w:val="000000" w:themeColor="text1"/>
+          <w:sz w:val="24"/>
+          <w:szCs w:val="24"/>
+        </w:rPr>
+      </w:pPr>
+    </w:p>
+    <w:p>
+      <w:pPr>
+        <w:rPr>
+          <w:rFonts w:ascii="Times New Roman" w:hAnsi="Times New Roman" w:cs="Times New Roman"/>
+          <w:b/>
+          <w:bCs/>
+          <w:color w:val="000000" w:themeColor="text1"/>
+          <w:sz w:val="24"/>
+          <w:szCs w:val="24"/>
+        </w:rPr>
+      </w:pPr>
+      <w:r>
+        <w:rPr>
+          <w:rFonts w:ascii="Times New Roman" w:hAnsi="Times New Roman" w:cs="Times New Roman"/>
+          <w:b/>
+          <w:bCs/>
+          <w:color w:val="000000" w:themeColor="text1"/>
+          <w:sz w:val="24"/>
+          <w:szCs w:val="24"/>
+        </w:rPr>
+        <w:t>Elements Explained:</w:t>
+      </w:r>
+    </w:p>
+    <w:p>
+      <w:pPr>
+        <w:rPr>
+          <w:rFonts w:ascii="Times New Roman" w:hAnsi="Times New Roman" w:cs="Times New Roman"/>
+          <w:color w:val="000000" w:themeColor="text1"/>
+          <w:sz w:val="24"/>
+          <w:szCs w:val="24"/>
+        </w:rPr>
+      </w:pPr>
+      <w:r>
+        <w:rPr>
+          <w:rFonts w:ascii="Times New Roman" w:hAnsi="Times New Roman" w:cs="Times New Roman"/>
+          <w:b/>
+          <w:bCs/>
+          <w:color w:val="000000" w:themeColor="text1"/>
+          <w:sz w:val="24"/>
+          <w:szCs w:val="24"/>
+        </w:rPr>
+        <w:t>Company Dropdown (Ex: ABC Company)</w:t>
+      </w:r>
+      <w:r>
+        <w:rPr>
+          <w:rFonts w:ascii="Times New Roman" w:hAnsi="Times New Roman" w:cs="Times New Roman"/>
+          <w:color w:val="000000" w:themeColor="text1"/>
+          <w:sz w:val="24"/>
+          <w:szCs w:val="24"/>
+        </w:rPr>
+        <w:br/>
+        <w:t xml:space="preserve">A </w:t>
+      </w:r>
+      <w:r>
+        <w:rPr>
+          <w:rFonts w:ascii="Times New Roman" w:hAnsi="Times New Roman" w:cs="Times New Roman"/>
+          <w:color w:val="000000" w:themeColor="text1"/>
+          <w:sz w:val="24"/>
+          <w:szCs w:val="24"/>
+        </w:rPr>
+        <w:t>drop-down</w:t>
+      </w:r>
+      <w:r>
+        <w:rPr>
+          <w:rFonts w:ascii="Times New Roman" w:hAnsi="Times New Roman" w:cs="Times New Roman"/>
+          <w:color w:val="000000" w:themeColor="text1"/>
+          <w:sz w:val="24"/>
+          <w:szCs w:val="24"/>
+        </w:rPr>
+        <w:t xml:space="preserve"> menu to select the supplier company delivering the goods. This ensures the stock received is correctly associated with the supplying organization.</w:t>
+      </w:r>
+    </w:p>
+    <w:p>
+      <w:pPr>
+        <w:rPr>
+          <w:rFonts w:ascii="Times New Roman" w:hAnsi="Times New Roman" w:cs="Times New Roman"/>
+          <w:color w:val="000000" w:themeColor="text1"/>
+          <w:sz w:val="24"/>
+          <w:szCs w:val="24"/>
+        </w:rPr>
+      </w:pPr>
+      <w:r>
+        <w:rPr>
+          <w:rFonts w:ascii="Times New Roman" w:hAnsi="Times New Roman" w:cs="Times New Roman"/>
+          <w:b/>
+          <w:bCs/>
+          <w:color w:val="000000" w:themeColor="text1"/>
+          <w:sz w:val="24"/>
+          <w:szCs w:val="24"/>
+        </w:rPr>
+        <w:t>Supplier Field (Ex: John Doe)</w:t>
+      </w:r>
+      <w:r>
+        <w:rPr>
+          <w:rFonts w:ascii="Times New Roman" w:hAnsi="Times New Roman" w:cs="Times New Roman"/>
+          <w:color w:val="000000" w:themeColor="text1"/>
+          <w:sz w:val="24"/>
+          <w:szCs w:val="24"/>
+        </w:rPr>
+        <w:br/>
+        <w:t>A field to select or search for the specific individual supplier or delivery representative related to the current stock receipt.</w:t>
+      </w:r>
+    </w:p>
+    <w:p>
+      <w:pPr>
+        <w:rPr>
+          <w:rFonts w:ascii="Times New Roman" w:hAnsi="Times New Roman" w:cs="Times New Roman"/>
+          <w:color w:val="000000" w:themeColor="text1"/>
+          <w:sz w:val="24"/>
+          <w:szCs w:val="24"/>
+        </w:rPr>
+      </w:pPr>
+      <w:r>
+        <w:rPr>
+          <w:rFonts w:ascii="Times New Roman" w:hAnsi="Times New Roman" w:cs="Times New Roman"/>
+          <w:b/>
+          <w:bCs/>
+          <w:color w:val="000000" w:themeColor="text1"/>
+          <w:sz w:val="24"/>
+          <w:szCs w:val="24"/>
+        </w:rPr>
+        <w:t>GRN ID Field (Ex: 12457823)</w:t>
+      </w:r>
+      <w:r>
+        <w:rPr>
+          <w:rFonts w:ascii="Times New Roman" w:hAnsi="Times New Roman" w:cs="Times New Roman"/>
+          <w:color w:val="000000" w:themeColor="text1"/>
+          <w:sz w:val="24"/>
+          <w:szCs w:val="24"/>
+        </w:rPr>
+        <w:br/>
+        <w:t>This field is used to either:</w:t>
+      </w:r>
+    </w:p>
+    <w:p>
+      <w:pPr>
+        <w:pStyle w:val="ListParagraph"/>
         <w:numPr>
           <w:ilvl w:val="0"/>
-          <w:numId w:val="39"/>
+          <w:numId w:val="36"/>
         </w:numPr>
         <w:rPr>
           <w:rFonts w:ascii="Times New Roman" w:hAnsi="Times New Roman" w:cs="Times New Roman"/>
-          <w:sz w:val="24"/>
-          <w:szCs w:val="24"/>
-        </w:rPr>
-      </w:pPr>
-      <w:r>
-        <w:rPr>
-          <w:rFonts w:ascii="Times New Roman" w:hAnsi="Times New Roman" w:cs="Times New Roman"/>
-          <w:sz w:val="24"/>
-          <w:szCs w:val="24"/>
-        </w:rPr>
-        <w:t xml:space="preserve">The admin enters the </w:t>
-      </w:r>
-      <w:r>
-        <w:rPr>
-          <w:rFonts w:ascii="Times New Roman" w:hAnsi="Times New Roman" w:cs="Times New Roman"/>
-          <w:b/>
-          <w:bCs/>
-          <w:sz w:val="24"/>
-          <w:szCs w:val="24"/>
-        </w:rPr>
-        <w:t>company name</w:t>
-      </w:r>
-      <w:r>
-        <w:rPr>
-          <w:rFonts w:ascii="Times New Roman" w:hAnsi="Times New Roman" w:cs="Times New Roman"/>
-          <w:sz w:val="24"/>
-          <w:szCs w:val="24"/>
-        </w:rPr>
-        <w:t xml:space="preserve"> into the input field.</w:t>
-      </w:r>
-    </w:p>
-    <w:p>
-      <w:pPr>
+          <w:color w:val="000000" w:themeColor="text1"/>
+          <w:sz w:val="24"/>
+          <w:szCs w:val="24"/>
+        </w:rPr>
+      </w:pPr>
+      <w:r>
+        <w:rPr>
+          <w:rFonts w:ascii="Times New Roman" w:hAnsi="Times New Roman" w:cs="Times New Roman"/>
+          <w:color w:val="000000" w:themeColor="text1"/>
+          <w:sz w:val="24"/>
+          <w:szCs w:val="24"/>
+        </w:rPr>
+        <w:t>View the GRN list (by pressing Enter), or load a previously saved GRN for review or editing.</w:t>
+      </w:r>
+    </w:p>
+    <w:p>
+      <w:pPr>
+        <w:pStyle w:val="ListParagraph"/>
         <w:numPr>
           <w:ilvl w:val="0"/>
-          <w:numId w:val="39"/>
+          <w:numId w:val="36"/>
         </w:numPr>
         <w:rPr>
           <w:rFonts w:ascii="Times New Roman" w:hAnsi="Times New Roman" w:cs="Times New Roman"/>
-          <w:sz w:val="24"/>
-          <w:szCs w:val="24"/>
-        </w:rPr>
-      </w:pPr>
-      <w:r>
-        <w:rPr>
-          <w:rFonts w:ascii="Times New Roman" w:hAnsi="Times New Roman" w:cs="Times New Roman"/>
-          <w:sz w:val="24"/>
-          <w:szCs w:val="24"/>
-        </w:rPr>
-        <w:t xml:space="preserve">Additional optional fields may include </w:t>
-      </w:r>
-      <w:r>
-        <w:rPr>
-          <w:rFonts w:ascii="Times New Roman" w:hAnsi="Times New Roman" w:cs="Times New Roman"/>
-          <w:b/>
-          <w:bCs/>
-          <w:sz w:val="24"/>
-          <w:szCs w:val="24"/>
-        </w:rPr>
-        <w:t>contact numbers</w:t>
-      </w:r>
-      <w:r>
-        <w:rPr>
-          <w:rFonts w:ascii="Times New Roman" w:hAnsi="Times New Roman" w:cs="Times New Roman"/>
-          <w:sz w:val="24"/>
-          <w:szCs w:val="24"/>
-        </w:rPr>
-        <w:t xml:space="preserve"> and </w:t>
-      </w:r>
-      <w:r>
-        <w:rPr>
-          <w:rFonts w:ascii="Times New Roman" w:hAnsi="Times New Roman" w:cs="Times New Roman"/>
-          <w:b/>
-          <w:bCs/>
-          <w:sz w:val="24"/>
-          <w:szCs w:val="24"/>
-        </w:rPr>
-        <w:t>address</w:t>
-      </w:r>
-      <w:r>
-        <w:rPr>
-          <w:rFonts w:ascii="Times New Roman" w:hAnsi="Times New Roman" w:cs="Times New Roman"/>
-          <w:sz w:val="24"/>
-          <w:szCs w:val="24"/>
-        </w:rPr>
-        <w:t xml:space="preserve"> </w:t>
-      </w:r>
-    </w:p>
-    <w:p>
-      <w:pPr>
+          <w:color w:val="000000" w:themeColor="text1"/>
+          <w:sz w:val="24"/>
+          <w:szCs w:val="24"/>
+        </w:rPr>
+      </w:pPr>
+      <w:r>
+        <w:rPr>
+          <w:rFonts w:ascii="Times New Roman" w:hAnsi="Times New Roman" w:cs="Times New Roman"/>
+          <w:color w:val="000000" w:themeColor="text1"/>
+          <w:sz w:val="24"/>
+          <w:szCs w:val="24"/>
+        </w:rPr>
+        <w:t>This feature is useful for referencing past entries.</w:t>
+      </w:r>
+    </w:p>
+    <w:p>
+      <w:pPr>
+        <w:rPr>
+          <w:rFonts w:ascii="Times New Roman" w:hAnsi="Times New Roman" w:cs="Times New Roman"/>
+          <w:color w:val="000000" w:themeColor="text1"/>
+          <w:sz w:val="24"/>
+          <w:szCs w:val="24"/>
+        </w:rPr>
+      </w:pPr>
+      <w:r>
+        <w:rPr>
+          <w:rFonts w:ascii="Times New Roman" w:hAnsi="Times New Roman" w:cs="Times New Roman"/>
+          <w:b/>
+          <w:bCs/>
+          <w:color w:val="000000" w:themeColor="text1"/>
+          <w:sz w:val="24"/>
+          <w:szCs w:val="24"/>
+        </w:rPr>
+        <w:t>Product Entry Section (Top Grid Inputs):</w:t>
+      </w:r>
+      <w:r>
+        <w:rPr>
+          <w:rFonts w:ascii="Times New Roman" w:hAnsi="Times New Roman" w:cs="Times New Roman"/>
+          <w:color w:val="000000" w:themeColor="text1"/>
+          <w:sz w:val="24"/>
+          <w:szCs w:val="24"/>
+        </w:rPr>
+        <w:br/>
+        <w:t>Here</w:t>
+      </w:r>
+      <w:r>
+        <w:rPr>
+          <w:rFonts w:ascii="Times New Roman" w:hAnsi="Times New Roman" w:cs="Times New Roman"/>
+          <w:color w:val="000000" w:themeColor="text1"/>
+          <w:sz w:val="24"/>
+          <w:szCs w:val="24"/>
+        </w:rPr>
+        <w:t>,</w:t>
+      </w:r>
+      <w:r>
+        <w:rPr>
+          <w:rFonts w:ascii="Times New Roman" w:hAnsi="Times New Roman" w:cs="Times New Roman"/>
+          <w:color w:val="000000" w:themeColor="text1"/>
+          <w:sz w:val="24"/>
+          <w:szCs w:val="24"/>
+        </w:rPr>
+        <w:t xml:space="preserve"> the admin can enter the product information for each item received:</w:t>
+      </w:r>
+      <w:r>
+        <w:rPr>
+          <w:rFonts w:ascii="Times New Roman" w:hAnsi="Times New Roman" w:cs="Times New Roman"/>
+          <w:color w:val="000000" w:themeColor="text1"/>
+          <w:sz w:val="24"/>
+          <w:szCs w:val="24"/>
+        </w:rPr>
+        <w:br/>
+      </w:r>
+      <w:r>
+        <w:rPr>
+          <w:rFonts w:ascii="Times New Roman" w:hAnsi="Times New Roman" w:cs="Times New Roman"/>
+          <w:color w:val="000000" w:themeColor="text1"/>
+          <w:sz w:val="24"/>
+          <w:szCs w:val="24"/>
+        </w:rPr>
+        <w:t>(Product ID, Product Name, Generic Name, Cost Price, Qty (Quantity), Amount)</w:t>
+      </w:r>
+    </w:p>
+    <w:p>
+      <w:pPr>
+        <w:rPr>
+          <w:rFonts w:ascii="Times New Roman" w:hAnsi="Times New Roman" w:cs="Times New Roman"/>
+          <w:color w:val="000000" w:themeColor="text1"/>
+          <w:sz w:val="24"/>
+          <w:szCs w:val="24"/>
+        </w:rPr>
+      </w:pPr>
+      <w:r>
+        <w:rPr>
+          <w:rFonts w:ascii="Times New Roman" w:hAnsi="Times New Roman" w:cs="Times New Roman"/>
+          <w:b/>
+          <w:bCs/>
+          <w:color w:val="000000" w:themeColor="text1"/>
+          <w:sz w:val="24"/>
+          <w:szCs w:val="24"/>
+        </w:rPr>
+        <w:lastRenderedPageBreak/>
+        <w:t>Product List Table (Below Input Fields)</w:t>
+      </w:r>
+      <w:r>
+        <w:rPr>
+          <w:rFonts w:ascii="Times New Roman" w:hAnsi="Times New Roman" w:cs="Times New Roman"/>
+          <w:b/>
+          <w:bCs/>
+          <w:color w:val="000000" w:themeColor="text1"/>
+          <w:sz w:val="24"/>
+          <w:szCs w:val="24"/>
+        </w:rPr>
+        <w:t>:</w:t>
+      </w:r>
+      <w:r>
+        <w:rPr>
+          <w:rFonts w:ascii="Times New Roman" w:hAnsi="Times New Roman" w:cs="Times New Roman"/>
+          <w:color w:val="000000" w:themeColor="text1"/>
+          <w:sz w:val="24"/>
+          <w:szCs w:val="24"/>
+        </w:rPr>
+        <w:br/>
+        <w:t>As products are entered, they appear in this list. This acts as a running record of all items included in the current GRN</w:t>
+      </w:r>
+      <w:r>
+        <w:rPr>
+          <w:rFonts w:ascii="Times New Roman" w:hAnsi="Times New Roman" w:cs="Times New Roman"/>
+          <w:color w:val="000000" w:themeColor="text1"/>
+          <w:sz w:val="24"/>
+          <w:szCs w:val="24"/>
+        </w:rPr>
+        <w:t>.</w:t>
+      </w:r>
+    </w:p>
+    <w:p>
+      <w:pPr>
+        <w:rPr>
+          <w:rFonts w:ascii="Times New Roman" w:hAnsi="Times New Roman" w:cs="Times New Roman"/>
+          <w:color w:val="000000" w:themeColor="text1"/>
+          <w:sz w:val="24"/>
+          <w:szCs w:val="24"/>
+        </w:rPr>
+      </w:pPr>
+      <w:r>
+        <w:rPr>
+          <w:rFonts w:ascii="Times New Roman" w:hAnsi="Times New Roman" w:cs="Times New Roman"/>
+          <w:b/>
+          <w:bCs/>
+          <w:color w:val="000000" w:themeColor="text1"/>
+          <w:sz w:val="24"/>
+          <w:szCs w:val="24"/>
+        </w:rPr>
+        <w:t>Delete Item</w:t>
+      </w:r>
+      <w:r>
+        <w:rPr>
+          <w:rFonts w:ascii="Times New Roman" w:hAnsi="Times New Roman" w:cs="Times New Roman"/>
+          <w:b/>
+          <w:bCs/>
+          <w:color w:val="000000" w:themeColor="text1"/>
+          <w:sz w:val="24"/>
+          <w:szCs w:val="24"/>
+        </w:rPr>
+        <w:t>:</w:t>
+      </w:r>
+      <w:r>
+        <w:rPr>
+          <w:rFonts w:ascii="Times New Roman" w:hAnsi="Times New Roman" w:cs="Times New Roman"/>
+          <w:color w:val="000000" w:themeColor="text1"/>
+          <w:sz w:val="24"/>
+          <w:szCs w:val="24"/>
+        </w:rPr>
+        <w:br/>
+      </w:r>
+      <w:r>
+        <w:rPr>
+          <w:rFonts w:ascii="Times New Roman" w:hAnsi="Times New Roman" w:cs="Times New Roman"/>
+          <w:color w:val="000000" w:themeColor="text1"/>
+          <w:sz w:val="24"/>
+          <w:szCs w:val="24"/>
+        </w:rPr>
+        <w:t>To remove an unwanted item or correct a mistake</w:t>
+      </w:r>
+    </w:p>
+    <w:p>
+      <w:pPr>
+        <w:pStyle w:val="ListParagraph"/>
         <w:numPr>
           <w:ilvl w:val="0"/>
-          <w:numId w:val="39"/>
+          <w:numId w:val="30"/>
         </w:numPr>
         <w:rPr>
           <w:rFonts w:ascii="Times New Roman" w:hAnsi="Times New Roman" w:cs="Times New Roman"/>
-          <w:sz w:val="24"/>
-          <w:szCs w:val="24"/>
-        </w:rPr>
-      </w:pPr>
-      <w:r>
-        <w:rPr>
-          <w:rFonts w:ascii="Times New Roman" w:hAnsi="Times New Roman" w:cs="Times New Roman"/>
-          <w:sz w:val="24"/>
-          <w:szCs w:val="24"/>
-        </w:rPr>
-        <w:t xml:space="preserve">After entering the details, clicking the </w:t>
-      </w:r>
-      <w:r>
-        <w:rPr>
-          <w:rFonts w:ascii="Times New Roman" w:hAnsi="Times New Roman" w:cs="Times New Roman"/>
-          <w:b/>
-          <w:bCs/>
-          <w:sz w:val="24"/>
-          <w:szCs w:val="24"/>
-        </w:rPr>
-        <w:t>Add Company</w:t>
-      </w:r>
-      <w:r>
-        <w:rPr>
-          <w:rFonts w:ascii="Times New Roman" w:hAnsi="Times New Roman" w:cs="Times New Roman"/>
-          <w:sz w:val="24"/>
-          <w:szCs w:val="24"/>
-        </w:rPr>
-        <w:t xml:space="preserve"> button saves the company to the database.</w:t>
-      </w:r>
-    </w:p>
-    <w:p>
-      <w:pPr>
+          <w:b/>
+          <w:bCs/>
+          <w:i/>
+          <w:iCs/>
+          <w:color w:val="000000" w:themeColor="text1"/>
+          <w:sz w:val="24"/>
+          <w:szCs w:val="24"/>
+        </w:rPr>
+      </w:pPr>
+      <w:r>
+        <w:rPr>
+          <w:rFonts w:ascii="Times New Roman" w:hAnsi="Times New Roman" w:cs="Times New Roman"/>
+          <w:i/>
+          <w:iCs/>
+          <w:color w:val="000000" w:themeColor="text1"/>
+          <w:sz w:val="24"/>
+          <w:szCs w:val="24"/>
+        </w:rPr>
+        <w:t>Simply</w:t>
+      </w:r>
+      <w:r>
+        <w:rPr>
+          <w:rFonts w:ascii="Times New Roman" w:hAnsi="Times New Roman" w:cs="Times New Roman"/>
+          <w:b/>
+          <w:bCs/>
+          <w:i/>
+          <w:iCs/>
+          <w:color w:val="000000" w:themeColor="text1"/>
+          <w:sz w:val="24"/>
+          <w:szCs w:val="24"/>
+        </w:rPr>
+        <w:t xml:space="preserve"> double-click</w:t>
+      </w:r>
+      <w:r>
+        <w:rPr>
+          <w:rFonts w:ascii="Times New Roman" w:hAnsi="Times New Roman" w:cs="Times New Roman"/>
+          <w:i/>
+          <w:iCs/>
+          <w:color w:val="000000" w:themeColor="text1"/>
+          <w:sz w:val="24"/>
+          <w:szCs w:val="24"/>
+        </w:rPr>
+        <w:t xml:space="preserve"> on the item </w:t>
+      </w:r>
+      <w:r>
+        <w:rPr>
+          <w:rFonts w:ascii="Times New Roman" w:hAnsi="Times New Roman" w:cs="Times New Roman"/>
+          <w:i/>
+          <w:iCs/>
+          <w:color w:val="000000" w:themeColor="text1"/>
+          <w:sz w:val="24"/>
+          <w:szCs w:val="24"/>
+        </w:rPr>
+        <w:t>in the GRN table</w:t>
+      </w:r>
+    </w:p>
+    <w:p>
+      <w:pPr>
+        <w:rPr>
+          <w:rFonts w:ascii="Times New Roman" w:hAnsi="Times New Roman" w:cs="Times New Roman"/>
+          <w:color w:val="000000" w:themeColor="text1"/>
+          <w:sz w:val="24"/>
+          <w:szCs w:val="24"/>
+        </w:rPr>
+      </w:pPr>
+      <w:r>
+        <w:rPr>
+          <w:rFonts w:ascii="Times New Roman" w:hAnsi="Times New Roman" w:cs="Times New Roman"/>
+          <w:b/>
+          <w:bCs/>
+          <w:color w:val="000000" w:themeColor="text1"/>
+          <w:sz w:val="24"/>
+          <w:szCs w:val="24"/>
+        </w:rPr>
+        <w:t>Discount Field</w:t>
+      </w:r>
+      <w:r>
+        <w:rPr>
+          <w:rFonts w:ascii="Times New Roman" w:hAnsi="Times New Roman" w:cs="Times New Roman"/>
+          <w:b/>
+          <w:bCs/>
+          <w:color w:val="000000" w:themeColor="text1"/>
+          <w:sz w:val="24"/>
+          <w:szCs w:val="24"/>
+        </w:rPr>
+        <w:t>:</w:t>
+      </w:r>
+      <w:r>
+        <w:rPr>
+          <w:rFonts w:ascii="Times New Roman" w:hAnsi="Times New Roman" w:cs="Times New Roman"/>
+          <w:color w:val="000000" w:themeColor="text1"/>
+          <w:sz w:val="24"/>
+          <w:szCs w:val="24"/>
+        </w:rPr>
+        <w:br/>
+        <w:t>An optional field to apply a discount to the entire GRN total (e.g., if the supplier provided a bulk discount).</w:t>
+      </w:r>
+    </w:p>
+    <w:p>
+      <w:pPr>
+        <w:rPr>
+          <w:rFonts w:ascii="Times New Roman" w:hAnsi="Times New Roman" w:cs="Times New Roman"/>
+          <w:color w:val="000000" w:themeColor="text1"/>
+          <w:sz w:val="24"/>
+          <w:szCs w:val="24"/>
+        </w:rPr>
+      </w:pPr>
+      <w:r>
+        <w:rPr>
+          <w:rFonts w:ascii="Times New Roman" w:hAnsi="Times New Roman" w:cs="Times New Roman"/>
+          <w:b/>
+          <w:bCs/>
+          <w:color w:val="000000" w:themeColor="text1"/>
+          <w:sz w:val="24"/>
+          <w:szCs w:val="24"/>
+        </w:rPr>
+        <w:t>Total Field</w:t>
+      </w:r>
+      <w:r>
+        <w:rPr>
+          <w:rFonts w:ascii="Times New Roman" w:hAnsi="Times New Roman" w:cs="Times New Roman"/>
+          <w:b/>
+          <w:bCs/>
+          <w:color w:val="000000" w:themeColor="text1"/>
+          <w:sz w:val="24"/>
+          <w:szCs w:val="24"/>
+        </w:rPr>
+        <w:t>:</w:t>
+      </w:r>
+      <w:r>
+        <w:rPr>
+          <w:rFonts w:ascii="Times New Roman" w:hAnsi="Times New Roman" w:cs="Times New Roman"/>
+          <w:color w:val="000000" w:themeColor="text1"/>
+          <w:sz w:val="24"/>
+          <w:szCs w:val="24"/>
+        </w:rPr>
+        <w:br/>
+        <w:t>Automatically calculates the total value of all products received, minus any discounts.</w:t>
+      </w:r>
+    </w:p>
+    <w:p>
+      <w:pPr>
+        <w:rPr>
+          <w:rFonts w:ascii="Times New Roman" w:hAnsi="Times New Roman" w:cs="Times New Roman"/>
+          <w:color w:val="000000" w:themeColor="text1"/>
+          <w:sz w:val="24"/>
+          <w:szCs w:val="24"/>
+        </w:rPr>
+      </w:pPr>
+      <w:r>
+        <w:rPr>
+          <w:rFonts w:ascii="Times New Roman" w:hAnsi="Times New Roman" w:cs="Times New Roman"/>
+          <w:b/>
+          <w:bCs/>
+          <w:color w:val="000000" w:themeColor="text1"/>
+          <w:sz w:val="24"/>
+          <w:szCs w:val="24"/>
+        </w:rPr>
+        <w:t>Apply Button</w:t>
+      </w:r>
+      <w:r>
+        <w:rPr>
+          <w:rFonts w:ascii="Times New Roman" w:hAnsi="Times New Roman" w:cs="Times New Roman"/>
+          <w:b/>
+          <w:bCs/>
+          <w:color w:val="000000" w:themeColor="text1"/>
+          <w:sz w:val="24"/>
+          <w:szCs w:val="24"/>
+        </w:rPr>
+        <w:t>:</w:t>
+      </w:r>
+      <w:r>
+        <w:rPr>
+          <w:rFonts w:ascii="Times New Roman" w:hAnsi="Times New Roman" w:cs="Times New Roman"/>
+          <w:color w:val="000000" w:themeColor="text1"/>
+          <w:sz w:val="24"/>
+          <w:szCs w:val="24"/>
+        </w:rPr>
+        <w:br/>
+        <w:t>Finalizes the GRN entry. When clicked, the entered stock details are saved</w:t>
+      </w:r>
+      <w:r>
+        <w:rPr>
+          <w:rFonts w:ascii="Times New Roman" w:hAnsi="Times New Roman" w:cs="Times New Roman"/>
+          <w:color w:val="000000" w:themeColor="text1"/>
+          <w:sz w:val="24"/>
+          <w:szCs w:val="24"/>
+        </w:rPr>
+        <w:t>,</w:t>
+      </w:r>
+      <w:r>
+        <w:rPr>
+          <w:rFonts w:ascii="Times New Roman" w:hAnsi="Times New Roman" w:cs="Times New Roman"/>
+          <w:color w:val="000000" w:themeColor="text1"/>
+          <w:sz w:val="24"/>
+          <w:szCs w:val="24"/>
+        </w:rPr>
+        <w:t xml:space="preserve"> and the inventory is updated accordingly.</w:t>
+      </w:r>
+    </w:p>
+    <w:p>
+      <w:pPr>
+        <w:rPr>
+          <w:rFonts w:ascii="Times New Roman" w:hAnsi="Times New Roman" w:cs="Times New Roman"/>
+          <w:b/>
+          <w:bCs/>
+          <w:color w:val="000000" w:themeColor="text1"/>
+          <w:sz w:val="24"/>
+          <w:szCs w:val="24"/>
+        </w:rPr>
+      </w:pPr>
+      <w:r>
+        <w:rPr>
+          <w:rFonts w:ascii="Times New Roman" w:hAnsi="Times New Roman" w:cs="Times New Roman"/>
+          <w:b/>
+          <w:bCs/>
+          <w:color w:val="000000" w:themeColor="text1"/>
+          <w:sz w:val="24"/>
+          <w:szCs w:val="24"/>
+        </w:rPr>
+        <w:t>This screen ensures:</w:t>
+      </w:r>
+    </w:p>
+    <w:p>
+      <w:pPr>
+        <w:pStyle w:val="ListParagraph"/>
         <w:numPr>
           <w:ilvl w:val="0"/>
-          <w:numId w:val="39"/>
+          <w:numId w:val="38"/>
         </w:numPr>
         <w:rPr>
           <w:rFonts w:ascii="Times New Roman" w:hAnsi="Times New Roman" w:cs="Times New Roman"/>
-          <w:sz w:val="24"/>
-          <w:szCs w:val="24"/>
-        </w:rPr>
-      </w:pPr>
-      <w:r>
-        <w:rPr>
-          <w:rFonts w:ascii="Times New Roman" w:hAnsi="Times New Roman" w:cs="Times New Roman"/>
-          <w:sz w:val="24"/>
-          <w:szCs w:val="24"/>
-        </w:rPr>
-        <w:t>The company becomes selectable in other modules</w:t>
-      </w:r>
-      <w:r>
-        <w:rPr>
-          <w:rFonts w:ascii="Times New Roman" w:hAnsi="Times New Roman" w:cs="Times New Roman"/>
-          <w:sz w:val="24"/>
-          <w:szCs w:val="24"/>
-        </w:rPr>
-        <w:t>,</w:t>
-      </w:r>
-      <w:r>
-        <w:rPr>
-          <w:rFonts w:ascii="Times New Roman" w:hAnsi="Times New Roman" w:cs="Times New Roman"/>
-          <w:sz w:val="24"/>
-          <w:szCs w:val="24"/>
-        </w:rPr>
-        <w:t xml:space="preserve"> such as the GRN page and supplier linking.</w:t>
-      </w:r>
-    </w:p>
-    <w:p>
-      <w:pPr>
-        <w:ind w:left="720"/>
-        <w:rPr>
-          <w:rFonts w:ascii="Times New Roman" w:hAnsi="Times New Roman" w:cs="Times New Roman"/>
-          <w:sz w:val="24"/>
-          <w:szCs w:val="24"/>
-        </w:rPr>
-      </w:pPr>
-    </w:p>
-    <w:p>
-      <w:pPr>
-        <w:ind w:left="720"/>
-        <w:rPr>
-          <w:rFonts w:ascii="Times New Roman" w:hAnsi="Times New Roman" w:cs="Times New Roman"/>
-          <w:sz w:val="24"/>
-          <w:szCs w:val="24"/>
-        </w:rPr>
-      </w:pPr>
-    </w:p>
-    <w:p>
-      <w:pPr>
-        <w:ind w:left="720"/>
-        <w:rPr>
-          <w:rFonts w:ascii="Times New Roman" w:hAnsi="Times New Roman" w:cs="Times New Roman"/>
-          <w:sz w:val="24"/>
-          <w:szCs w:val="24"/>
-        </w:rPr>
-      </w:pPr>
-    </w:p>
-    <w:p>
-      <w:pPr>
-        <w:ind w:left="720"/>
-        <w:rPr>
-          <w:rFonts w:ascii="Times New Roman" w:hAnsi="Times New Roman" w:cs="Times New Roman"/>
-          <w:sz w:val="24"/>
-          <w:szCs w:val="24"/>
-        </w:rPr>
-      </w:pPr>
-    </w:p>
-    <w:p>
-      <w:pPr>
-        <w:ind w:left="720"/>
-        <w:rPr>
-          <w:rFonts w:ascii="Times New Roman" w:hAnsi="Times New Roman" w:cs="Times New Roman"/>
-          <w:sz w:val="24"/>
-          <w:szCs w:val="24"/>
-        </w:rPr>
-      </w:pPr>
-    </w:p>
-    <w:p>
-      <w:pPr>
-        <w:rPr>
-          <w:rFonts w:ascii="Times New Roman" w:hAnsi="Times New Roman" w:cs="Times New Roman"/>
-          <w:b/>
-          <w:bCs/>
-          <w:sz w:val="24"/>
-          <w:szCs w:val="24"/>
-        </w:rPr>
-      </w:pPr>
-      <w:r>
-        <w:rPr>
-          <w:rFonts w:ascii="Times New Roman" w:hAnsi="Times New Roman" w:cs="Times New Roman"/>
-          <w:b/>
-          <w:bCs/>
-          <w:sz w:val="24"/>
-          <w:szCs w:val="24"/>
-        </w:rPr>
-        <w:t>15.2. Company Management</w:t>
+        </w:rPr>
+      </w:pPr>
+      <w:r>
+        <w:rPr>
+          <w:rFonts w:ascii="Times New Roman" w:hAnsi="Times New Roman" w:cs="Times New Roman"/>
+        </w:rPr>
+        <w:t>Proper tracking of incoming stock.</w:t>
+      </w:r>
+    </w:p>
+    <w:p>
+      <w:pPr>
+        <w:pStyle w:val="ListParagraph"/>
+        <w:numPr>
+          <w:ilvl w:val="0"/>
+          <w:numId w:val="38"/>
+        </w:numPr>
+        <w:rPr>
+          <w:rFonts w:ascii="Times New Roman" w:hAnsi="Times New Roman" w:cs="Times New Roman"/>
+        </w:rPr>
+      </w:pPr>
+      <w:r>
+        <w:rPr>
+          <w:rFonts w:ascii="Times New Roman" w:hAnsi="Times New Roman" w:cs="Times New Roman"/>
+        </w:rPr>
+        <w:t>Accountability by linking deliveries to suppliers.</w:t>
+      </w:r>
+    </w:p>
+    <w:p>
+      <w:pPr>
+        <w:pStyle w:val="ListParagraph"/>
+        <w:numPr>
+          <w:ilvl w:val="0"/>
+          <w:numId w:val="38"/>
+        </w:numPr>
+        <w:rPr>
+          <w:rFonts w:ascii="Times New Roman" w:hAnsi="Times New Roman" w:cs="Times New Roman"/>
+        </w:rPr>
+      </w:pPr>
+      <w:r>
+        <w:rPr>
+          <w:rFonts w:ascii="Times New Roman" w:hAnsi="Times New Roman" w:cs="Times New Roman"/>
+        </w:rPr>
+        <w:t>Accurate cost and inventory updates.</w:t>
+      </w:r>
+    </w:p>
+    <w:p>
+      <w:pPr>
+        <w:pStyle w:val="ListParagraph"/>
+        <w:numPr>
+          <w:ilvl w:val="0"/>
+          <w:numId w:val="38"/>
+        </w:numPr>
+        <w:rPr>
+          <w:rFonts w:ascii="Times New Roman" w:hAnsi="Times New Roman" w:cs="Times New Roman"/>
+        </w:rPr>
+      </w:pPr>
+      <w:r>
+        <w:rPr>
+          <w:rFonts w:ascii="Times New Roman" w:hAnsi="Times New Roman" w:cs="Times New Roman"/>
+        </w:rPr>
+        <w:t>A reference record for future reconciliation, stocktaking, or audits.</w:t>
+      </w:r>
+    </w:p>
+    <w:p>
+      <w:pPr>
+        <w:rPr>
+          <w:rFonts w:ascii="Times New Roman" w:hAnsi="Times New Roman" w:cs="Times New Roman"/>
+        </w:rPr>
+      </w:pPr>
+    </w:p>
+    <w:p>
+      <w:pPr>
+        <w:rPr>
+          <w:rFonts w:ascii="Times New Roman" w:hAnsi="Times New Roman" w:cs="Times New Roman"/>
+        </w:rPr>
+      </w:pPr>
+    </w:p>
+    <w:p>
+      <w:pPr>
+        <w:rPr>
+          <w:rFonts w:ascii="Times New Roman" w:hAnsi="Times New Roman" w:cs="Times New Roman"/>
+        </w:rPr>
+      </w:pPr>
+    </w:p>
+    <w:p>
+      <w:pPr>
+        <w:rPr>
+          <w:rFonts w:ascii="Times New Roman" w:hAnsi="Times New Roman" w:cs="Times New Roman"/>
+        </w:rPr>
+      </w:pPr>
+    </w:p>
+    <w:p>
+      <w:pPr>
+        <w:rPr>
+          <w:rFonts w:ascii="Times New Roman" w:hAnsi="Times New Roman" w:cs="Times New Roman"/>
+        </w:rPr>
+      </w:pPr>
+    </w:p>
+    <w:p>
+      <w:pPr>
+        <w:rPr>
+          <w:rFonts w:ascii="Times New Roman" w:hAnsi="Times New Roman" w:cs="Times New Roman"/>
+        </w:rPr>
+      </w:pPr>
+    </w:p>
+    <w:p>
+      <w:pPr>
+        <w:rPr>
+          <w:rFonts w:ascii="Times New Roman" w:hAnsi="Times New Roman" w:cs="Times New Roman"/>
+        </w:rPr>
+      </w:pPr>
+    </w:p>
+    <w:p>
+      <w:pPr>
+        <w:rPr>
+          <w:rFonts w:ascii="Times New Roman" w:hAnsi="Times New Roman" w:cs="Times New Roman"/>
+        </w:rPr>
+      </w:pPr>
+    </w:p>
+    <w:p>
+      <w:pPr>
+        <w:rPr>
+          <w:rFonts w:ascii="Times New Roman" w:hAnsi="Times New Roman" w:cs="Times New Roman"/>
+        </w:rPr>
+      </w:pPr>
+    </w:p>
+    <w:p>
+      <w:pPr>
+        <w:rPr>
+          <w:rFonts w:ascii="Times New Roman" w:hAnsi="Times New Roman" w:cs="Times New Roman"/>
+        </w:rPr>
+      </w:pPr>
+    </w:p>
+    <w:p>
+      <w:pPr>
+        <w:rPr>
+          <w:rFonts w:ascii="Times New Roman" w:hAnsi="Times New Roman" w:cs="Times New Roman"/>
+        </w:rPr>
+      </w:pPr>
+    </w:p>
+    <w:p>
+      <w:pPr>
+        <w:rPr>
+          <w:rFonts w:ascii="Times New Roman" w:hAnsi="Times New Roman" w:cs="Times New Roman"/>
+        </w:rPr>
+      </w:pPr>
+    </w:p>
+    <w:p>
+      <w:pPr>
+        <w:rPr>
+          <w:rFonts w:ascii="Times New Roman" w:hAnsi="Times New Roman" w:cs="Times New Roman"/>
+        </w:rPr>
+      </w:pPr>
+    </w:p>
+    <w:p>
+      <w:pPr>
+        <w:rPr>
+          <w:rFonts w:ascii="Times New Roman" w:hAnsi="Times New Roman" w:cs="Times New Roman"/>
+        </w:rPr>
+      </w:pPr>
+    </w:p>
+    <w:p>
+      <w:pPr>
+        <w:rPr>
+          <w:rFonts w:ascii="Times New Roman" w:hAnsi="Times New Roman" w:cs="Times New Roman"/>
+        </w:rPr>
+      </w:pPr>
+    </w:p>
+    <w:p>
+      <w:pPr>
+        <w:rPr>
+          <w:rFonts w:ascii="Times New Roman" w:hAnsi="Times New Roman" w:cs="Times New Roman"/>
+        </w:rPr>
+      </w:pPr>
+    </w:p>
+    <w:p>
+      <w:pPr>
+        <w:rPr>
+          <w:rFonts w:ascii="Times New Roman" w:hAnsi="Times New Roman" w:cs="Times New Roman"/>
+        </w:rPr>
+      </w:pPr>
+    </w:p>
+    <w:p>
+      <w:pPr>
+        <w:rPr>
+          <w:rFonts w:ascii="Times New Roman" w:hAnsi="Times New Roman" w:cs="Times New Roman"/>
+        </w:rPr>
+      </w:pPr>
+    </w:p>
+    <w:p>
+      <w:pPr>
+        <w:pStyle w:val="ListParagraph"/>
+        <w:numPr>
+          <w:ilvl w:val="1"/>
+          <w:numId w:val="3"/>
+        </w:numPr>
+        <w:rPr>
+          <w:rFonts w:ascii="Times New Roman" w:hAnsi="Times New Roman" w:cs="Times New Roman"/>
+          <w:b/>
+          <w:bCs/>
+          <w:sz w:val="24"/>
+          <w:szCs w:val="24"/>
+        </w:rPr>
+      </w:pPr>
+      <w:r>
+        <w:rPr>
+          <w:rFonts w:ascii="Times New Roman" w:hAnsi="Times New Roman" w:cs="Times New Roman"/>
+          <w:b/>
+          <w:bCs/>
+          <w:sz w:val="24"/>
+          <w:szCs w:val="24"/>
+        </w:rPr>
+        <w:t>Admin Panel – Supplier Company Management</w:t>
+      </w:r>
+    </w:p>
+    <w:p>
+      <w:pPr>
+        <w:rPr>
+          <w:rFonts w:ascii="Times New Roman" w:hAnsi="Times New Roman" w:cs="Times New Roman"/>
+          <w:b/>
+          <w:bCs/>
+          <w:sz w:val="24"/>
+          <w:szCs w:val="24"/>
+          <w:lang w:bidi="ar-SA"/>
+        </w:rPr>
+      </w:pPr>
+      <w:r>
+        <w:rPr>
+          <w:rFonts w:ascii="Times New Roman" w:hAnsi="Times New Roman" w:cs="Times New Roman"/>
+          <w:b/>
+          <w:bCs/>
+          <w:sz w:val="24"/>
+          <w:szCs w:val="24"/>
+          <w:lang w:bidi="ar-SA"/>
+        </w:rPr>
+        <w:t>Description:</w:t>
       </w:r>
     </w:p>
     <w:p>
@@ -10754,97 +10460,30 @@
           <w:rFonts w:ascii="Times New Roman" w:hAnsi="Times New Roman" w:cs="Times New Roman"/>
           <w:sz w:val="24"/>
           <w:szCs w:val="24"/>
-        </w:rPr>
-      </w:pPr>
-      <w:r>
-        <w:rPr>
-          <w:rFonts w:ascii="Times New Roman" w:hAnsi="Times New Roman" w:cs="Times New Roman"/>
-          <w:sz w:val="24"/>
-          <w:szCs w:val="24"/>
-        </w:rPr>
-        <w:t xml:space="preserve">When the admin clicks on the </w:t>
-      </w:r>
-      <w:r>
-        <w:rPr>
-          <w:rFonts w:ascii="Times New Roman" w:hAnsi="Times New Roman" w:cs="Times New Roman"/>
-          <w:b/>
-          <w:bCs/>
-          <w:sz w:val="24"/>
-          <w:szCs w:val="24"/>
-        </w:rPr>
-        <w:t>ID field</w:t>
-      </w:r>
-      <w:r>
-        <w:rPr>
-          <w:rFonts w:ascii="Times New Roman" w:hAnsi="Times New Roman" w:cs="Times New Roman"/>
-          <w:sz w:val="24"/>
-          <w:szCs w:val="24"/>
-        </w:rPr>
-        <w:t xml:space="preserve"> and presses the </w:t>
-      </w:r>
-      <w:r>
-        <w:rPr>
-          <w:rFonts w:ascii="Times New Roman" w:hAnsi="Times New Roman" w:cs="Times New Roman"/>
-          <w:b/>
-          <w:bCs/>
-          <w:sz w:val="24"/>
-          <w:szCs w:val="24"/>
-        </w:rPr>
-        <w:t>Enter key</w:t>
-      </w:r>
-      <w:r>
-        <w:rPr>
-          <w:rFonts w:ascii="Times New Roman" w:hAnsi="Times New Roman" w:cs="Times New Roman"/>
-          <w:sz w:val="24"/>
-          <w:szCs w:val="24"/>
-        </w:rPr>
-        <w:t xml:space="preserve"> without typing anything, a pop-up appears showing </w:t>
-      </w:r>
-      <w:r>
-        <w:rPr>
-          <w:rFonts w:ascii="Times New Roman" w:hAnsi="Times New Roman" w:cs="Times New Roman"/>
-          <w:sz w:val="24"/>
-          <w:szCs w:val="24"/>
-        </w:rPr>
-        <w:t>an</w:t>
-      </w:r>
-      <w:r>
-        <w:rPr>
-          <w:rFonts w:ascii="Times New Roman" w:hAnsi="Times New Roman" w:cs="Times New Roman"/>
-          <w:sz w:val="24"/>
-          <w:szCs w:val="24"/>
-        </w:rPr>
-        <w:t xml:space="preserve"> already registered Company list in the system. This table lets the admin scroll through and select a company by simply clicking on its row. Once selected, all the company's details are automatically filled into the form on the page.</w:t>
-      </w:r>
-    </w:p>
-    <w:p>
-      <w:pPr>
-        <w:rPr>
-          <w:rFonts w:ascii="Times New Roman" w:hAnsi="Times New Roman" w:cs="Times New Roman"/>
-          <w:sz w:val="24"/>
-          <w:szCs w:val="24"/>
+          <w:lang w:bidi="ar-SA"/>
         </w:rPr>
       </w:pPr>
       <w:r>
         <w:rPr>
           <w:rFonts w:ascii="Times New Roman" w:hAnsi="Times New Roman" w:cs="Times New Roman"/>
           <w:noProof/>
+          <w:color w:val="EE0000"/>
           <w:sz w:val="24"/>
           <w:szCs w:val="24"/>
         </w:rPr>
         <w:drawing>
-          <wp:anchor distT="0" distB="0" distL="114300" distR="114300" simplePos="0" relativeHeight="251679744" behindDoc="0" locked="0" layoutInCell="1" allowOverlap="1" wp14:anchorId="133824B8" wp14:editId="4E173BE5">
+          <wp:anchor distT="0" distB="0" distL="114300" distR="114300" simplePos="0" relativeHeight="251678720" behindDoc="0" locked="0" layoutInCell="1" allowOverlap="1" wp14:anchorId="3FEE25E3" wp14:editId="462AB949">
             <wp:simplePos x="0" y="0"/>
             <wp:positionH relativeFrom="column">
-              <wp:posOffset>19050</wp:posOffset>
+              <wp:posOffset>0</wp:posOffset>
             </wp:positionH>
             <wp:positionV relativeFrom="paragraph">
-              <wp:posOffset>0</wp:posOffset>
+              <wp:posOffset>909955</wp:posOffset>
             </wp:positionV>
             <wp:extent cx="5731510" cy="3223895"/>
             <wp:effectExtent l="0" t="0" r="2540" b="0"/>
             <wp:wrapTopAndBottom/>
-            <wp:docPr id="1994155985" name="Picture 5"/>
+            <wp:docPr id="1652982893" name="Picture 4"/>
             <wp:cNvGraphicFramePr>
               <a:graphicFrameLocks xmlns:a="http://schemas.openxmlformats.org/drawingml/2006/main" noChangeAspect="1"/>
             </wp:cNvGraphicFramePr>
@@ -10852,7 +10491,7 @@
               <a:graphicData uri="http://schemas.openxmlformats.org/drawingml/2006/picture">
                 <pic:pic xmlns:pic="http://schemas.openxmlformats.org/drawingml/2006/picture">
                   <pic:nvPicPr>
-                    <pic:cNvPr id="1994155985" name="Picture 1994155985"/>
+                    <pic:cNvPr id="1652982893" name="Picture 1652982893"/>
                     <pic:cNvPicPr/>
                   </pic:nvPicPr>
                   <pic:blipFill>
@@ -10882,6 +10521,323 @@
           </wp:anchor>
         </w:drawing>
       </w:r>
+      <w:r>
+        <w:rPr>
+          <w:rFonts w:ascii="Times New Roman" w:hAnsi="Times New Roman" w:cs="Times New Roman"/>
+          <w:sz w:val="24"/>
+          <w:szCs w:val="24"/>
+          <w:lang w:bidi="ar-SA"/>
+        </w:rPr>
+        <w:t>The Supplier Company Management screen allows the admin to register new supplier companies and manage existing ones. Supplier companies are the entities from which the pharmacy purchases stock. Maintaining this list ensures that inventory records are properly linked to their source and enables efficient supplier-related reporting and communication.</w:t>
+      </w:r>
+    </w:p>
+    <w:p>
+      <w:pPr>
+        <w:rPr>
+          <w:rFonts w:ascii="Times New Roman" w:hAnsi="Times New Roman" w:cs="Times New Roman"/>
+          <w:sz w:val="24"/>
+          <w:szCs w:val="24"/>
+        </w:rPr>
+      </w:pPr>
+    </w:p>
+    <w:p>
+      <w:pPr>
+        <w:rPr>
+          <w:rFonts w:ascii="Times New Roman" w:hAnsi="Times New Roman" w:cs="Times New Roman"/>
+          <w:b/>
+          <w:bCs/>
+          <w:sz w:val="24"/>
+          <w:szCs w:val="24"/>
+        </w:rPr>
+      </w:pPr>
+      <w:r>
+        <w:rPr>
+          <w:rFonts w:ascii="Times New Roman" w:hAnsi="Times New Roman" w:cs="Times New Roman"/>
+          <w:b/>
+          <w:bCs/>
+          <w:sz w:val="24"/>
+          <w:szCs w:val="24"/>
+        </w:rPr>
+        <w:t>15.1. Company Register</w:t>
+      </w:r>
+    </w:p>
+    <w:p>
+      <w:pPr>
+        <w:rPr>
+          <w:rFonts w:ascii="Times New Roman" w:hAnsi="Times New Roman" w:cs="Times New Roman"/>
+          <w:sz w:val="24"/>
+          <w:szCs w:val="24"/>
+        </w:rPr>
+      </w:pPr>
+      <w:r>
+        <w:rPr>
+          <w:rFonts w:ascii="Times New Roman" w:hAnsi="Times New Roman" w:cs="Times New Roman"/>
+          <w:sz w:val="24"/>
+          <w:szCs w:val="24"/>
+        </w:rPr>
+        <w:t xml:space="preserve">This section is used to </w:t>
+      </w:r>
+      <w:r>
+        <w:rPr>
+          <w:rFonts w:ascii="Times New Roman" w:hAnsi="Times New Roman" w:cs="Times New Roman"/>
+          <w:b/>
+          <w:bCs/>
+          <w:sz w:val="24"/>
+          <w:szCs w:val="24"/>
+        </w:rPr>
+        <w:t>add new supplier companies</w:t>
+      </w:r>
+      <w:r>
+        <w:rPr>
+          <w:rFonts w:ascii="Times New Roman" w:hAnsi="Times New Roman" w:cs="Times New Roman"/>
+          <w:sz w:val="24"/>
+          <w:szCs w:val="24"/>
+        </w:rPr>
+        <w:t xml:space="preserve"> to the system.</w:t>
+      </w:r>
+    </w:p>
+    <w:p>
+      <w:pPr>
+        <w:numPr>
+          <w:ilvl w:val="0"/>
+          <w:numId w:val="39"/>
+        </w:numPr>
+        <w:rPr>
+          <w:rFonts w:ascii="Times New Roman" w:hAnsi="Times New Roman" w:cs="Times New Roman"/>
+          <w:sz w:val="24"/>
+          <w:szCs w:val="24"/>
+        </w:rPr>
+      </w:pPr>
+      <w:r>
+        <w:rPr>
+          <w:rFonts w:ascii="Times New Roman" w:hAnsi="Times New Roman" w:cs="Times New Roman"/>
+          <w:sz w:val="24"/>
+          <w:szCs w:val="24"/>
+        </w:rPr>
+        <w:t xml:space="preserve">The admin enters the </w:t>
+      </w:r>
+      <w:r>
+        <w:rPr>
+          <w:rFonts w:ascii="Times New Roman" w:hAnsi="Times New Roman" w:cs="Times New Roman"/>
+          <w:b/>
+          <w:bCs/>
+          <w:sz w:val="24"/>
+          <w:szCs w:val="24"/>
+        </w:rPr>
+        <w:t>company name</w:t>
+      </w:r>
+      <w:r>
+        <w:rPr>
+          <w:rFonts w:ascii="Times New Roman" w:hAnsi="Times New Roman" w:cs="Times New Roman"/>
+          <w:sz w:val="24"/>
+          <w:szCs w:val="24"/>
+        </w:rPr>
+        <w:t xml:space="preserve"> into the input field.</w:t>
+      </w:r>
+    </w:p>
+    <w:p>
+      <w:pPr>
+        <w:numPr>
+          <w:ilvl w:val="0"/>
+          <w:numId w:val="39"/>
+        </w:numPr>
+        <w:rPr>
+          <w:rFonts w:ascii="Times New Roman" w:hAnsi="Times New Roman" w:cs="Times New Roman"/>
+          <w:sz w:val="24"/>
+          <w:szCs w:val="24"/>
+        </w:rPr>
+      </w:pPr>
+      <w:r>
+        <w:rPr>
+          <w:rFonts w:ascii="Times New Roman" w:hAnsi="Times New Roman" w:cs="Times New Roman"/>
+          <w:sz w:val="24"/>
+          <w:szCs w:val="24"/>
+        </w:rPr>
+        <w:t xml:space="preserve">Additional optional fields may include </w:t>
+      </w:r>
+      <w:r>
+        <w:rPr>
+          <w:rFonts w:ascii="Times New Roman" w:hAnsi="Times New Roman" w:cs="Times New Roman"/>
+          <w:b/>
+          <w:bCs/>
+          <w:sz w:val="24"/>
+          <w:szCs w:val="24"/>
+        </w:rPr>
+        <w:t>contact numbers</w:t>
+      </w:r>
+      <w:r>
+        <w:rPr>
+          <w:rFonts w:ascii="Times New Roman" w:hAnsi="Times New Roman" w:cs="Times New Roman"/>
+          <w:sz w:val="24"/>
+          <w:szCs w:val="24"/>
+        </w:rPr>
+        <w:t xml:space="preserve"> and </w:t>
+      </w:r>
+      <w:r>
+        <w:rPr>
+          <w:rFonts w:ascii="Times New Roman" w:hAnsi="Times New Roman" w:cs="Times New Roman"/>
+          <w:b/>
+          <w:bCs/>
+          <w:sz w:val="24"/>
+          <w:szCs w:val="24"/>
+        </w:rPr>
+        <w:t>address</w:t>
+      </w:r>
+      <w:r>
+        <w:rPr>
+          <w:rFonts w:ascii="Times New Roman" w:hAnsi="Times New Roman" w:cs="Times New Roman"/>
+          <w:sz w:val="24"/>
+          <w:szCs w:val="24"/>
+        </w:rPr>
+        <w:t xml:space="preserve"> </w:t>
+      </w:r>
+    </w:p>
+    <w:p>
+      <w:pPr>
+        <w:numPr>
+          <w:ilvl w:val="0"/>
+          <w:numId w:val="39"/>
+        </w:numPr>
+        <w:rPr>
+          <w:rFonts w:ascii="Times New Roman" w:hAnsi="Times New Roman" w:cs="Times New Roman"/>
+          <w:sz w:val="24"/>
+          <w:szCs w:val="24"/>
+        </w:rPr>
+      </w:pPr>
+      <w:r>
+        <w:rPr>
+          <w:rFonts w:ascii="Times New Roman" w:hAnsi="Times New Roman" w:cs="Times New Roman"/>
+          <w:sz w:val="24"/>
+          <w:szCs w:val="24"/>
+        </w:rPr>
+        <w:t xml:space="preserve">After entering the details, clicking the </w:t>
+      </w:r>
+      <w:r>
+        <w:rPr>
+          <w:rFonts w:ascii="Times New Roman" w:hAnsi="Times New Roman" w:cs="Times New Roman"/>
+          <w:b/>
+          <w:bCs/>
+          <w:sz w:val="24"/>
+          <w:szCs w:val="24"/>
+        </w:rPr>
+        <w:t>Add Company</w:t>
+      </w:r>
+      <w:r>
+        <w:rPr>
+          <w:rFonts w:ascii="Times New Roman" w:hAnsi="Times New Roman" w:cs="Times New Roman"/>
+          <w:sz w:val="24"/>
+          <w:szCs w:val="24"/>
+        </w:rPr>
+        <w:t xml:space="preserve"> button saves the company to the database.</w:t>
+      </w:r>
+    </w:p>
+    <w:p>
+      <w:pPr>
+        <w:numPr>
+          <w:ilvl w:val="0"/>
+          <w:numId w:val="39"/>
+        </w:numPr>
+        <w:rPr>
+          <w:rFonts w:ascii="Times New Roman" w:hAnsi="Times New Roman" w:cs="Times New Roman"/>
+          <w:sz w:val="24"/>
+          <w:szCs w:val="24"/>
+        </w:rPr>
+      </w:pPr>
+      <w:r>
+        <w:rPr>
+          <w:rFonts w:ascii="Times New Roman" w:hAnsi="Times New Roman" w:cs="Times New Roman"/>
+          <w:sz w:val="24"/>
+          <w:szCs w:val="24"/>
+        </w:rPr>
+        <w:t>The company becomes selectable in other modules</w:t>
+      </w:r>
+      <w:r>
+        <w:rPr>
+          <w:rFonts w:ascii="Times New Roman" w:hAnsi="Times New Roman" w:cs="Times New Roman"/>
+          <w:sz w:val="24"/>
+          <w:szCs w:val="24"/>
+        </w:rPr>
+        <w:t>,</w:t>
+      </w:r>
+      <w:r>
+        <w:rPr>
+          <w:rFonts w:ascii="Times New Roman" w:hAnsi="Times New Roman" w:cs="Times New Roman"/>
+          <w:sz w:val="24"/>
+          <w:szCs w:val="24"/>
+        </w:rPr>
+        <w:t xml:space="preserve"> such as the GRN page and supplier linking.</w:t>
+      </w:r>
+    </w:p>
+    <w:p>
+      <w:pPr>
+        <w:ind w:left="720"/>
+        <w:rPr>
+          <w:rFonts w:ascii="Times New Roman" w:hAnsi="Times New Roman" w:cs="Times New Roman"/>
+          <w:sz w:val="24"/>
+          <w:szCs w:val="24"/>
+        </w:rPr>
+      </w:pPr>
+    </w:p>
+    <w:p>
+      <w:pPr>
+        <w:ind w:left="720"/>
+        <w:rPr>
+          <w:rFonts w:ascii="Times New Roman" w:hAnsi="Times New Roman" w:cs="Times New Roman"/>
+          <w:sz w:val="24"/>
+          <w:szCs w:val="24"/>
+        </w:rPr>
+      </w:pPr>
+    </w:p>
+    <w:p>
+      <w:pPr>
+        <w:ind w:left="720"/>
+        <w:rPr>
+          <w:rFonts w:ascii="Times New Roman" w:hAnsi="Times New Roman" w:cs="Times New Roman"/>
+          <w:sz w:val="24"/>
+          <w:szCs w:val="24"/>
+        </w:rPr>
+      </w:pPr>
+    </w:p>
+    <w:p>
+      <w:pPr>
+        <w:ind w:left="720"/>
+        <w:rPr>
+          <w:rFonts w:ascii="Times New Roman" w:hAnsi="Times New Roman" w:cs="Times New Roman"/>
+          <w:sz w:val="24"/>
+          <w:szCs w:val="24"/>
+        </w:rPr>
+      </w:pPr>
+    </w:p>
+    <w:p>
+      <w:pPr>
+        <w:ind w:left="720"/>
+        <w:rPr>
+          <w:rFonts w:ascii="Times New Roman" w:hAnsi="Times New Roman" w:cs="Times New Roman"/>
+          <w:sz w:val="24"/>
+          <w:szCs w:val="24"/>
+        </w:rPr>
+      </w:pPr>
+    </w:p>
+    <w:p>
+      <w:pPr>
+        <w:rPr>
+          <w:rFonts w:ascii="Times New Roman" w:hAnsi="Times New Roman" w:cs="Times New Roman"/>
+          <w:b/>
+          <w:bCs/>
+          <w:sz w:val="24"/>
+          <w:szCs w:val="24"/>
+        </w:rPr>
+      </w:pPr>
+      <w:r>
+        <w:rPr>
+          <w:rFonts w:ascii="Times New Roman" w:hAnsi="Times New Roman" w:cs="Times New Roman"/>
+          <w:b/>
+          <w:bCs/>
+          <w:sz w:val="24"/>
+          <w:szCs w:val="24"/>
+        </w:rPr>
+        <w:t>15.2. Company Management</w:t>
+      </w:r>
     </w:p>
     <w:p>
       <w:pPr>
@@ -10898,15 +10854,25 @@
           <w:sz w:val="24"/>
           <w:szCs w:val="24"/>
         </w:rPr>
-        <w:t xml:space="preserve">Alternatively, if the admin knows the specific Company ID, they can type it directly into the ID field and press </w:t>
-      </w:r>
-      <w:r>
-        <w:rPr>
-          <w:rFonts w:ascii="Times New Roman" w:hAnsi="Times New Roman" w:cs="Times New Roman"/>
-          <w:sz w:val="24"/>
-          <w:szCs w:val="24"/>
-        </w:rPr>
-        <w:t xml:space="preserve">the </w:t>
+        <w:t xml:space="preserve">When the admin clicks on the </w:t>
+      </w:r>
+      <w:r>
+        <w:rPr>
+          <w:rFonts w:ascii="Times New Roman" w:hAnsi="Times New Roman" w:cs="Times New Roman"/>
+          <w:b/>
+          <w:bCs/>
+          <w:sz w:val="24"/>
+          <w:szCs w:val="24"/>
+        </w:rPr>
+        <w:t>ID field</w:t>
+      </w:r>
+      <w:r>
+        <w:rPr>
+          <w:rFonts w:ascii="Times New Roman" w:hAnsi="Times New Roman" w:cs="Times New Roman"/>
+          <w:sz w:val="24"/>
+          <w:szCs w:val="24"/>
+        </w:rPr>
+        <w:t xml:space="preserve"> and presses the </w:t>
       </w:r>
       <w:r>
         <w:rPr>
@@ -10924,168 +10890,53 @@
           <w:sz w:val="24"/>
           <w:szCs w:val="24"/>
         </w:rPr>
-        <w:t>. The system will then auto-load the Company information into the form, ready for editing.</w:t>
-      </w:r>
-    </w:p>
-    <w:p>
-      <w:pPr>
-        <w:jc w:val="both"/>
-        <w:rPr>
-          <w:rFonts w:ascii="Times New Roman" w:hAnsi="Times New Roman" w:cs="Times New Roman"/>
-          <w:sz w:val="24"/>
-          <w:szCs w:val="24"/>
-        </w:rPr>
-      </w:pPr>
-      <w:r>
-        <w:rPr>
-          <w:rFonts w:ascii="Times New Roman" w:hAnsi="Times New Roman" w:cs="Times New Roman"/>
-          <w:sz w:val="24"/>
-          <w:szCs w:val="24"/>
-        </w:rPr>
-        <w:t xml:space="preserve">Edit allows the admin to correct the name or update the company’s contact details. Once edits are made, clicking </w:t>
-      </w:r>
-      <w:r>
-        <w:rPr>
-          <w:rFonts w:ascii="Times New Roman" w:hAnsi="Times New Roman" w:cs="Times New Roman"/>
-          <w:sz w:val="24"/>
-          <w:szCs w:val="24"/>
-        </w:rPr>
-        <w:t xml:space="preserve">the </w:t>
-      </w:r>
-      <w:r>
-        <w:rPr>
-          <w:rFonts w:ascii="Times New Roman" w:hAnsi="Times New Roman" w:cs="Times New Roman"/>
-          <w:b/>
-          <w:bCs/>
-          <w:sz w:val="24"/>
-          <w:szCs w:val="24"/>
-        </w:rPr>
-        <w:t>Update Changes button</w:t>
-      </w:r>
-      <w:r>
-        <w:rPr>
-          <w:rFonts w:ascii="Times New Roman" w:hAnsi="Times New Roman" w:cs="Times New Roman"/>
-          <w:sz w:val="24"/>
-          <w:szCs w:val="24"/>
-        </w:rPr>
-        <w:t xml:space="preserve"> saves the changes</w:t>
-      </w:r>
-      <w:r>
-        <w:rPr>
-          <w:rFonts w:ascii="Times New Roman" w:hAnsi="Times New Roman" w:cs="Times New Roman"/>
-          <w:sz w:val="24"/>
-          <w:szCs w:val="24"/>
-        </w:rPr>
-        <w:t>.</w:t>
-      </w:r>
-    </w:p>
-    <w:p>
-      <w:pPr>
-        <w:rPr>
-          <w:rFonts w:ascii="Times New Roman" w:hAnsi="Times New Roman" w:cs="Times New Roman"/>
-          <w:sz w:val="24"/>
-          <w:szCs w:val="24"/>
-        </w:rPr>
-      </w:pPr>
-      <w:r>
-        <w:rPr>
-          <w:rFonts w:ascii="Times New Roman" w:hAnsi="Times New Roman" w:cs="Times New Roman"/>
-          <w:sz w:val="24"/>
-          <w:szCs w:val="24"/>
-        </w:rPr>
-        <w:br w:type="page"/>
-      </w:r>
-    </w:p>
-    <w:p>
-      <w:pPr>
-        <w:pStyle w:val="ListParagraph"/>
-        <w:numPr>
-          <w:ilvl w:val="1"/>
-          <w:numId w:val="3"/>
-        </w:numPr>
-        <w:rPr>
-          <w:rFonts w:ascii="Times New Roman" w:hAnsi="Times New Roman" w:cs="Times New Roman"/>
-          <w:b/>
-          <w:bCs/>
-          <w:sz w:val="24"/>
-          <w:szCs w:val="24"/>
-        </w:rPr>
-      </w:pPr>
-      <w:r>
-        <w:rPr>
-          <w:rFonts w:ascii="Times New Roman" w:hAnsi="Times New Roman" w:cs="Times New Roman"/>
-          <w:b/>
-          <w:bCs/>
-          <w:sz w:val="24"/>
-          <w:szCs w:val="24"/>
-        </w:rPr>
-        <w:lastRenderedPageBreak/>
-        <w:t>Admin Panel – Supplier Management</w:t>
-      </w:r>
-    </w:p>
-    <w:p>
-      <w:pPr>
-        <w:rPr>
-          <w:rFonts w:ascii="Times New Roman" w:hAnsi="Times New Roman" w:cs="Times New Roman"/>
-          <w:b/>
-          <w:bCs/>
-          <w:lang w:bidi="ar-SA"/>
-        </w:rPr>
-      </w:pPr>
-      <w:r>
-        <w:rPr>
-          <w:rFonts w:ascii="Times New Roman" w:hAnsi="Times New Roman" w:cs="Times New Roman"/>
-          <w:b/>
-          <w:bCs/>
-          <w:lang w:bidi="ar-SA"/>
-        </w:rPr>
-        <w:t>Description:</w:t>
-      </w:r>
-    </w:p>
-    <w:p>
-      <w:pPr>
-        <w:jc w:val="both"/>
-        <w:rPr>
-          <w:rFonts w:ascii="Times New Roman" w:hAnsi="Times New Roman" w:cs="Times New Roman"/>
-          <w:lang w:bidi="ar-SA"/>
-        </w:rPr>
-      </w:pPr>
-      <w:r>
-        <w:rPr>
-          <w:rFonts w:ascii="Times New Roman" w:hAnsi="Times New Roman" w:cs="Times New Roman"/>
-          <w:lang w:bidi="ar-SA"/>
-        </w:rPr>
-        <w:t>The Supplier Management page is used to register and manage individual supplier representatives who are connected to supplier companies. These individuals are typically the sales agents or delivery personnel who handle transactions and logistics for stock deliveries.</w:t>
-      </w:r>
-    </w:p>
-    <w:p>
-      <w:pPr>
-        <w:jc w:val="both"/>
-        <w:rPr>
-          <w:rFonts w:ascii="Times New Roman" w:hAnsi="Times New Roman" w:cs="Times New Roman"/>
-          <w:lang w:bidi="ar-SA"/>
+        <w:t xml:space="preserve"> without typing anything, a pop-up appears showing </w:t>
+      </w:r>
+      <w:r>
+        <w:rPr>
+          <w:rFonts w:ascii="Times New Roman" w:hAnsi="Times New Roman" w:cs="Times New Roman"/>
+          <w:sz w:val="24"/>
+          <w:szCs w:val="24"/>
+        </w:rPr>
+        <w:t>an</w:t>
+      </w:r>
+      <w:r>
+        <w:rPr>
+          <w:rFonts w:ascii="Times New Roman" w:hAnsi="Times New Roman" w:cs="Times New Roman"/>
+          <w:sz w:val="24"/>
+          <w:szCs w:val="24"/>
+        </w:rPr>
+        <w:t xml:space="preserve"> already registered Company list in the system. This table lets the admin scroll through and select a company by simply clicking on its row. Once selected, all the company's details are automatically filled into the form on the page.</w:t>
+      </w:r>
+    </w:p>
+    <w:p>
+      <w:pPr>
+        <w:rPr>
+          <w:rFonts w:ascii="Times New Roman" w:hAnsi="Times New Roman" w:cs="Times New Roman"/>
+          <w:sz w:val="24"/>
+          <w:szCs w:val="24"/>
         </w:rPr>
       </w:pPr>
       <w:r>
         <w:rPr>
           <w:rFonts w:ascii="Times New Roman" w:hAnsi="Times New Roman" w:cs="Times New Roman"/>
           <w:noProof/>
-          <w:color w:val="C00000"/>
-          <w:lang w:bidi="ar-SA"/>
+          <w:sz w:val="24"/>
+          <w:szCs w:val="24"/>
         </w:rPr>
         <w:drawing>
-          <wp:anchor distT="0" distB="0" distL="114300" distR="114300" simplePos="0" relativeHeight="251680768" behindDoc="0" locked="0" layoutInCell="1" allowOverlap="1" wp14:anchorId="4C4B2FD5" wp14:editId="630190A7">
+          <wp:anchor distT="0" distB="0" distL="114300" distR="114300" simplePos="0" relativeHeight="251679744" behindDoc="0" locked="0" layoutInCell="1" allowOverlap="1" wp14:anchorId="133824B8" wp14:editId="4E173BE5">
             <wp:simplePos x="0" y="0"/>
             <wp:positionH relativeFrom="column">
-              <wp:posOffset>0</wp:posOffset>
+              <wp:posOffset>19050</wp:posOffset>
             </wp:positionH>
             <wp:positionV relativeFrom="paragraph">
-              <wp:posOffset>533637</wp:posOffset>
+              <wp:posOffset>0</wp:posOffset>
             </wp:positionV>
             <wp:extent cx="5731510" cy="3223895"/>
             <wp:effectExtent l="0" t="0" r="2540" b="0"/>
             <wp:wrapTopAndBottom/>
-            <wp:docPr id="1436823922" name="Picture 6"/>
+            <wp:docPr id="1994155985" name="Picture 5"/>
             <wp:cNvGraphicFramePr>
               <a:graphicFrameLocks xmlns:a="http://schemas.openxmlformats.org/drawingml/2006/main" noChangeAspect="1"/>
             </wp:cNvGraphicFramePr>
@@ -11093,7 +10944,7 @@
               <a:graphicData uri="http://schemas.openxmlformats.org/drawingml/2006/picture">
                 <pic:pic xmlns:pic="http://schemas.openxmlformats.org/drawingml/2006/picture">
                   <pic:nvPicPr>
-                    <pic:cNvPr id="1436823922" name="Picture 1436823922"/>
+                    <pic:cNvPr id="1994155985" name="Picture 1994155985"/>
                     <pic:cNvPicPr/>
                   </pic:nvPicPr>
                   <pic:blipFill>
@@ -11123,448 +10974,210 @@
           </wp:anchor>
         </w:drawing>
       </w:r>
-      <w:r>
-        <w:rPr>
-          <w:rFonts w:ascii="Times New Roman" w:hAnsi="Times New Roman" w:cs="Times New Roman"/>
-          <w:lang w:bidi="ar-SA"/>
-        </w:rPr>
-        <w:t xml:space="preserve">This page ensures that each supplier is linked to a registered </w:t>
-      </w:r>
-      <w:r>
-        <w:rPr>
-          <w:rFonts w:ascii="Times New Roman" w:hAnsi="Times New Roman" w:cs="Times New Roman"/>
-          <w:b/>
-          <w:bCs/>
-          <w:lang w:bidi="ar-SA"/>
-        </w:rPr>
-        <w:t>supplier company</w:t>
-      </w:r>
-      <w:r>
-        <w:rPr>
-          <w:rFonts w:ascii="Times New Roman" w:hAnsi="Times New Roman" w:cs="Times New Roman"/>
-          <w:lang w:bidi="ar-SA"/>
-        </w:rPr>
-        <w:t xml:space="preserve"> and maintains clear contact details for communication and tracking.</w:t>
-      </w:r>
-    </w:p>
-    <w:p>
-      <w:pPr>
-        <w:rPr>
-          <w:rFonts w:ascii="Times New Roman" w:hAnsi="Times New Roman" w:cs="Times New Roman"/>
-          <w:color w:val="000000" w:themeColor="text1"/>
-          <w:lang w:bidi="ar-SA"/>
-        </w:rPr>
-      </w:pPr>
-    </w:p>
-    <w:p>
-      <w:pPr>
-        <w:rPr>
-          <w:rFonts w:ascii="Times New Roman" w:hAnsi="Times New Roman" w:cs="Times New Roman"/>
-          <w:b/>
-          <w:bCs/>
-          <w:color w:val="000000" w:themeColor="text1"/>
-          <w:sz w:val="24"/>
-          <w:szCs w:val="24"/>
-          <w:lang w:bidi="ar-SA"/>
-        </w:rPr>
-      </w:pPr>
-      <w:r>
-        <w:rPr>
-          <w:rFonts w:ascii="Times New Roman" w:hAnsi="Times New Roman" w:cs="Times New Roman"/>
-          <w:b/>
-          <w:bCs/>
-          <w:color w:val="000000" w:themeColor="text1"/>
-          <w:sz w:val="24"/>
-          <w:szCs w:val="24"/>
-          <w:lang w:bidi="ar-SA"/>
-        </w:rPr>
-        <w:t>16.1. Supplier Register</w:t>
-      </w:r>
-    </w:p>
-    <w:p>
-      <w:pPr>
-        <w:rPr>
-          <w:rFonts w:ascii="Times New Roman" w:hAnsi="Times New Roman" w:cs="Times New Roman"/>
-          <w:color w:val="000000" w:themeColor="text1"/>
-          <w:sz w:val="24"/>
-          <w:szCs w:val="24"/>
-          <w:lang w:bidi="ar-SA"/>
-        </w:rPr>
-      </w:pPr>
-      <w:r>
-        <w:rPr>
-          <w:rFonts w:ascii="Times New Roman" w:hAnsi="Times New Roman" w:cs="Times New Roman"/>
-          <w:color w:val="000000" w:themeColor="text1"/>
-          <w:sz w:val="24"/>
-          <w:szCs w:val="24"/>
-          <w:lang w:bidi="ar-SA"/>
-        </w:rPr>
-        <w:t xml:space="preserve">This section is used to </w:t>
-      </w:r>
-      <w:r>
-        <w:rPr>
-          <w:rFonts w:ascii="Times New Roman" w:hAnsi="Times New Roman" w:cs="Times New Roman"/>
-          <w:b/>
-          <w:bCs/>
-          <w:color w:val="000000" w:themeColor="text1"/>
-          <w:sz w:val="24"/>
-          <w:szCs w:val="24"/>
-          <w:lang w:bidi="ar-SA"/>
-        </w:rPr>
-        <w:t>add new supplier individuals</w:t>
-      </w:r>
-      <w:r>
-        <w:rPr>
-          <w:rFonts w:ascii="Times New Roman" w:hAnsi="Times New Roman" w:cs="Times New Roman"/>
-          <w:color w:val="000000" w:themeColor="text1"/>
-          <w:sz w:val="24"/>
-          <w:szCs w:val="24"/>
-          <w:lang w:bidi="ar-SA"/>
-        </w:rPr>
-        <w:t xml:space="preserve"> to the system.</w:t>
-      </w:r>
-    </w:p>
-    <w:p>
-      <w:pPr>
+    </w:p>
+    <w:p>
+      <w:pPr>
+        <w:jc w:val="both"/>
+        <w:rPr>
+          <w:rFonts w:ascii="Times New Roman" w:hAnsi="Times New Roman" w:cs="Times New Roman"/>
+          <w:sz w:val="24"/>
+          <w:szCs w:val="24"/>
+        </w:rPr>
+      </w:pPr>
+      <w:r>
+        <w:rPr>
+          <w:rFonts w:ascii="Times New Roman" w:hAnsi="Times New Roman" w:cs="Times New Roman"/>
+          <w:sz w:val="24"/>
+          <w:szCs w:val="24"/>
+        </w:rPr>
+        <w:t xml:space="preserve">Alternatively, if the admin knows the specific Company ID, they can type it directly into the ID field and press </w:t>
+      </w:r>
+      <w:r>
+        <w:rPr>
+          <w:rFonts w:ascii="Times New Roman" w:hAnsi="Times New Roman" w:cs="Times New Roman"/>
+          <w:sz w:val="24"/>
+          <w:szCs w:val="24"/>
+        </w:rPr>
+        <w:t xml:space="preserve">the </w:t>
+      </w:r>
+      <w:r>
+        <w:rPr>
+          <w:rFonts w:ascii="Times New Roman" w:hAnsi="Times New Roman" w:cs="Times New Roman"/>
+          <w:b/>
+          <w:bCs/>
+          <w:sz w:val="24"/>
+          <w:szCs w:val="24"/>
+        </w:rPr>
+        <w:t>Enter key</w:t>
+      </w:r>
+      <w:r>
+        <w:rPr>
+          <w:rFonts w:ascii="Times New Roman" w:hAnsi="Times New Roman" w:cs="Times New Roman"/>
+          <w:sz w:val="24"/>
+          <w:szCs w:val="24"/>
+        </w:rPr>
+        <w:t>. The system will then auto-load the Company information into the form, ready for editing.</w:t>
+      </w:r>
+    </w:p>
+    <w:p>
+      <w:pPr>
+        <w:jc w:val="both"/>
+        <w:rPr>
+          <w:rFonts w:ascii="Times New Roman" w:hAnsi="Times New Roman" w:cs="Times New Roman"/>
+          <w:sz w:val="24"/>
+          <w:szCs w:val="24"/>
+        </w:rPr>
+      </w:pPr>
+      <w:r>
+        <w:rPr>
+          <w:rFonts w:ascii="Times New Roman" w:hAnsi="Times New Roman" w:cs="Times New Roman"/>
+          <w:sz w:val="24"/>
+          <w:szCs w:val="24"/>
+        </w:rPr>
+        <w:t xml:space="preserve">Edit allows the admin to correct the name or update the company’s contact details. Once edits are made, clicking </w:t>
+      </w:r>
+      <w:r>
+        <w:rPr>
+          <w:rFonts w:ascii="Times New Roman" w:hAnsi="Times New Roman" w:cs="Times New Roman"/>
+          <w:sz w:val="24"/>
+          <w:szCs w:val="24"/>
+        </w:rPr>
+        <w:t xml:space="preserve">the </w:t>
+      </w:r>
+      <w:r>
+        <w:rPr>
+          <w:rFonts w:ascii="Times New Roman" w:hAnsi="Times New Roman" w:cs="Times New Roman"/>
+          <w:b/>
+          <w:bCs/>
+          <w:sz w:val="24"/>
+          <w:szCs w:val="24"/>
+        </w:rPr>
+        <w:t>Update Changes button</w:t>
+      </w:r>
+      <w:r>
+        <w:rPr>
+          <w:rFonts w:ascii="Times New Roman" w:hAnsi="Times New Roman" w:cs="Times New Roman"/>
+          <w:sz w:val="24"/>
+          <w:szCs w:val="24"/>
+        </w:rPr>
+        <w:t xml:space="preserve"> saves the changes</w:t>
+      </w:r>
+      <w:r>
+        <w:rPr>
+          <w:rFonts w:ascii="Times New Roman" w:hAnsi="Times New Roman" w:cs="Times New Roman"/>
+          <w:sz w:val="24"/>
+          <w:szCs w:val="24"/>
+        </w:rPr>
+        <w:t>.</w:t>
+      </w:r>
+    </w:p>
+    <w:p>
+      <w:pPr>
+        <w:rPr>
+          <w:rFonts w:ascii="Times New Roman" w:hAnsi="Times New Roman" w:cs="Times New Roman"/>
+          <w:sz w:val="24"/>
+          <w:szCs w:val="24"/>
+        </w:rPr>
+      </w:pPr>
+      <w:r>
+        <w:rPr>
+          <w:rFonts w:ascii="Times New Roman" w:hAnsi="Times New Roman" w:cs="Times New Roman"/>
+          <w:sz w:val="24"/>
+          <w:szCs w:val="24"/>
+        </w:rPr>
+        <w:br w:type="page"/>
+      </w:r>
+    </w:p>
+    <w:p>
+      <w:pPr>
+        <w:pStyle w:val="ListParagraph"/>
         <w:numPr>
-          <w:ilvl w:val="0"/>
-          <w:numId w:val="40"/>
+          <w:ilvl w:val="1"/>
+          <w:numId w:val="3"/>
         </w:numPr>
         <w:rPr>
           <w:rFonts w:ascii="Times New Roman" w:hAnsi="Times New Roman" w:cs="Times New Roman"/>
-          <w:color w:val="000000" w:themeColor="text1"/>
-          <w:sz w:val="24"/>
-          <w:szCs w:val="24"/>
-          <w:lang w:bidi="ar-SA"/>
-        </w:rPr>
-      </w:pPr>
-      <w:r>
-        <w:rPr>
-          <w:rFonts w:ascii="Times New Roman" w:hAnsi="Times New Roman" w:cs="Times New Roman"/>
-          <w:color w:val="000000" w:themeColor="text1"/>
-          <w:sz w:val="24"/>
-          <w:szCs w:val="24"/>
-          <w:lang w:bidi="ar-SA"/>
-        </w:rPr>
-        <w:t xml:space="preserve">The admin begins by selecting a </w:t>
-      </w:r>
-      <w:r>
-        <w:rPr>
-          <w:rFonts w:ascii="Times New Roman" w:hAnsi="Times New Roman" w:cs="Times New Roman"/>
-          <w:b/>
-          <w:bCs/>
-          <w:color w:val="000000" w:themeColor="text1"/>
-          <w:sz w:val="24"/>
-          <w:szCs w:val="24"/>
-          <w:lang w:bidi="ar-SA"/>
-        </w:rPr>
-        <w:t>Supplier Company</w:t>
-      </w:r>
-      <w:r>
-        <w:rPr>
-          <w:rFonts w:ascii="Times New Roman" w:hAnsi="Times New Roman" w:cs="Times New Roman"/>
-          <w:color w:val="000000" w:themeColor="text1"/>
-          <w:sz w:val="24"/>
-          <w:szCs w:val="24"/>
-          <w:lang w:bidi="ar-SA"/>
-        </w:rPr>
-        <w:t xml:space="preserve"> from a dropdown list (previously registered in the </w:t>
-      </w:r>
-      <w:r>
-        <w:rPr>
-          <w:rFonts w:ascii="Times New Roman" w:hAnsi="Times New Roman" w:cs="Times New Roman"/>
-          <w:i/>
-          <w:iCs/>
-          <w:color w:val="000000" w:themeColor="text1"/>
-          <w:sz w:val="24"/>
-          <w:szCs w:val="24"/>
-          <w:lang w:bidi="ar-SA"/>
-        </w:rPr>
-        <w:t>Supplier Company Management</w:t>
-      </w:r>
-      <w:r>
-        <w:rPr>
-          <w:rFonts w:ascii="Times New Roman" w:hAnsi="Times New Roman" w:cs="Times New Roman"/>
-          <w:color w:val="000000" w:themeColor="text1"/>
-          <w:sz w:val="24"/>
-          <w:szCs w:val="24"/>
-          <w:lang w:bidi="ar-SA"/>
-        </w:rPr>
-        <w:t xml:space="preserve"> screen).</w:t>
-      </w:r>
-    </w:p>
-    <w:p>
-      <w:pPr>
-        <w:numPr>
-          <w:ilvl w:val="0"/>
-          <w:numId w:val="40"/>
-        </w:numPr>
-        <w:rPr>
-          <w:rFonts w:ascii="Times New Roman" w:hAnsi="Times New Roman" w:cs="Times New Roman"/>
-          <w:color w:val="000000" w:themeColor="text1"/>
-          <w:sz w:val="24"/>
-          <w:szCs w:val="24"/>
-          <w:lang w:bidi="ar-SA"/>
-        </w:rPr>
-      </w:pPr>
-      <w:r>
-        <w:rPr>
-          <w:rFonts w:ascii="Times New Roman" w:hAnsi="Times New Roman" w:cs="Times New Roman"/>
-          <w:color w:val="000000" w:themeColor="text1"/>
-          <w:sz w:val="24"/>
-          <w:szCs w:val="24"/>
-          <w:lang w:bidi="ar-SA"/>
-        </w:rPr>
-        <w:t xml:space="preserve">Then, the admin enters the </w:t>
-      </w:r>
-      <w:r>
-        <w:rPr>
-          <w:rFonts w:ascii="Times New Roman" w:hAnsi="Times New Roman" w:cs="Times New Roman"/>
-          <w:b/>
-          <w:bCs/>
-          <w:color w:val="000000" w:themeColor="text1"/>
-          <w:sz w:val="24"/>
-          <w:szCs w:val="24"/>
-          <w:lang w:bidi="ar-SA"/>
-        </w:rPr>
-        <w:t>Supplier Name</w:t>
-      </w:r>
-      <w:r>
-        <w:rPr>
-          <w:rFonts w:ascii="Times New Roman" w:hAnsi="Times New Roman" w:cs="Times New Roman"/>
-          <w:color w:val="000000" w:themeColor="text1"/>
-          <w:sz w:val="24"/>
-          <w:szCs w:val="24"/>
-          <w:lang w:bidi="ar-SA"/>
-        </w:rPr>
-        <w:t xml:space="preserve">, which is the full name of the representative (e.g., </w:t>
-      </w:r>
-      <w:r>
-        <w:rPr>
-          <w:rFonts w:ascii="Times New Roman" w:hAnsi="Times New Roman" w:cs="Times New Roman"/>
-          <w:i/>
-          <w:iCs/>
-          <w:color w:val="000000" w:themeColor="text1"/>
-          <w:sz w:val="24"/>
-          <w:szCs w:val="24"/>
-          <w:lang w:bidi="ar-SA"/>
-        </w:rPr>
-        <w:t>John Doe</w:t>
-      </w:r>
-      <w:r>
-        <w:rPr>
-          <w:rFonts w:ascii="Times New Roman" w:hAnsi="Times New Roman" w:cs="Times New Roman"/>
-          <w:color w:val="000000" w:themeColor="text1"/>
-          <w:sz w:val="24"/>
-          <w:szCs w:val="24"/>
-          <w:lang w:bidi="ar-SA"/>
-        </w:rPr>
-        <w:t>).</w:t>
-      </w:r>
-    </w:p>
-    <w:p>
-      <w:pPr>
-        <w:numPr>
-          <w:ilvl w:val="0"/>
-          <w:numId w:val="40"/>
-        </w:numPr>
-        <w:rPr>
-          <w:rFonts w:ascii="Times New Roman" w:hAnsi="Times New Roman" w:cs="Times New Roman"/>
-          <w:color w:val="000000" w:themeColor="text1"/>
-          <w:sz w:val="24"/>
-          <w:szCs w:val="24"/>
-          <w:lang w:bidi="ar-SA"/>
-        </w:rPr>
-      </w:pPr>
-      <w:r>
-        <w:rPr>
-          <w:rFonts w:ascii="Times New Roman" w:hAnsi="Times New Roman" w:cs="Times New Roman"/>
-          <w:color w:val="000000" w:themeColor="text1"/>
-          <w:sz w:val="24"/>
-          <w:szCs w:val="24"/>
-          <w:lang w:bidi="ar-SA"/>
-        </w:rPr>
-        <w:t xml:space="preserve">Additional fields such as </w:t>
-      </w:r>
-      <w:r>
-        <w:rPr>
-          <w:rFonts w:ascii="Times New Roman" w:hAnsi="Times New Roman" w:cs="Times New Roman"/>
-          <w:b/>
-          <w:bCs/>
-          <w:color w:val="000000" w:themeColor="text1"/>
-          <w:sz w:val="24"/>
-          <w:szCs w:val="24"/>
-          <w:lang w:bidi="ar-SA"/>
-        </w:rPr>
-        <w:t>Contact Number</w:t>
-      </w:r>
-      <w:r>
-        <w:rPr>
-          <w:rFonts w:ascii="Times New Roman" w:hAnsi="Times New Roman" w:cs="Times New Roman"/>
-          <w:color w:val="000000" w:themeColor="text1"/>
-          <w:sz w:val="24"/>
-          <w:szCs w:val="24"/>
-          <w:lang w:bidi="ar-SA"/>
-        </w:rPr>
-        <w:t xml:space="preserve">, </w:t>
-      </w:r>
-      <w:r>
-        <w:rPr>
-          <w:rFonts w:ascii="Times New Roman" w:hAnsi="Times New Roman" w:cs="Times New Roman"/>
-          <w:b/>
-          <w:bCs/>
-          <w:color w:val="000000" w:themeColor="text1"/>
-          <w:sz w:val="24"/>
-          <w:szCs w:val="24"/>
-          <w:lang w:bidi="ar-SA"/>
-        </w:rPr>
-        <w:t>Address</w:t>
-      </w:r>
-      <w:r>
-        <w:rPr>
-          <w:rFonts w:ascii="Times New Roman" w:hAnsi="Times New Roman" w:cs="Times New Roman"/>
-          <w:color w:val="000000" w:themeColor="text1"/>
-          <w:sz w:val="24"/>
-          <w:szCs w:val="24"/>
-          <w:lang w:bidi="ar-SA"/>
-        </w:rPr>
-        <w:t xml:space="preserve"> may be included.</w:t>
-      </w:r>
-    </w:p>
-    <w:p>
-      <w:pPr>
-        <w:numPr>
-          <w:ilvl w:val="0"/>
-          <w:numId w:val="40"/>
-        </w:numPr>
-        <w:rPr>
-          <w:rFonts w:ascii="Times New Roman" w:hAnsi="Times New Roman" w:cs="Times New Roman"/>
-          <w:color w:val="000000" w:themeColor="text1"/>
-          <w:sz w:val="24"/>
-          <w:szCs w:val="24"/>
-          <w:lang w:bidi="ar-SA"/>
-        </w:rPr>
-      </w:pPr>
-      <w:r>
-        <w:rPr>
-          <w:rFonts w:ascii="Times New Roman" w:hAnsi="Times New Roman" w:cs="Times New Roman"/>
-          <w:color w:val="000000" w:themeColor="text1"/>
-          <w:sz w:val="24"/>
-          <w:szCs w:val="24"/>
-          <w:lang w:bidi="ar-SA"/>
-        </w:rPr>
-        <w:t xml:space="preserve">After entering the necessary details, clicking the </w:t>
-      </w:r>
-      <w:r>
-        <w:rPr>
-          <w:rFonts w:ascii="Times New Roman" w:hAnsi="Times New Roman" w:cs="Times New Roman"/>
-          <w:b/>
-          <w:bCs/>
-          <w:color w:val="000000" w:themeColor="text1"/>
-          <w:sz w:val="24"/>
-          <w:szCs w:val="24"/>
-          <w:lang w:bidi="ar-SA"/>
-        </w:rPr>
-        <w:t>Add Supplier</w:t>
-      </w:r>
-      <w:r>
-        <w:rPr>
-          <w:rFonts w:ascii="Times New Roman" w:hAnsi="Times New Roman" w:cs="Times New Roman"/>
-          <w:color w:val="000000" w:themeColor="text1"/>
-          <w:sz w:val="24"/>
-          <w:szCs w:val="24"/>
-          <w:lang w:bidi="ar-SA"/>
-        </w:rPr>
-        <w:t xml:space="preserve"> button saves the supplier to the system and links them with the selected company.</w:t>
-      </w:r>
-    </w:p>
-    <w:p>
-      <w:pPr>
-        <w:rPr>
-          <w:rFonts w:ascii="Times New Roman" w:hAnsi="Times New Roman" w:cs="Times New Roman"/>
+          <w:b/>
+          <w:bCs/>
+          <w:sz w:val="24"/>
+          <w:szCs w:val="24"/>
+        </w:rPr>
+      </w:pPr>
+      <w:r>
+        <w:rPr>
+          <w:rFonts w:ascii="Times New Roman" w:hAnsi="Times New Roman" w:cs="Times New Roman"/>
+          <w:b/>
+          <w:bCs/>
+          <w:sz w:val="24"/>
+          <w:szCs w:val="24"/>
+        </w:rPr>
+        <w:lastRenderedPageBreak/>
+        <w:t>Admin Panel – Supplier Management</w:t>
+      </w:r>
+    </w:p>
+    <w:p>
+      <w:pPr>
+        <w:rPr>
+          <w:rFonts w:ascii="Times New Roman" w:hAnsi="Times New Roman" w:cs="Times New Roman"/>
+          <w:b/>
+          <w:bCs/>
+          <w:lang w:bidi="ar-SA"/>
+        </w:rPr>
+      </w:pPr>
+      <w:r>
+        <w:rPr>
+          <w:rFonts w:ascii="Times New Roman" w:hAnsi="Times New Roman" w:cs="Times New Roman"/>
+          <w:b/>
+          <w:bCs/>
+          <w:lang w:bidi="ar-SA"/>
+        </w:rPr>
+        <w:t>Description:</w:t>
+      </w:r>
+    </w:p>
+    <w:p>
+      <w:pPr>
+        <w:jc w:val="both"/>
+        <w:rPr>
+          <w:rFonts w:ascii="Times New Roman" w:hAnsi="Times New Roman" w:cs="Times New Roman"/>
+          <w:lang w:bidi="ar-SA"/>
+        </w:rPr>
+      </w:pPr>
+      <w:r>
+        <w:rPr>
+          <w:rFonts w:ascii="Times New Roman" w:hAnsi="Times New Roman" w:cs="Times New Roman"/>
+          <w:lang w:bidi="ar-SA"/>
+        </w:rPr>
+        <w:t>The Supplier Management page is used to register and manage individual supplier representatives who are connected to supplier companies. These individuals are typically the sales agents or delivery personnel who handle transactions and logistics for stock deliveries.</w:t>
+      </w:r>
+    </w:p>
+    <w:p>
+      <w:pPr>
+        <w:jc w:val="both"/>
+        <w:rPr>
+          <w:rFonts w:ascii="Times New Roman" w:hAnsi="Times New Roman" w:cs="Times New Roman"/>
+          <w:lang w:bidi="ar-SA"/>
+        </w:rPr>
+      </w:pPr>
+      <w:r>
+        <w:rPr>
+          <w:rFonts w:ascii="Times New Roman" w:hAnsi="Times New Roman" w:cs="Times New Roman"/>
+          <w:noProof/>
           <w:color w:val="C00000"/>
           <w:lang w:bidi="ar-SA"/>
         </w:rPr>
-      </w:pPr>
-    </w:p>
-    <w:p>
-      <w:pPr>
-        <w:rPr>
-          <w:rFonts w:ascii="Times New Roman" w:hAnsi="Times New Roman" w:cs="Times New Roman"/>
-          <w:color w:val="C00000"/>
-          <w:lang w:bidi="ar-SA"/>
-        </w:rPr>
-      </w:pPr>
-    </w:p>
-    <w:p>
-      <w:pPr>
-        <w:rPr>
-          <w:rFonts w:ascii="Times New Roman" w:hAnsi="Times New Roman" w:cs="Times New Roman"/>
-          <w:color w:val="C00000"/>
-          <w:lang w:bidi="ar-SA"/>
-        </w:rPr>
-      </w:pPr>
-    </w:p>
-    <w:p>
-      <w:pPr>
-        <w:rPr>
-          <w:rFonts w:ascii="Times New Roman" w:hAnsi="Times New Roman" w:cs="Times New Roman"/>
-          <w:color w:val="C00000"/>
-          <w:lang w:bidi="ar-SA"/>
-        </w:rPr>
-      </w:pPr>
-    </w:p>
-    <w:p>
-      <w:pPr>
-        <w:rPr>
-          <w:rFonts w:ascii="Times New Roman" w:hAnsi="Times New Roman" w:cs="Times New Roman"/>
-          <w:b/>
-          <w:bCs/>
-          <w:sz w:val="24"/>
-          <w:szCs w:val="24"/>
-        </w:rPr>
-      </w:pPr>
-      <w:r>
-        <w:rPr>
-          <w:rFonts w:ascii="Times New Roman" w:hAnsi="Times New Roman" w:cs="Times New Roman"/>
-          <w:b/>
-          <w:bCs/>
-          <w:sz w:val="24"/>
-          <w:szCs w:val="24"/>
-        </w:rPr>
-        <w:t>16.2. Supplier Management</w:t>
-      </w:r>
-    </w:p>
-    <w:p>
-      <w:pPr>
-        <w:jc w:val="both"/>
-        <w:rPr>
-          <w:rFonts w:ascii="Times New Roman" w:hAnsi="Times New Roman" w:cs="Times New Roman"/>
-          <w:sz w:val="24"/>
-          <w:szCs w:val="24"/>
-        </w:rPr>
-      </w:pPr>
-      <w:r>
-        <w:rPr>
-          <w:rFonts w:ascii="Times New Roman" w:hAnsi="Times New Roman" w:cs="Times New Roman"/>
-          <w:noProof/>
-          <w:sz w:val="24"/>
-          <w:szCs w:val="24"/>
-        </w:rPr>
-        <w:lastRenderedPageBreak/>
         <w:drawing>
-          <wp:anchor distT="0" distB="0" distL="114300" distR="114300" simplePos="0" relativeHeight="251681792" behindDoc="0" locked="0" layoutInCell="1" allowOverlap="1" wp14:anchorId="2ECA0428" wp14:editId="159728B6">
+          <wp:anchor distT="0" distB="0" distL="114300" distR="114300" simplePos="0" relativeHeight="251680768" behindDoc="0" locked="0" layoutInCell="1" allowOverlap="1" wp14:anchorId="4C4B2FD5" wp14:editId="630190A7">
             <wp:simplePos x="0" y="0"/>
             <wp:positionH relativeFrom="column">
               <wp:posOffset>0</wp:posOffset>
             </wp:positionH>
             <wp:positionV relativeFrom="paragraph">
-              <wp:posOffset>1058279</wp:posOffset>
+              <wp:posOffset>533637</wp:posOffset>
             </wp:positionV>
             <wp:extent cx="5731510" cy="3223895"/>
             <wp:effectExtent l="0" t="0" r="2540" b="0"/>
             <wp:wrapTopAndBottom/>
-            <wp:docPr id="2059728943" name="Picture 7"/>
+            <wp:docPr id="1436823922" name="Picture 6"/>
             <wp:cNvGraphicFramePr>
               <a:graphicFrameLocks xmlns:a="http://schemas.openxmlformats.org/drawingml/2006/main" noChangeAspect="1"/>
             </wp:cNvGraphicFramePr>
@@ -11572,7 +11185,7 @@
               <a:graphicData uri="http://schemas.openxmlformats.org/drawingml/2006/picture">
                 <pic:pic xmlns:pic="http://schemas.openxmlformats.org/drawingml/2006/picture">
                   <pic:nvPicPr>
-                    <pic:cNvPr id="2059728943" name="Picture 2059728943"/>
+                    <pic:cNvPr id="1436823922" name="Picture 1436823922"/>
                     <pic:cNvPicPr/>
                   </pic:nvPicPr>
                   <pic:blipFill>
@@ -11605,6 +11218,485 @@
       <w:r>
         <w:rPr>
           <w:rFonts w:ascii="Times New Roman" w:hAnsi="Times New Roman" w:cs="Times New Roman"/>
+          <w:lang w:bidi="ar-SA"/>
+        </w:rPr>
+        <w:t xml:space="preserve">This page ensures that each supplier is linked to a registered </w:t>
+      </w:r>
+      <w:r>
+        <w:rPr>
+          <w:rFonts w:ascii="Times New Roman" w:hAnsi="Times New Roman" w:cs="Times New Roman"/>
+          <w:b/>
+          <w:bCs/>
+          <w:lang w:bidi="ar-SA"/>
+        </w:rPr>
+        <w:t>supplier company</w:t>
+      </w:r>
+      <w:r>
+        <w:rPr>
+          <w:rFonts w:ascii="Times New Roman" w:hAnsi="Times New Roman" w:cs="Times New Roman"/>
+          <w:lang w:bidi="ar-SA"/>
+        </w:rPr>
+        <w:t xml:space="preserve"> and maintains clear contact details for communication and tracking.</w:t>
+      </w:r>
+    </w:p>
+    <w:p>
+      <w:pPr>
+        <w:rPr>
+          <w:rFonts w:ascii="Times New Roman" w:hAnsi="Times New Roman" w:cs="Times New Roman"/>
+          <w:color w:val="000000" w:themeColor="text1"/>
+          <w:lang w:bidi="ar-SA"/>
+        </w:rPr>
+      </w:pPr>
+    </w:p>
+    <w:p>
+      <w:pPr>
+        <w:rPr>
+          <w:rFonts w:ascii="Times New Roman" w:hAnsi="Times New Roman" w:cs="Times New Roman"/>
+          <w:b/>
+          <w:bCs/>
+          <w:color w:val="000000" w:themeColor="text1"/>
+          <w:sz w:val="24"/>
+          <w:szCs w:val="24"/>
+          <w:lang w:bidi="ar-SA"/>
+        </w:rPr>
+      </w:pPr>
+      <w:r>
+        <w:rPr>
+          <w:rFonts w:ascii="Times New Roman" w:hAnsi="Times New Roman" w:cs="Times New Roman"/>
+          <w:b/>
+          <w:bCs/>
+          <w:color w:val="000000" w:themeColor="text1"/>
+          <w:sz w:val="24"/>
+          <w:szCs w:val="24"/>
+          <w:lang w:bidi="ar-SA"/>
+        </w:rPr>
+        <w:t>16.1. Supplier Register</w:t>
+      </w:r>
+    </w:p>
+    <w:p>
+      <w:pPr>
+        <w:rPr>
+          <w:rFonts w:ascii="Times New Roman" w:hAnsi="Times New Roman" w:cs="Times New Roman"/>
+          <w:color w:val="000000" w:themeColor="text1"/>
+          <w:sz w:val="24"/>
+          <w:szCs w:val="24"/>
+          <w:lang w:bidi="ar-SA"/>
+        </w:rPr>
+      </w:pPr>
+      <w:r>
+        <w:rPr>
+          <w:rFonts w:ascii="Times New Roman" w:hAnsi="Times New Roman" w:cs="Times New Roman"/>
+          <w:color w:val="000000" w:themeColor="text1"/>
+          <w:sz w:val="24"/>
+          <w:szCs w:val="24"/>
+          <w:lang w:bidi="ar-SA"/>
+        </w:rPr>
+        <w:t xml:space="preserve">This section is used to </w:t>
+      </w:r>
+      <w:r>
+        <w:rPr>
+          <w:rFonts w:ascii="Times New Roman" w:hAnsi="Times New Roman" w:cs="Times New Roman"/>
+          <w:b/>
+          <w:bCs/>
+          <w:color w:val="000000" w:themeColor="text1"/>
+          <w:sz w:val="24"/>
+          <w:szCs w:val="24"/>
+          <w:lang w:bidi="ar-SA"/>
+        </w:rPr>
+        <w:t>add new supplier individuals</w:t>
+      </w:r>
+      <w:r>
+        <w:rPr>
+          <w:rFonts w:ascii="Times New Roman" w:hAnsi="Times New Roman" w:cs="Times New Roman"/>
+          <w:color w:val="000000" w:themeColor="text1"/>
+          <w:sz w:val="24"/>
+          <w:szCs w:val="24"/>
+          <w:lang w:bidi="ar-SA"/>
+        </w:rPr>
+        <w:t xml:space="preserve"> to the system.</w:t>
+      </w:r>
+    </w:p>
+    <w:p>
+      <w:pPr>
+        <w:numPr>
+          <w:ilvl w:val="0"/>
+          <w:numId w:val="40"/>
+        </w:numPr>
+        <w:rPr>
+          <w:rFonts w:ascii="Times New Roman" w:hAnsi="Times New Roman" w:cs="Times New Roman"/>
+          <w:color w:val="000000" w:themeColor="text1"/>
+          <w:sz w:val="24"/>
+          <w:szCs w:val="24"/>
+          <w:lang w:bidi="ar-SA"/>
+        </w:rPr>
+      </w:pPr>
+      <w:r>
+        <w:rPr>
+          <w:rFonts w:ascii="Times New Roman" w:hAnsi="Times New Roman" w:cs="Times New Roman"/>
+          <w:color w:val="000000" w:themeColor="text1"/>
+          <w:sz w:val="24"/>
+          <w:szCs w:val="24"/>
+          <w:lang w:bidi="ar-SA"/>
+        </w:rPr>
+        <w:t xml:space="preserve">The admin begins by selecting a </w:t>
+      </w:r>
+      <w:r>
+        <w:rPr>
+          <w:rFonts w:ascii="Times New Roman" w:hAnsi="Times New Roman" w:cs="Times New Roman"/>
+          <w:b/>
+          <w:bCs/>
+          <w:color w:val="000000" w:themeColor="text1"/>
+          <w:sz w:val="24"/>
+          <w:szCs w:val="24"/>
+          <w:lang w:bidi="ar-SA"/>
+        </w:rPr>
+        <w:t>Supplier Company</w:t>
+      </w:r>
+      <w:r>
+        <w:rPr>
+          <w:rFonts w:ascii="Times New Roman" w:hAnsi="Times New Roman" w:cs="Times New Roman"/>
+          <w:color w:val="000000" w:themeColor="text1"/>
+          <w:sz w:val="24"/>
+          <w:szCs w:val="24"/>
+          <w:lang w:bidi="ar-SA"/>
+        </w:rPr>
+        <w:t xml:space="preserve"> from a dropdown list (previously registered in the </w:t>
+      </w:r>
+      <w:r>
+        <w:rPr>
+          <w:rFonts w:ascii="Times New Roman" w:hAnsi="Times New Roman" w:cs="Times New Roman"/>
+          <w:i/>
+          <w:iCs/>
+          <w:color w:val="000000" w:themeColor="text1"/>
+          <w:sz w:val="24"/>
+          <w:szCs w:val="24"/>
+          <w:lang w:bidi="ar-SA"/>
+        </w:rPr>
+        <w:t>Supplier Company Management</w:t>
+      </w:r>
+      <w:r>
+        <w:rPr>
+          <w:rFonts w:ascii="Times New Roman" w:hAnsi="Times New Roman" w:cs="Times New Roman"/>
+          <w:color w:val="000000" w:themeColor="text1"/>
+          <w:sz w:val="24"/>
+          <w:szCs w:val="24"/>
+          <w:lang w:bidi="ar-SA"/>
+        </w:rPr>
+        <w:t xml:space="preserve"> screen).</w:t>
+      </w:r>
+    </w:p>
+    <w:p>
+      <w:pPr>
+        <w:numPr>
+          <w:ilvl w:val="0"/>
+          <w:numId w:val="40"/>
+        </w:numPr>
+        <w:rPr>
+          <w:rFonts w:ascii="Times New Roman" w:hAnsi="Times New Roman" w:cs="Times New Roman"/>
+          <w:color w:val="000000" w:themeColor="text1"/>
+          <w:sz w:val="24"/>
+          <w:szCs w:val="24"/>
+          <w:lang w:bidi="ar-SA"/>
+        </w:rPr>
+      </w:pPr>
+      <w:r>
+        <w:rPr>
+          <w:rFonts w:ascii="Times New Roman" w:hAnsi="Times New Roman" w:cs="Times New Roman"/>
+          <w:color w:val="000000" w:themeColor="text1"/>
+          <w:sz w:val="24"/>
+          <w:szCs w:val="24"/>
+          <w:lang w:bidi="ar-SA"/>
+        </w:rPr>
+        <w:t xml:space="preserve">Then, the admin enters the </w:t>
+      </w:r>
+      <w:r>
+        <w:rPr>
+          <w:rFonts w:ascii="Times New Roman" w:hAnsi="Times New Roman" w:cs="Times New Roman"/>
+          <w:b/>
+          <w:bCs/>
+          <w:color w:val="000000" w:themeColor="text1"/>
+          <w:sz w:val="24"/>
+          <w:szCs w:val="24"/>
+          <w:lang w:bidi="ar-SA"/>
+        </w:rPr>
+        <w:t>Supplier Name</w:t>
+      </w:r>
+      <w:r>
+        <w:rPr>
+          <w:rFonts w:ascii="Times New Roman" w:hAnsi="Times New Roman" w:cs="Times New Roman"/>
+          <w:color w:val="000000" w:themeColor="text1"/>
+          <w:sz w:val="24"/>
+          <w:szCs w:val="24"/>
+          <w:lang w:bidi="ar-SA"/>
+        </w:rPr>
+        <w:t xml:space="preserve">, which is the full name of the representative (e.g., </w:t>
+      </w:r>
+      <w:r>
+        <w:rPr>
+          <w:rFonts w:ascii="Times New Roman" w:hAnsi="Times New Roman" w:cs="Times New Roman"/>
+          <w:i/>
+          <w:iCs/>
+          <w:color w:val="000000" w:themeColor="text1"/>
+          <w:sz w:val="24"/>
+          <w:szCs w:val="24"/>
+          <w:lang w:bidi="ar-SA"/>
+        </w:rPr>
+        <w:t>John Doe</w:t>
+      </w:r>
+      <w:r>
+        <w:rPr>
+          <w:rFonts w:ascii="Times New Roman" w:hAnsi="Times New Roman" w:cs="Times New Roman"/>
+          <w:color w:val="000000" w:themeColor="text1"/>
+          <w:sz w:val="24"/>
+          <w:szCs w:val="24"/>
+          <w:lang w:bidi="ar-SA"/>
+        </w:rPr>
+        <w:t>).</w:t>
+      </w:r>
+    </w:p>
+    <w:p>
+      <w:pPr>
+        <w:numPr>
+          <w:ilvl w:val="0"/>
+          <w:numId w:val="40"/>
+        </w:numPr>
+        <w:rPr>
+          <w:rFonts w:ascii="Times New Roman" w:hAnsi="Times New Roman" w:cs="Times New Roman"/>
+          <w:color w:val="000000" w:themeColor="text1"/>
+          <w:sz w:val="24"/>
+          <w:szCs w:val="24"/>
+          <w:lang w:bidi="ar-SA"/>
+        </w:rPr>
+      </w:pPr>
+      <w:r>
+        <w:rPr>
+          <w:rFonts w:ascii="Times New Roman" w:hAnsi="Times New Roman" w:cs="Times New Roman"/>
+          <w:color w:val="000000" w:themeColor="text1"/>
+          <w:sz w:val="24"/>
+          <w:szCs w:val="24"/>
+          <w:lang w:bidi="ar-SA"/>
+        </w:rPr>
+        <w:t xml:space="preserve">Additional fields such as </w:t>
+      </w:r>
+      <w:r>
+        <w:rPr>
+          <w:rFonts w:ascii="Times New Roman" w:hAnsi="Times New Roman" w:cs="Times New Roman"/>
+          <w:b/>
+          <w:bCs/>
+          <w:color w:val="000000" w:themeColor="text1"/>
+          <w:sz w:val="24"/>
+          <w:szCs w:val="24"/>
+          <w:lang w:bidi="ar-SA"/>
+        </w:rPr>
+        <w:t>Contact Number</w:t>
+      </w:r>
+      <w:r>
+        <w:rPr>
+          <w:rFonts w:ascii="Times New Roman" w:hAnsi="Times New Roman" w:cs="Times New Roman"/>
+          <w:color w:val="000000" w:themeColor="text1"/>
+          <w:sz w:val="24"/>
+          <w:szCs w:val="24"/>
+          <w:lang w:bidi="ar-SA"/>
+        </w:rPr>
+        <w:t xml:space="preserve">, </w:t>
+      </w:r>
+      <w:r>
+        <w:rPr>
+          <w:rFonts w:ascii="Times New Roman" w:hAnsi="Times New Roman" w:cs="Times New Roman"/>
+          <w:b/>
+          <w:bCs/>
+          <w:color w:val="000000" w:themeColor="text1"/>
+          <w:sz w:val="24"/>
+          <w:szCs w:val="24"/>
+          <w:lang w:bidi="ar-SA"/>
+        </w:rPr>
+        <w:t>Address</w:t>
+      </w:r>
+      <w:r>
+        <w:rPr>
+          <w:rFonts w:ascii="Times New Roman" w:hAnsi="Times New Roman" w:cs="Times New Roman"/>
+          <w:color w:val="000000" w:themeColor="text1"/>
+          <w:sz w:val="24"/>
+          <w:szCs w:val="24"/>
+          <w:lang w:bidi="ar-SA"/>
+        </w:rPr>
+        <w:t xml:space="preserve"> may be included.</w:t>
+      </w:r>
+    </w:p>
+    <w:p>
+      <w:pPr>
+        <w:numPr>
+          <w:ilvl w:val="0"/>
+          <w:numId w:val="40"/>
+        </w:numPr>
+        <w:rPr>
+          <w:rFonts w:ascii="Times New Roman" w:hAnsi="Times New Roman" w:cs="Times New Roman"/>
+          <w:color w:val="000000" w:themeColor="text1"/>
+          <w:sz w:val="24"/>
+          <w:szCs w:val="24"/>
+          <w:lang w:bidi="ar-SA"/>
+        </w:rPr>
+      </w:pPr>
+      <w:r>
+        <w:rPr>
+          <w:rFonts w:ascii="Times New Roman" w:hAnsi="Times New Roman" w:cs="Times New Roman"/>
+          <w:color w:val="000000" w:themeColor="text1"/>
+          <w:sz w:val="24"/>
+          <w:szCs w:val="24"/>
+          <w:lang w:bidi="ar-SA"/>
+        </w:rPr>
+        <w:t xml:space="preserve">After entering the necessary details, clicking the </w:t>
+      </w:r>
+      <w:r>
+        <w:rPr>
+          <w:rFonts w:ascii="Times New Roman" w:hAnsi="Times New Roman" w:cs="Times New Roman"/>
+          <w:b/>
+          <w:bCs/>
+          <w:color w:val="000000" w:themeColor="text1"/>
+          <w:sz w:val="24"/>
+          <w:szCs w:val="24"/>
+          <w:lang w:bidi="ar-SA"/>
+        </w:rPr>
+        <w:t>Add Supplier</w:t>
+      </w:r>
+      <w:r>
+        <w:rPr>
+          <w:rFonts w:ascii="Times New Roman" w:hAnsi="Times New Roman" w:cs="Times New Roman"/>
+          <w:color w:val="000000" w:themeColor="text1"/>
+          <w:sz w:val="24"/>
+          <w:szCs w:val="24"/>
+          <w:lang w:bidi="ar-SA"/>
+        </w:rPr>
+        <w:t xml:space="preserve"> button saves the supplier to the system and links them with the selected company.</w:t>
+      </w:r>
+    </w:p>
+    <w:p>
+      <w:pPr>
+        <w:rPr>
+          <w:rFonts w:ascii="Times New Roman" w:hAnsi="Times New Roman" w:cs="Times New Roman"/>
+          <w:color w:val="C00000"/>
+          <w:lang w:bidi="ar-SA"/>
+        </w:rPr>
+      </w:pPr>
+    </w:p>
+    <w:p>
+      <w:pPr>
+        <w:rPr>
+          <w:rFonts w:ascii="Times New Roman" w:hAnsi="Times New Roman" w:cs="Times New Roman"/>
+          <w:color w:val="C00000"/>
+          <w:lang w:bidi="ar-SA"/>
+        </w:rPr>
+      </w:pPr>
+    </w:p>
+    <w:p>
+      <w:pPr>
+        <w:rPr>
+          <w:rFonts w:ascii="Times New Roman" w:hAnsi="Times New Roman" w:cs="Times New Roman"/>
+          <w:color w:val="C00000"/>
+          <w:lang w:bidi="ar-SA"/>
+        </w:rPr>
+      </w:pPr>
+    </w:p>
+    <w:p>
+      <w:pPr>
+        <w:rPr>
+          <w:rFonts w:ascii="Times New Roman" w:hAnsi="Times New Roman" w:cs="Times New Roman"/>
+          <w:color w:val="C00000"/>
+          <w:lang w:bidi="ar-SA"/>
+        </w:rPr>
+      </w:pPr>
+    </w:p>
+    <w:p>
+      <w:pPr>
+        <w:rPr>
+          <w:rFonts w:ascii="Times New Roman" w:hAnsi="Times New Roman" w:cs="Times New Roman"/>
+          <w:b/>
+          <w:bCs/>
+          <w:sz w:val="24"/>
+          <w:szCs w:val="24"/>
+        </w:rPr>
+      </w:pPr>
+      <w:r>
+        <w:rPr>
+          <w:rFonts w:ascii="Times New Roman" w:hAnsi="Times New Roman" w:cs="Times New Roman"/>
+          <w:b/>
+          <w:bCs/>
+          <w:sz w:val="24"/>
+          <w:szCs w:val="24"/>
+        </w:rPr>
+        <w:t>16.2. Supplier Management</w:t>
+      </w:r>
+    </w:p>
+    <w:p>
+      <w:pPr>
+        <w:jc w:val="both"/>
+        <w:rPr>
+          <w:rFonts w:ascii="Times New Roman" w:hAnsi="Times New Roman" w:cs="Times New Roman"/>
+          <w:sz w:val="24"/>
+          <w:szCs w:val="24"/>
+        </w:rPr>
+      </w:pPr>
+      <w:r>
+        <w:rPr>
+          <w:rFonts w:ascii="Times New Roman" w:hAnsi="Times New Roman" w:cs="Times New Roman"/>
+          <w:noProof/>
+          <w:sz w:val="24"/>
+          <w:szCs w:val="24"/>
+        </w:rPr>
+        <w:lastRenderedPageBreak/>
+        <w:drawing>
+          <wp:anchor distT="0" distB="0" distL="114300" distR="114300" simplePos="0" relativeHeight="251681792" behindDoc="0" locked="0" layoutInCell="1" allowOverlap="1" wp14:anchorId="2ECA0428" wp14:editId="159728B6">
+            <wp:simplePos x="0" y="0"/>
+            <wp:positionH relativeFrom="column">
+              <wp:posOffset>0</wp:posOffset>
+            </wp:positionH>
+            <wp:positionV relativeFrom="paragraph">
+              <wp:posOffset>1058279</wp:posOffset>
+            </wp:positionV>
+            <wp:extent cx="5731510" cy="3223895"/>
+            <wp:effectExtent l="0" t="0" r="2540" b="0"/>
+            <wp:wrapTopAndBottom/>
+            <wp:docPr id="2059728943" name="Picture 7"/>
+            <wp:cNvGraphicFramePr>
+              <a:graphicFrameLocks xmlns:a="http://schemas.openxmlformats.org/drawingml/2006/main" noChangeAspect="1"/>
+            </wp:cNvGraphicFramePr>
+            <a:graphic xmlns:a="http://schemas.openxmlformats.org/drawingml/2006/main">
+              <a:graphicData uri="http://schemas.openxmlformats.org/drawingml/2006/picture">
+                <pic:pic xmlns:pic="http://schemas.openxmlformats.org/drawingml/2006/picture">
+                  <pic:nvPicPr>
+                    <pic:cNvPr id="2059728943" name="Picture 2059728943"/>
+                    <pic:cNvPicPr/>
+                  </pic:nvPicPr>
+                  <pic:blipFill>
+                    <a:blip r:embed="rId33" cstate="print">
+                      <a:extLst>
+                        <a:ext uri="{28A0092B-C50C-407E-A947-70E740481C1C}">
+                          <a14:useLocalDpi xmlns:a14="http://schemas.microsoft.com/office/drawing/2010/main" val="0"/>
+                        </a:ext>
+                      </a:extLst>
+                    </a:blip>
+                    <a:stretch>
+                      <a:fillRect/>
+                    </a:stretch>
+                  </pic:blipFill>
+                  <pic:spPr>
+                    <a:xfrm>
+                      <a:off x="0" y="0"/>
+                      <a:ext cx="5731510" cy="3223895"/>
+                    </a:xfrm>
+                    <a:prstGeom prst="rect">
+                      <a:avLst/>
+                    </a:prstGeom>
+                  </pic:spPr>
+                </pic:pic>
+              </a:graphicData>
+            </a:graphic>
+          </wp:anchor>
+        </w:drawing>
+      </w:r>
+      <w:r>
+        <w:rPr>
+          <w:rFonts w:ascii="Times New Roman" w:hAnsi="Times New Roman" w:cs="Times New Roman"/>
           <w:sz w:val="24"/>
           <w:szCs w:val="24"/>
         </w:rPr>
@@ -11967,7 +12059,7 @@
                     <pic:cNvPicPr/>
                   </pic:nvPicPr>
                   <pic:blipFill>
-                    <a:blip r:embed="rId33" cstate="print">
+                    <a:blip r:embed="rId34" cstate="print">
                       <a:extLst>
                         <a:ext uri="{28A0092B-C50C-407E-A947-70E740481C1C}">
                           <a14:useLocalDpi xmlns:a14="http://schemas.microsoft.com/office/drawing/2010/main" val="0"/>
@@ -12403,7 +12495,7 @@
           <w:lang w:bidi="ar-SA"/>
         </w:rPr>
         <w:drawing>
-          <wp:anchor distT="0" distB="0" distL="114300" distR="114300" simplePos="0" relativeHeight="251685888" behindDoc="0" locked="0" layoutInCell="1" allowOverlap="1" wp14:anchorId="1BF3F961" wp14:editId="7424E427">
+          <wp:anchor distT="0" distB="0" distL="114300" distR="114300" simplePos="0" relativeHeight="251685888" behindDoc="0" locked="0" layoutInCell="1" allowOverlap="1" wp14:anchorId="1BF3F961" wp14:editId="78C20445">
             <wp:simplePos x="0" y="0"/>
             <wp:positionH relativeFrom="column">
               <wp:posOffset>0</wp:posOffset>
@@ -12426,7 +12518,7 @@
                     <pic:cNvPicPr/>
                   </pic:nvPicPr>
                   <pic:blipFill>
-                    <a:blip r:embed="rId34" cstate="print">
+                    <a:blip r:embed="rId35" cstate="print">
                       <a:extLst>
                         <a:ext uri="{28A0092B-C50C-407E-A947-70E740481C1C}">
                           <a14:useLocalDpi xmlns:a14="http://schemas.microsoft.com/office/drawing/2010/main" val="0"/>
@@ -12987,7 +13079,7 @@
                     <pic:cNvPicPr/>
                   </pic:nvPicPr>
                   <pic:blipFill>
-                    <a:blip r:embed="rId35" cstate="print">
+                    <a:blip r:embed="rId36" cstate="print">
                       <a:extLst>
                         <a:ext uri="{28A0092B-C50C-407E-A947-70E740481C1C}">
                           <a14:useLocalDpi xmlns:a14="http://schemas.microsoft.com/office/drawing/2010/main" val="0"/>
@@ -14101,7 +14193,7 @@
       </w:r>
     </w:p>
     <w:sectPr>
-      <w:footerReference w:type="default" r:id="rId36"/>
+      <w:footerReference w:type="default" r:id="rId37"/>
       <w:pgSz w:w="11906" w:h="16838" w:code="9"/>
       <w:pgMar w:top="1440" w:right="1440" w:bottom="1440" w:left="1440" w:header="720" w:footer="720" w:gutter="0"/>
       <w:cols w:space="720"/>
@@ -20614,6 +20706,7 @@
   <w:style w:type="character" w:default="1" w:styleId="DefaultParagraphFont">
     <w:name w:val="Default Paragraph Font"/>
     <w:uiPriority w:val="1"/>
+    <w:semiHidden/>
     <w:unhideWhenUsed/>
   </w:style>
   <w:style w:type="table" w:default="1" w:styleId="TableNormal">
